--- a/fra/docx/023.content.docx
+++ b/fra/docx/023.content.docx
@@ -385,607 +385,535 @@
           <w:lang w:val="fr_FR" w:bidi="fr_FR"/>
         </w:rPr>
       </w:r>
+      <w:r>
+        <w:rPr>
+          <w:lang w:val="fr_FR" w:bidi="fr_FR"/>
+        </w:rPr>
+        <w:t>ROM 15:9</w:t>
+      </w:r>
+      <w:r>
+        <w:rPr>
+          <w:lang w:val="fr_FR" w:bidi="fr_FR"/>
+        </w:rPr>
+        <w:t xml:space="preserve"> · </w:t>
+      </w:r>
+      <w:r>
+        <w:rPr>
+          <w:lang w:val="fr_FR" w:bidi="fr_FR"/>
+        </w:rPr>
+        <w:t>1CO 14:15</w:t>
+      </w:r>
+      <w:r>
+        <w:rPr>
+          <w:lang w:val="fr_FR" w:bidi="fr_FR"/>
+        </w:rPr>
+        <w:t xml:space="preserve"> · </w:t>
+      </w:r>
+      <w:r>
+        <w:rPr>
+          <w:lang w:val="fr_FR" w:bidi="fr_FR"/>
+        </w:rPr>
+        <w:t>1CO 14:15</w:t>
+      </w:r>
+      <w:r>
+        <w:rPr>
+          <w:lang w:val="fr_FR" w:bidi="fr_FR"/>
+        </w:rPr>
+        <w:t xml:space="preserve"> · </w:t>
+      </w:r>
+      <w:r>
+        <w:rPr>
+          <w:lang w:val="fr_FR" w:bidi="fr_FR"/>
+        </w:rPr>
+        <w:t>EPH 5:19</w:t>
+      </w:r>
+      <w:r>
+        <w:rPr>
+          <w:lang w:val="fr_FR" w:bidi="fr_FR"/>
+        </w:rPr>
+        <w:t xml:space="preserve"> · </w:t>
+      </w:r>
+      <w:r>
+        <w:rPr>
+          <w:lang w:val="fr_FR" w:bidi="fr_FR"/>
+        </w:rPr>
+        <w:t>JAS 5:13</w:t>
+      </w:r>
+      <w:r>
+        <w:rPr>
+          <w:lang w:val="fr_FR" w:bidi="fr_FR"/>
+        </w:rPr>
+      </w:r>
+      <w:r>
+        <w:rPr>
+          <w:lang w:val="fr_FR" w:bidi="fr_FR"/>
+        </w:rPr>
+      </w:r>
+    </w:p>
+    <w:p>
+      <w:pPr/>
+      <w:r>
+        <w:rPr>
+          <w:lang w:val="fr_FR" w:bidi="fr_FR"/>
+        </w:rPr>
+      </w:r>
+    </w:p>
+    <w:p>
+      <w:pPr>
+        <w:pStyle w:val="Heading2"/>
+      </w:pPr>
+      <w:r>
+        <w:rPr>
+          <w:lang w:val="fr_FR" w:bidi="fr_FR"/>
+        </w:rPr>
+        <w:t>ψαλμός</w:t>
+      </w:r>
+      <w:r>
+        <w:rPr>
+          <w:lang w:val="fr_FR" w:bidi="fr_FR"/>
+        </w:rPr>
+      </w:r>
+    </w:p>
+    <w:p>
+      <w:pPr>
+        <w:pStyle w:val="Heading1"/>
+      </w:pPr>
+      <w:r>
+        <w:rPr>
+          <w:lang w:val="fr_FR" w:bidi="fr_FR"/>
+        </w:rPr>
+        <w:t>ψαλμός</w:t>
+      </w:r>
+    </w:p>
+    <w:p>
+      <w:pPr/>
+      <w:r>
+        <w:rPr>
+          <w:lang w:val="fr_FR" w:bidi="fr_FR"/>
+        </w:rPr>
+      </w:r>
+      <w:r>
+        <w:rPr>
+          <w:lang w:val="fr_FR" w:bidi="fr_FR"/>
+        </w:rPr>
+        <w:t>ψαλμός</w:t>
+      </w:r>
+      <w:r>
+        <w:rPr>
+          <w:lang w:val="fr_FR" w:bidi="fr_FR"/>
+        </w:rPr>
+        <w:t xml:space="preserve"> (</w:t>
+      </w:r>
+      <w:r>
+        <w:rPr>
+          <w:lang w:val="fr_FR" w:bidi="fr_FR"/>
+        </w:rPr>
+        <w:t>G5568</w:t>
+      </w:r>
+      <w:r>
+        <w:rPr>
+          <w:lang w:val="fr_FR" w:bidi="fr_FR"/>
+        </w:rPr>
+        <w:t>)</w:t>
+      </w:r>
+    </w:p>
+    <w:p>
+      <w:pPr/>
+      <w:r>
+        <w:rPr>
+          <w:lang w:val="fr_FR" w:bidi="fr_FR"/>
+        </w:rPr>
+      </w:r>
+      <w:r>
+        <w:rPr>
+          <w:lang w:val="fr_FR" w:bidi="fr_FR"/>
+        </w:rPr>
+        <w:t xml:space="preserve">nom, f. </w:t>
+      </w:r>
+      <w:r>
+        <w:rPr>
+          <w:lang w:val="fr_FR" w:bidi="fr_FR"/>
+        </w:rPr>
+        <w:t>|</w:t>
+      </w:r>
+      <w:r>
+        <w:rPr>
+          <w:lang w:val="fr_FR" w:bidi="fr_FR"/>
+        </w:rPr>
+        <w:t xml:space="preserve"> -οῦ </w:t>
+      </w:r>
+      <w:r>
+        <w:rPr>
+          <w:lang w:val="fr_FR" w:bidi="fr_FR"/>
+        </w:rPr>
+        <w:t>|</w:t>
+      </w:r>
+      <w:r>
+        <w:rPr>
+          <w:lang w:val="fr_FR" w:bidi="fr_FR"/>
+        </w:rPr>
+        <w:t xml:space="preserve"> </w:t>
+      </w:r>
+      <w:r>
+        <w:rPr>
+          <w:lang w:val="fr_FR" w:bidi="fr_FR"/>
+        </w:rPr>
+        <w:t>ψάλλω</w:t>
+      </w:r>
+    </w:p>
+    <w:p>
+      <w:pPr/>
+      <w:r>
+        <w:rPr>
+          <w:lang w:val="fr_FR" w:bidi="fr_FR"/>
+        </w:rPr>
+      </w:r>
+      <w:r>
+        <w:rPr>
+          <w:lang w:val="fr_FR" w:bidi="fr_FR"/>
+        </w:rPr>
+        <w:t>33.112</w:t>
+      </w:r>
+      <w:r>
+        <w:rPr>
+          <w:lang w:val="fr_FR" w:bidi="fr_FR"/>
+        </w:rPr>
+        <w:t xml:space="preserve"> · </w:t>
+      </w:r>
+      <w:r>
+        <w:rPr>
+          <w:lang w:val="fr_FR" w:bidi="fr_FR"/>
+        </w:rPr>
+        <w:t>Communication</w:t>
+      </w:r>
+      <w:r>
+        <w:rPr>
+          <w:lang w:val="fr_FR" w:bidi="fr_FR"/>
+        </w:rPr>
+        <w:t xml:space="preserve"> · </w:t>
+      </w:r>
+      <w:r>
+        <w:rPr>
+          <w:lang w:val="fr_FR" w:bidi="fr_FR"/>
+        </w:rPr>
+        <w:t>Chanter, se lamenter</w:t>
+      </w:r>
+    </w:p>
+    <w:p>
+      <w:pPr/>
+      <w:r>
+        <w:rPr>
+          <w:lang w:val="fr_FR" w:bidi="fr_FR"/>
+        </w:rPr>
+      </w:r>
+      <w:r>
+        <w:rPr>
+          <w:lang w:val="fr_FR" w:bidi="fr_FR"/>
+        </w:rPr>
+        <w:t>chant de louange</w:t>
+      </w:r>
+      <w:r>
+        <w:rPr>
+          <w:lang w:val="fr_FR" w:bidi="fr_FR"/>
+        </w:rPr>
+        <w:t xml:space="preserve">, </w:t>
+      </w:r>
+      <w:r>
+        <w:rPr>
+          <w:lang w:val="fr_FR" w:bidi="fr_FR"/>
+        </w:rPr>
+        <w:t>psaume</w:t>
+      </w:r>
+      <w:r>
+        <w:rPr>
+          <w:lang w:val="fr_FR" w:bidi="fr_FR"/>
+        </w:rPr>
+        <w:t xml:space="preserve"> </w:t>
+      </w:r>
+      <w:r>
+        <w:rPr>
+          <w:lang w:val="fr_FR" w:bidi="fr_FR"/>
+        </w:rPr>
+        <w:t>chant de louange (dans le NT fait sans doute référence à un psaume de l'AT)</w:t>
+      </w:r>
+    </w:p>
+    <w:p>
+      <w:pPr/>
+      <w:r>
+        <w:rPr>
+          <w:lang w:val="fr_FR" w:bidi="fr_FR"/>
+        </w:rPr>
+      </w:r>
+      <w:r>
+        <w:rPr>
+          <w:lang w:val="fr_FR" w:bidi="fr_FR"/>
+        </w:rPr>
+        <w:t>LUK 20:42</w:t>
+      </w:r>
+      <w:r>
+        <w:rPr>
+          <w:lang w:val="fr_FR" w:bidi="fr_FR"/>
+        </w:rPr>
+        <w:t xml:space="preserve"> · </w:t>
+      </w:r>
+      <w:r>
+        <w:rPr>
+          <w:lang w:val="fr_FR" w:bidi="fr_FR"/>
+        </w:rPr>
+        <w:t>LUK 24:44</w:t>
+      </w:r>
+      <w:r>
+        <w:rPr>
+          <w:lang w:val="fr_FR" w:bidi="fr_FR"/>
+        </w:rPr>
+        <w:t xml:space="preserve"> · </w:t>
+      </w:r>
+      <w:r>
+        <w:rPr>
+          <w:lang w:val="fr_FR" w:bidi="fr_FR"/>
+        </w:rPr>
+        <w:t>ACT 1:20</w:t>
+      </w:r>
+      <w:r>
+        <w:rPr>
+          <w:lang w:val="fr_FR" w:bidi="fr_FR"/>
+        </w:rPr>
+        <w:t xml:space="preserve"> · </w:t>
+      </w:r>
+      <w:r>
+        <w:rPr>
+          <w:lang w:val="fr_FR" w:bidi="fr_FR"/>
+        </w:rPr>
+        <w:t>ACT 13:33</w:t>
+      </w:r>
+      <w:r>
+        <w:rPr>
+          <w:lang w:val="fr_FR" w:bidi="fr_FR"/>
+        </w:rPr>
+        <w:t xml:space="preserve"> · </w:t>
+      </w:r>
+      <w:r>
+        <w:rPr>
+          <w:lang w:val="fr_FR" w:bidi="fr_FR"/>
+        </w:rPr>
+        <w:t>1CO 14:26</w:t>
+      </w:r>
+      <w:r>
+        <w:rPr>
+          <w:lang w:val="fr_FR" w:bidi="fr_FR"/>
+        </w:rPr>
+        <w:t xml:space="preserve"> · </w:t>
+      </w:r>
+      <w:r>
+        <w:rPr>
+          <w:lang w:val="fr_FR" w:bidi="fr_FR"/>
+        </w:rPr>
+        <w:t>EPH 5:19</w:t>
+      </w:r>
+      <w:r>
+        <w:rPr>
+          <w:lang w:val="fr_FR" w:bidi="fr_FR"/>
+        </w:rPr>
+        <w:t xml:space="preserve"> · </w:t>
+      </w:r>
+      <w:r>
+        <w:rPr>
+          <w:lang w:val="fr_FR" w:bidi="fr_FR"/>
+        </w:rPr>
+        <w:t>COL 3:16</w:t>
+      </w:r>
+      <w:r>
+        <w:rPr>
+          <w:lang w:val="fr_FR" w:bidi="fr_FR"/>
+        </w:rPr>
+      </w:r>
+      <w:r>
+        <w:rPr>
+          <w:lang w:val="fr_FR" w:bidi="fr_FR"/>
+        </w:rPr>
+      </w:r>
+    </w:p>
+    <w:p>
+      <w:pPr/>
+      <w:r>
+        <w:rPr>
+          <w:lang w:val="fr_FR" w:bidi="fr_FR"/>
+        </w:rPr>
+      </w:r>
+    </w:p>
+    <w:p>
+      <w:pPr>
+        <w:pStyle w:val="Heading2"/>
+      </w:pPr>
+      <w:r>
+        <w:rPr>
+          <w:lang w:val="fr_FR" w:bidi="fr_FR"/>
+        </w:rPr>
+        <w:t>ψευδάδελφος</w:t>
+      </w:r>
+      <w:r>
+        <w:rPr>
+          <w:lang w:val="fr_FR" w:bidi="fr_FR"/>
+        </w:rPr>
+      </w:r>
+    </w:p>
+    <w:p>
+      <w:pPr>
+        <w:pStyle w:val="Heading1"/>
+      </w:pPr>
+      <w:r>
+        <w:rPr>
+          <w:lang w:val="fr_FR" w:bidi="fr_FR"/>
+        </w:rPr>
+        <w:t>ψευδάδελφος</w:t>
+      </w:r>
+    </w:p>
+    <w:p>
+      <w:pPr/>
+      <w:r>
+        <w:rPr>
+          <w:lang w:val="fr_FR" w:bidi="fr_FR"/>
+        </w:rPr>
+      </w:r>
+      <w:r>
+        <w:rPr>
+          <w:lang w:val="fr_FR" w:bidi="fr_FR"/>
+        </w:rPr>
+        <w:t>ψευδάδελφος</w:t>
+      </w:r>
+      <w:r>
+        <w:rPr>
+          <w:lang w:val="fr_FR" w:bidi="fr_FR"/>
+        </w:rPr>
+        <w:t xml:space="preserve"> (</w:t>
+      </w:r>
+      <w:r>
+        <w:rPr>
+          <w:lang w:val="fr_FR" w:bidi="fr_FR"/>
+        </w:rPr>
+        <w:t>G5569</w:t>
+      </w:r>
+      <w:r>
+        <w:rPr>
+          <w:lang w:val="fr_FR" w:bidi="fr_FR"/>
+        </w:rPr>
+        <w:t>)</w:t>
+      </w:r>
+    </w:p>
+    <w:p>
+      <w:pPr/>
+      <w:r>
+        <w:rPr>
+          <w:lang w:val="fr_FR" w:bidi="fr_FR"/>
+        </w:rPr>
+      </w:r>
+      <w:r>
+        <w:rPr>
+          <w:lang w:val="fr_FR" w:bidi="fr_FR"/>
+        </w:rPr>
+        <w:t xml:space="preserve">nom, f. </w:t>
+      </w:r>
+      <w:r>
+        <w:rPr>
+          <w:lang w:val="fr_FR" w:bidi="fr_FR"/>
+        </w:rPr>
+        <w:t>|</w:t>
+      </w:r>
+      <w:r>
+        <w:rPr>
+          <w:lang w:val="fr_FR" w:bidi="fr_FR"/>
+        </w:rPr>
+        <w:t xml:space="preserve"> -ου </w:t>
+      </w:r>
+      <w:r>
+        <w:rPr>
+          <w:lang w:val="fr_FR" w:bidi="fr_FR"/>
+        </w:rPr>
+        <w:t>|</w:t>
+      </w:r>
+      <w:r>
+        <w:rPr>
+          <w:lang w:val="fr_FR" w:bidi="fr_FR"/>
+        </w:rPr>
+        <w:t xml:space="preserve"> ψεύδομαι + ἀδελφός</w:t>
+      </w:r>
+    </w:p>
+    <w:p>
+      <w:pPr/>
+      <w:r>
+        <w:rPr>
+          <w:lang w:val="fr_FR" w:bidi="fr_FR"/>
+        </w:rPr>
+      </w:r>
+      <w:r>
+        <w:rPr>
+          <w:lang w:val="fr_FR" w:bidi="fr_FR"/>
+        </w:rPr>
+        <w:t>11.36</w:t>
+      </w:r>
+      <w:r>
+        <w:rPr>
+          <w:lang w:val="fr_FR" w:bidi="fr_FR"/>
+        </w:rPr>
+        <w:t xml:space="preserve"> · </w:t>
+      </w:r>
+      <w:r>
+        <w:rPr>
+          <w:lang w:val="fr_FR" w:bidi="fr_FR"/>
+        </w:rPr>
+        <w:t>Groupes et classes de personnes et membres de ces groupes et classes</w:t>
+      </w:r>
+      <w:r>
+        <w:rPr>
+          <w:lang w:val="fr_FR" w:bidi="fr_FR"/>
+        </w:rPr>
+        <w:t xml:space="preserve"> · </w:t>
+      </w:r>
+      <w:r>
+        <w:rPr>
+          <w:lang w:val="fr_FR" w:bidi="fr_FR"/>
+        </w:rPr>
+        <w:t>Socio-religieux</w:t>
+      </w:r>
+    </w:p>
+    <w:p>
+      <w:pPr/>
+      <w:r>
+        <w:rPr>
+          <w:lang w:val="fr_FR" w:bidi="fr_FR"/>
+        </w:rPr>
+      </w:r>
+      <w:r>
+        <w:rPr>
+          <w:lang w:val="fr_FR" w:bidi="fr_FR"/>
+        </w:rPr>
+        <w:t>faux frère</w:t>
+      </w:r>
+      <w:r>
+        <w:rPr>
+          <w:lang w:val="fr_FR" w:bidi="fr_FR"/>
+        </w:rPr>
+        <w:t xml:space="preserve">, </w:t>
+      </w:r>
+      <w:r>
+        <w:rPr>
+          <w:lang w:val="fr_FR" w:bidi="fr_FR"/>
+        </w:rPr>
+        <w:t>celui qui prétend être un membre croyant en Christ</w:t>
+      </w:r>
+      <w:r>
+        <w:rPr>
+          <w:lang w:val="fr_FR" w:bidi="fr_FR"/>
+        </w:rPr>
+        <w:t xml:space="preserve"> </w:t>
+      </w:r>
+      <w:r>
+        <w:rPr>
+          <w:lang w:val="fr_FR" w:bidi="fr_FR"/>
+        </w:rPr>
+        <w:t xml:space="preserve">individu qui prétend être un membre proche d'un groupe socioreligieux, mais qui ne l'est pas (voir </w:t>
+      </w:r>
       <w:hyperlink r:id="rId15">
-        <w:r>
-          <w:rPr>
-            <w:lang w:val="fr_FR" w:bidi="fr_FR"/>
-          </w:rPr>
-          <w:rPr>
-            <w:color w:val="0000EE"/>
-            <w:u w:val="single"/>
-          </w:rPr>
-          <w:t>ROM 15:9</w:t>
-        </w:r>
-      </w:hyperlink>
-      <w:r>
-        <w:rPr>
-          <w:lang w:val="fr_FR" w:bidi="fr_FR"/>
-        </w:rPr>
-        <w:t xml:space="preserve"> · </w:t>
-      </w:r>
-      <w:hyperlink r:id="rId16">
-        <w:r>
-          <w:rPr>
-            <w:lang w:val="fr_FR" w:bidi="fr_FR"/>
-          </w:rPr>
-          <w:rPr>
-            <w:color w:val="0000EE"/>
-            <w:u w:val="single"/>
-          </w:rPr>
-          <w:t>1CO 14:15</w:t>
-        </w:r>
-      </w:hyperlink>
-      <w:r>
-        <w:rPr>
-          <w:lang w:val="fr_FR" w:bidi="fr_FR"/>
-        </w:rPr>
-        <w:t xml:space="preserve"> · </w:t>
-      </w:r>
-      <w:hyperlink r:id="rId16">
-        <w:r>
-          <w:rPr>
-            <w:lang w:val="fr_FR" w:bidi="fr_FR"/>
-          </w:rPr>
-          <w:rPr>
-            <w:color w:val="0000EE"/>
-            <w:u w:val="single"/>
-          </w:rPr>
-          <w:t>1CO 14:15</w:t>
-        </w:r>
-      </w:hyperlink>
-      <w:r>
-        <w:rPr>
-          <w:lang w:val="fr_FR" w:bidi="fr_FR"/>
-        </w:rPr>
-        <w:t xml:space="preserve"> · </w:t>
-      </w:r>
-      <w:hyperlink r:id="rId17">
-        <w:r>
-          <w:rPr>
-            <w:lang w:val="fr_FR" w:bidi="fr_FR"/>
-          </w:rPr>
-          <w:rPr>
-            <w:color w:val="0000EE"/>
-            <w:u w:val="single"/>
-          </w:rPr>
-          <w:t>EPH 5:19</w:t>
-        </w:r>
-      </w:hyperlink>
-      <w:r>
-        <w:rPr>
-          <w:lang w:val="fr_FR" w:bidi="fr_FR"/>
-        </w:rPr>
-        <w:t xml:space="preserve"> · </w:t>
-      </w:r>
-      <w:hyperlink r:id="rId18">
-        <w:r>
-          <w:rPr>
-            <w:lang w:val="fr_FR" w:bidi="fr_FR"/>
-          </w:rPr>
-          <w:rPr>
-            <w:color w:val="0000EE"/>
-            <w:u w:val="single"/>
-          </w:rPr>
-          <w:t>JAS 5:13</w:t>
-        </w:r>
-      </w:hyperlink>
-      <w:r>
-        <w:rPr>
-          <w:lang w:val="fr_FR" w:bidi="fr_FR"/>
-        </w:rPr>
-      </w:r>
-      <w:r>
-        <w:rPr>
-          <w:lang w:val="fr_FR" w:bidi="fr_FR"/>
-        </w:rPr>
-      </w:r>
-    </w:p>
-    <w:p>
-      <w:pPr/>
-      <w:r>
-        <w:rPr>
-          <w:lang w:val="fr_FR" w:bidi="fr_FR"/>
-        </w:rPr>
-      </w:r>
-    </w:p>
-    <w:p>
-      <w:pPr>
-        <w:pStyle w:val="Heading2"/>
-      </w:pPr>
-      <w:r>
-        <w:rPr>
-          <w:lang w:val="fr_FR" w:bidi="fr_FR"/>
-        </w:rPr>
-        <w:t>ψαλμός</w:t>
-      </w:r>
-      <w:r>
-        <w:rPr>
-          <w:lang w:val="fr_FR" w:bidi="fr_FR"/>
-        </w:rPr>
-      </w:r>
-    </w:p>
-    <w:p>
-      <w:pPr>
-        <w:pStyle w:val="Heading1"/>
-      </w:pPr>
-      <w:r>
-        <w:rPr>
-          <w:lang w:val="fr_FR" w:bidi="fr_FR"/>
-        </w:rPr>
-        <w:t>ψαλμός</w:t>
-      </w:r>
-    </w:p>
-    <w:p>
-      <w:pPr/>
-      <w:r>
-        <w:rPr>
-          <w:lang w:val="fr_FR" w:bidi="fr_FR"/>
-        </w:rPr>
-      </w:r>
-      <w:r>
-        <w:rPr>
-          <w:lang w:val="fr_FR" w:bidi="fr_FR"/>
-        </w:rPr>
-        <w:t>ψαλμός</w:t>
-      </w:r>
-      <w:r>
-        <w:rPr>
-          <w:lang w:val="fr_FR" w:bidi="fr_FR"/>
-        </w:rPr>
-        <w:t xml:space="preserve"> (</w:t>
-      </w:r>
-      <w:r>
-        <w:rPr>
-          <w:lang w:val="fr_FR" w:bidi="fr_FR"/>
-        </w:rPr>
-        <w:t>G5568</w:t>
-      </w:r>
-      <w:r>
-        <w:rPr>
-          <w:lang w:val="fr_FR" w:bidi="fr_FR"/>
-        </w:rPr>
-        <w:t>)</w:t>
-      </w:r>
-    </w:p>
-    <w:p>
-      <w:pPr/>
-      <w:r>
-        <w:rPr>
-          <w:lang w:val="fr_FR" w:bidi="fr_FR"/>
-        </w:rPr>
-      </w:r>
-      <w:r>
-        <w:rPr>
-          <w:lang w:val="fr_FR" w:bidi="fr_FR"/>
-        </w:rPr>
-        <w:t xml:space="preserve">nom, f. </w:t>
-      </w:r>
-      <w:r>
-        <w:rPr>
-          <w:lang w:val="fr_FR" w:bidi="fr_FR"/>
-        </w:rPr>
-        <w:t>|</w:t>
-      </w:r>
-      <w:r>
-        <w:rPr>
-          <w:lang w:val="fr_FR" w:bidi="fr_FR"/>
-        </w:rPr>
-        <w:t xml:space="preserve"> -οῦ </w:t>
-      </w:r>
-      <w:r>
-        <w:rPr>
-          <w:lang w:val="fr_FR" w:bidi="fr_FR"/>
-        </w:rPr>
-        <w:t>|</w:t>
-      </w:r>
-      <w:r>
-        <w:rPr>
-          <w:lang w:val="fr_FR" w:bidi="fr_FR"/>
-        </w:rPr>
-        <w:t xml:space="preserve"> </w:t>
-      </w:r>
-      <w:r>
-        <w:rPr>
-          <w:lang w:val="fr_FR" w:bidi="fr_FR"/>
-        </w:rPr>
-        <w:t>ψάλλω</w:t>
-      </w:r>
-    </w:p>
-    <w:p>
-      <w:pPr/>
-      <w:r>
-        <w:rPr>
-          <w:lang w:val="fr_FR" w:bidi="fr_FR"/>
-        </w:rPr>
-      </w:r>
-      <w:r>
-        <w:rPr>
-          <w:lang w:val="fr_FR" w:bidi="fr_FR"/>
-        </w:rPr>
-        <w:t>33.112</w:t>
-      </w:r>
-      <w:r>
-        <w:rPr>
-          <w:lang w:val="fr_FR" w:bidi="fr_FR"/>
-        </w:rPr>
-        <w:t xml:space="preserve"> · </w:t>
-      </w:r>
-      <w:r>
-        <w:rPr>
-          <w:lang w:val="fr_FR" w:bidi="fr_FR"/>
-        </w:rPr>
-        <w:t>Communication</w:t>
-      </w:r>
-      <w:r>
-        <w:rPr>
-          <w:lang w:val="fr_FR" w:bidi="fr_FR"/>
-        </w:rPr>
-        <w:t xml:space="preserve"> · </w:t>
-      </w:r>
-      <w:r>
-        <w:rPr>
-          <w:lang w:val="fr_FR" w:bidi="fr_FR"/>
-        </w:rPr>
-        <w:t>Chanter, se lamenter</w:t>
-      </w:r>
-    </w:p>
-    <w:p>
-      <w:pPr/>
-      <w:r>
-        <w:rPr>
-          <w:lang w:val="fr_FR" w:bidi="fr_FR"/>
-        </w:rPr>
-      </w:r>
-      <w:r>
-        <w:rPr>
-          <w:lang w:val="fr_FR" w:bidi="fr_FR"/>
-        </w:rPr>
-        <w:t>chant de louange</w:t>
-      </w:r>
-      <w:r>
-        <w:rPr>
-          <w:lang w:val="fr_FR" w:bidi="fr_FR"/>
-        </w:rPr>
-        <w:t xml:space="preserve">, </w:t>
-      </w:r>
-      <w:r>
-        <w:rPr>
-          <w:lang w:val="fr_FR" w:bidi="fr_FR"/>
-        </w:rPr>
-        <w:t>psaume</w:t>
-      </w:r>
-      <w:r>
-        <w:rPr>
-          <w:lang w:val="fr_FR" w:bidi="fr_FR"/>
-        </w:rPr>
-        <w:t xml:space="preserve"> </w:t>
-      </w:r>
-      <w:r>
-        <w:rPr>
-          <w:lang w:val="fr_FR" w:bidi="fr_FR"/>
-        </w:rPr>
-        <w:t>chant de louange (dans le NT fait sans doute référence à un psaume de l'AT)</w:t>
-      </w:r>
-    </w:p>
-    <w:p>
-      <w:pPr/>
-      <w:r>
-        <w:rPr>
-          <w:lang w:val="fr_FR" w:bidi="fr_FR"/>
-        </w:rPr>
-      </w:r>
-      <w:hyperlink r:id="rId19">
-        <w:r>
-          <w:rPr>
-            <w:lang w:val="fr_FR" w:bidi="fr_FR"/>
-          </w:rPr>
-          <w:rPr>
-            <w:color w:val="0000EE"/>
-            <w:u w:val="single"/>
-          </w:rPr>
-          <w:t>LUK 20:42</w:t>
-        </w:r>
-      </w:hyperlink>
-      <w:r>
-        <w:rPr>
-          <w:lang w:val="fr_FR" w:bidi="fr_FR"/>
-        </w:rPr>
-        <w:t xml:space="preserve"> · </w:t>
-      </w:r>
-      <w:hyperlink r:id="rId20">
-        <w:r>
-          <w:rPr>
-            <w:lang w:val="fr_FR" w:bidi="fr_FR"/>
-          </w:rPr>
-          <w:rPr>
-            <w:color w:val="0000EE"/>
-            <w:u w:val="single"/>
-          </w:rPr>
-          <w:t>LUK 24:44</w:t>
-        </w:r>
-      </w:hyperlink>
-      <w:r>
-        <w:rPr>
-          <w:lang w:val="fr_FR" w:bidi="fr_FR"/>
-        </w:rPr>
-        <w:t xml:space="preserve"> · </w:t>
-      </w:r>
-      <w:hyperlink r:id="rId21">
-        <w:r>
-          <w:rPr>
-            <w:lang w:val="fr_FR" w:bidi="fr_FR"/>
-          </w:rPr>
-          <w:rPr>
-            <w:color w:val="0000EE"/>
-            <w:u w:val="single"/>
-          </w:rPr>
-          <w:t>ACT 1:20</w:t>
-        </w:r>
-      </w:hyperlink>
-      <w:r>
-        <w:rPr>
-          <w:lang w:val="fr_FR" w:bidi="fr_FR"/>
-        </w:rPr>
-        <w:t xml:space="preserve"> · </w:t>
-      </w:r>
-      <w:hyperlink r:id="rId22">
-        <w:r>
-          <w:rPr>
-            <w:lang w:val="fr_FR" w:bidi="fr_FR"/>
-          </w:rPr>
-          <w:rPr>
-            <w:color w:val="0000EE"/>
-            <w:u w:val="single"/>
-          </w:rPr>
-          <w:t>ACT 13:33</w:t>
-        </w:r>
-      </w:hyperlink>
-      <w:r>
-        <w:rPr>
-          <w:lang w:val="fr_FR" w:bidi="fr_FR"/>
-        </w:rPr>
-        <w:t xml:space="preserve"> · </w:t>
-      </w:r>
-      <w:hyperlink r:id="rId23">
-        <w:r>
-          <w:rPr>
-            <w:lang w:val="fr_FR" w:bidi="fr_FR"/>
-          </w:rPr>
-          <w:rPr>
-            <w:color w:val="0000EE"/>
-            <w:u w:val="single"/>
-          </w:rPr>
-          <w:t>1CO 14:26</w:t>
-        </w:r>
-      </w:hyperlink>
-      <w:r>
-        <w:rPr>
-          <w:lang w:val="fr_FR" w:bidi="fr_FR"/>
-        </w:rPr>
-        <w:t xml:space="preserve"> · </w:t>
-      </w:r>
-      <w:hyperlink r:id="rId17">
-        <w:r>
-          <w:rPr>
-            <w:lang w:val="fr_FR" w:bidi="fr_FR"/>
-          </w:rPr>
-          <w:rPr>
-            <w:color w:val="0000EE"/>
-            <w:u w:val="single"/>
-          </w:rPr>
-          <w:t>EPH 5:19</w:t>
-        </w:r>
-      </w:hyperlink>
-      <w:r>
-        <w:rPr>
-          <w:lang w:val="fr_FR" w:bidi="fr_FR"/>
-        </w:rPr>
-        <w:t xml:space="preserve"> · </w:t>
-      </w:r>
-      <w:hyperlink r:id="rId24">
-        <w:r>
-          <w:rPr>
-            <w:lang w:val="fr_FR" w:bidi="fr_FR"/>
-          </w:rPr>
-          <w:rPr>
-            <w:color w:val="0000EE"/>
-            <w:u w:val="single"/>
-          </w:rPr>
-          <w:t>COL 3:16</w:t>
-        </w:r>
-      </w:hyperlink>
-      <w:r>
-        <w:rPr>
-          <w:lang w:val="fr_FR" w:bidi="fr_FR"/>
-        </w:rPr>
-      </w:r>
-      <w:r>
-        <w:rPr>
-          <w:lang w:val="fr_FR" w:bidi="fr_FR"/>
-        </w:rPr>
-      </w:r>
-    </w:p>
-    <w:p>
-      <w:pPr/>
-      <w:r>
-        <w:rPr>
-          <w:lang w:val="fr_FR" w:bidi="fr_FR"/>
-        </w:rPr>
-      </w:r>
-    </w:p>
-    <w:p>
-      <w:pPr>
-        <w:pStyle w:val="Heading2"/>
-      </w:pPr>
-      <w:r>
-        <w:rPr>
-          <w:lang w:val="fr_FR" w:bidi="fr_FR"/>
-        </w:rPr>
-        <w:t>ψευδάδελφος</w:t>
-      </w:r>
-      <w:r>
-        <w:rPr>
-          <w:lang w:val="fr_FR" w:bidi="fr_FR"/>
-        </w:rPr>
-      </w:r>
-    </w:p>
-    <w:p>
-      <w:pPr>
-        <w:pStyle w:val="Heading1"/>
-      </w:pPr>
-      <w:r>
-        <w:rPr>
-          <w:lang w:val="fr_FR" w:bidi="fr_FR"/>
-        </w:rPr>
-        <w:t>ψευδάδελφος</w:t>
-      </w:r>
-    </w:p>
-    <w:p>
-      <w:pPr/>
-      <w:r>
-        <w:rPr>
-          <w:lang w:val="fr_FR" w:bidi="fr_FR"/>
-        </w:rPr>
-      </w:r>
-      <w:r>
-        <w:rPr>
-          <w:lang w:val="fr_FR" w:bidi="fr_FR"/>
-        </w:rPr>
-        <w:t>ψευδάδελφος</w:t>
-      </w:r>
-      <w:r>
-        <w:rPr>
-          <w:lang w:val="fr_FR" w:bidi="fr_FR"/>
-        </w:rPr>
-        <w:t xml:space="preserve"> (</w:t>
-      </w:r>
-      <w:r>
-        <w:rPr>
-          <w:lang w:val="fr_FR" w:bidi="fr_FR"/>
-        </w:rPr>
-        <w:t>G5569</w:t>
-      </w:r>
-      <w:r>
-        <w:rPr>
-          <w:lang w:val="fr_FR" w:bidi="fr_FR"/>
-        </w:rPr>
-        <w:t>)</w:t>
-      </w:r>
-    </w:p>
-    <w:p>
-      <w:pPr/>
-      <w:r>
-        <w:rPr>
-          <w:lang w:val="fr_FR" w:bidi="fr_FR"/>
-        </w:rPr>
-      </w:r>
-      <w:r>
-        <w:rPr>
-          <w:lang w:val="fr_FR" w:bidi="fr_FR"/>
-        </w:rPr>
-        <w:t xml:space="preserve">nom, f. </w:t>
-      </w:r>
-      <w:r>
-        <w:rPr>
-          <w:lang w:val="fr_FR" w:bidi="fr_FR"/>
-        </w:rPr>
-        <w:t>|</w:t>
-      </w:r>
-      <w:r>
-        <w:rPr>
-          <w:lang w:val="fr_FR" w:bidi="fr_FR"/>
-        </w:rPr>
-        <w:t xml:space="preserve"> -ου </w:t>
-      </w:r>
-      <w:r>
-        <w:rPr>
-          <w:lang w:val="fr_FR" w:bidi="fr_FR"/>
-        </w:rPr>
-        <w:t>|</w:t>
-      </w:r>
-      <w:r>
-        <w:rPr>
-          <w:lang w:val="fr_FR" w:bidi="fr_FR"/>
-        </w:rPr>
-        <w:t xml:space="preserve"> ψεύδομαι + ἀδελφός</w:t>
-      </w:r>
-    </w:p>
-    <w:p>
-      <w:pPr/>
-      <w:r>
-        <w:rPr>
-          <w:lang w:val="fr_FR" w:bidi="fr_FR"/>
-        </w:rPr>
-      </w:r>
-      <w:r>
-        <w:rPr>
-          <w:lang w:val="fr_FR" w:bidi="fr_FR"/>
-        </w:rPr>
-        <w:t>11.36</w:t>
-      </w:r>
-      <w:r>
-        <w:rPr>
-          <w:lang w:val="fr_FR" w:bidi="fr_FR"/>
-        </w:rPr>
-        <w:t xml:space="preserve"> · </w:t>
-      </w:r>
-      <w:r>
-        <w:rPr>
-          <w:lang w:val="fr_FR" w:bidi="fr_FR"/>
-        </w:rPr>
-        <w:t>Groupes et classes de personnes et membres de ces groupes et classes</w:t>
-      </w:r>
-      <w:r>
-        <w:rPr>
-          <w:lang w:val="fr_FR" w:bidi="fr_FR"/>
-        </w:rPr>
-        <w:t xml:space="preserve"> · </w:t>
-      </w:r>
-      <w:r>
-        <w:rPr>
-          <w:lang w:val="fr_FR" w:bidi="fr_FR"/>
-        </w:rPr>
-        <w:t>Socio-religieux</w:t>
-      </w:r>
-    </w:p>
-    <w:p>
-      <w:pPr/>
-      <w:r>
-        <w:rPr>
-          <w:lang w:val="fr_FR" w:bidi="fr_FR"/>
-        </w:rPr>
-      </w:r>
-      <w:r>
-        <w:rPr>
-          <w:lang w:val="fr_FR" w:bidi="fr_FR"/>
-        </w:rPr>
-        <w:t>faux frère</w:t>
-      </w:r>
-      <w:r>
-        <w:rPr>
-          <w:lang w:val="fr_FR" w:bidi="fr_FR"/>
-        </w:rPr>
-        <w:t xml:space="preserve">, </w:t>
-      </w:r>
-      <w:r>
-        <w:rPr>
-          <w:lang w:val="fr_FR" w:bidi="fr_FR"/>
-        </w:rPr>
-        <w:t>celui qui prétend être un membre croyant en Christ</w:t>
-      </w:r>
-      <w:r>
-        <w:rPr>
-          <w:lang w:val="fr_FR" w:bidi="fr_FR"/>
-        </w:rPr>
-        <w:t xml:space="preserve"> </w:t>
-      </w:r>
-      <w:r>
-        <w:rPr>
-          <w:lang w:val="fr_FR" w:bidi="fr_FR"/>
-        </w:rPr>
-        <w:t xml:space="preserve">individu qui prétend être un membre proche d'un groupe socioreligieux, mais qui ne l'est pas (voir </w:t>
-      </w:r>
-      <w:hyperlink r:id="rId25">
         <w:r>
           <w:rPr>
             <w:lang w:val="fr_FR" w:bidi="fr_FR"/>
@@ -1003,7 +931,7 @@
         </w:rPr>
         <w:t xml:space="preserve">, </w:t>
       </w:r>
-      <w:hyperlink r:id="rId26">
+      <w:hyperlink r:id="rId16">
         <w:r>
           <w:rPr>
             <w:lang w:val="fr_FR" w:bidi="fr_FR"/>
@@ -1021,7 +949,7 @@
         </w:rPr>
         <w:t xml:space="preserve">, et </w:t>
       </w:r>
-      <w:hyperlink r:id="rId27">
+      <w:hyperlink r:id="rId17">
         <w:r>
           <w:rPr>
             <w:lang w:val="fr_FR" w:bidi="fr_FR"/>
@@ -1059,36 +987,24 @@
           <w:lang w:val="fr_FR" w:bidi="fr_FR"/>
         </w:rPr>
       </w:r>
-      <w:hyperlink r:id="rId28">
-        <w:r>
-          <w:rPr>
-            <w:lang w:val="fr_FR" w:bidi="fr_FR"/>
-          </w:rPr>
-          <w:rPr>
-            <w:color w:val="0000EE"/>
-            <w:u w:val="single"/>
-          </w:rPr>
-          <w:t>2CO 11:26</w:t>
-        </w:r>
-      </w:hyperlink>
-      <w:r>
-        <w:rPr>
-          <w:lang w:val="fr_FR" w:bidi="fr_FR"/>
-        </w:rPr>
-        <w:t xml:space="preserve"> · </w:t>
-      </w:r>
-      <w:hyperlink r:id="rId29">
-        <w:r>
-          <w:rPr>
-            <w:lang w:val="fr_FR" w:bidi="fr_FR"/>
-          </w:rPr>
-          <w:rPr>
-            <w:color w:val="0000EE"/>
-            <w:u w:val="single"/>
-          </w:rPr>
-          <w:t>GAL 2:4</w:t>
-        </w:r>
-      </w:hyperlink>
+      <w:r>
+        <w:rPr>
+          <w:lang w:val="fr_FR" w:bidi="fr_FR"/>
+        </w:rPr>
+        <w:t>2CO 11:26</w:t>
+      </w:r>
+      <w:r>
+        <w:rPr>
+          <w:lang w:val="fr_FR" w:bidi="fr_FR"/>
+        </w:rPr>
+        <w:t xml:space="preserve"> · </w:t>
+      </w:r>
+      <w:r>
+        <w:rPr>
+          <w:lang w:val="fr_FR" w:bidi="fr_FR"/>
+        </w:rPr>
+        <w:t>GAL 2:4</w:t>
+      </w:r>
       <w:r>
         <w:rPr>
           <w:lang w:val="fr_FR" w:bidi="fr_FR"/>
@@ -1276,18 +1192,12 @@
           <w:lang w:val="fr_FR" w:bidi="fr_FR"/>
         </w:rPr>
       </w:r>
-      <w:hyperlink r:id="rId30">
-        <w:r>
-          <w:rPr>
-            <w:lang w:val="fr_FR" w:bidi="fr_FR"/>
-          </w:rPr>
-          <w:rPr>
-            <w:color w:val="0000EE"/>
-            <w:u w:val="single"/>
-          </w:rPr>
-          <w:t>2CO 11:13</w:t>
-        </w:r>
-      </w:hyperlink>
+      <w:r>
+        <w:rPr>
+          <w:lang w:val="fr_FR" w:bidi="fr_FR"/>
+        </w:rPr>
+        <w:t>2CO 11:13</w:t>
+      </w:r>
       <w:r>
         <w:rPr>
           <w:lang w:val="fr_FR" w:bidi="fr_FR"/>
@@ -1485,7 +1395,7 @@
         </w:rPr>
         <w:t xml:space="preserve"> "mentir", </w:t>
       </w:r>
-      <w:hyperlink r:id="rId31">
+      <w:hyperlink r:id="rId18">
         <w:r>
           <w:rPr>
             <w:lang w:val="fr_FR" w:bidi="fr_FR"/>
@@ -1523,54 +1433,36 @@
           <w:lang w:val="fr_FR" w:bidi="fr_FR"/>
         </w:rPr>
       </w:r>
-      <w:hyperlink r:id="rId32">
-        <w:r>
-          <w:rPr>
-            <w:lang w:val="fr_FR" w:bidi="fr_FR"/>
-          </w:rPr>
-          <w:rPr>
-            <w:color w:val="0000EE"/>
-            <w:u w:val="single"/>
-          </w:rPr>
-          <w:t>ACT 6:13</w:t>
-        </w:r>
-      </w:hyperlink>
-      <w:r>
-        <w:rPr>
-          <w:lang w:val="fr_FR" w:bidi="fr_FR"/>
-        </w:rPr>
-        <w:t xml:space="preserve"> · </w:t>
-      </w:r>
-      <w:hyperlink r:id="rId33">
-        <w:r>
-          <w:rPr>
-            <w:lang w:val="fr_FR" w:bidi="fr_FR"/>
-          </w:rPr>
-          <w:rPr>
-            <w:color w:val="0000EE"/>
-            <w:u w:val="single"/>
-          </w:rPr>
-          <w:t>REV 2:2</w:t>
-        </w:r>
-      </w:hyperlink>
-      <w:r>
-        <w:rPr>
-          <w:lang w:val="fr_FR" w:bidi="fr_FR"/>
-        </w:rPr>
-        <w:t xml:space="preserve"> · </w:t>
-      </w:r>
-      <w:hyperlink r:id="rId34">
-        <w:r>
-          <w:rPr>
-            <w:lang w:val="fr_FR" w:bidi="fr_FR"/>
-          </w:rPr>
-          <w:rPr>
-            <w:color w:val="0000EE"/>
-            <w:u w:val="single"/>
-          </w:rPr>
-          <w:t>REV 21:8</w:t>
-        </w:r>
-      </w:hyperlink>
+      <w:r>
+        <w:rPr>
+          <w:lang w:val="fr_FR" w:bidi="fr_FR"/>
+        </w:rPr>
+        <w:t>ACT 6:13</w:t>
+      </w:r>
+      <w:r>
+        <w:rPr>
+          <w:lang w:val="fr_FR" w:bidi="fr_FR"/>
+        </w:rPr>
+        <w:t xml:space="preserve"> · </w:t>
+      </w:r>
+      <w:r>
+        <w:rPr>
+          <w:lang w:val="fr_FR" w:bidi="fr_FR"/>
+        </w:rPr>
+        <w:t>REV 2:2</w:t>
+      </w:r>
+      <w:r>
+        <w:rPr>
+          <w:lang w:val="fr_FR" w:bidi="fr_FR"/>
+        </w:rPr>
+        <w:t xml:space="preserve"> · </w:t>
+      </w:r>
+      <w:r>
+        <w:rPr>
+          <w:lang w:val="fr_FR" w:bidi="fr_FR"/>
+        </w:rPr>
+        <w:t>REV 21:8</w:t>
+      </w:r>
       <w:r>
         <w:rPr>
           <w:lang w:val="fr_FR" w:bidi="fr_FR"/>
@@ -1782,18 +1674,12 @@
           <w:lang w:val="fr_FR" w:bidi="fr_FR"/>
         </w:rPr>
       </w:r>
-      <w:hyperlink r:id="rId35">
-        <w:r>
-          <w:rPr>
-            <w:lang w:val="fr_FR" w:bidi="fr_FR"/>
-          </w:rPr>
-          <w:rPr>
-            <w:color w:val="0000EE"/>
-            <w:u w:val="single"/>
-          </w:rPr>
-          <w:t>2PE 2:1</w:t>
-        </w:r>
-      </w:hyperlink>
+      <w:r>
+        <w:rPr>
+          <w:lang w:val="fr_FR" w:bidi="fr_FR"/>
+        </w:rPr>
+        <w:t>2PE 2:1</w:t>
+      </w:r>
       <w:r>
         <w:rPr>
           <w:lang w:val="fr_FR" w:bidi="fr_FR"/>
@@ -1993,18 +1879,12 @@
           <w:lang w:val="fr_FR" w:bidi="fr_FR"/>
         </w:rPr>
       </w:r>
-      <w:hyperlink r:id="rId36">
-        <w:r>
-          <w:rPr>
-            <w:lang w:val="fr_FR" w:bidi="fr_FR"/>
-          </w:rPr>
-          <w:rPr>
-            <w:color w:val="0000EE"/>
-            <w:u w:val="single"/>
-          </w:rPr>
-          <w:t>1TI 4:2</w:t>
-        </w:r>
-      </w:hyperlink>
+      <w:r>
+        <w:rPr>
+          <w:lang w:val="fr_FR" w:bidi="fr_FR"/>
+        </w:rPr>
+        <w:t>1TI 4:2</w:t>
+      </w:r>
       <w:r>
         <w:rPr>
           <w:lang w:val="fr_FR" w:bidi="fr_FR"/>
@@ -2378,216 +2258,144 @@
           <w:lang w:val="fr_FR" w:bidi="fr_FR"/>
         </w:rPr>
       </w:r>
-      <w:hyperlink r:id="rId37">
-        <w:r>
-          <w:rPr>
-            <w:lang w:val="fr_FR" w:bidi="fr_FR"/>
-          </w:rPr>
-          <w:rPr>
-            <w:color w:val="0000EE"/>
-            <w:u w:val="single"/>
-          </w:rPr>
-          <w:t>MAT 5:11</w:t>
-        </w:r>
-      </w:hyperlink>
-      <w:r>
-        <w:rPr>
-          <w:lang w:val="fr_FR" w:bidi="fr_FR"/>
-        </w:rPr>
-        <w:t xml:space="preserve"> · </w:t>
-      </w:r>
-      <w:hyperlink r:id="rId38">
-        <w:r>
-          <w:rPr>
-            <w:lang w:val="fr_FR" w:bidi="fr_FR"/>
-          </w:rPr>
-          <w:rPr>
-            <w:color w:val="0000EE"/>
-            <w:u w:val="single"/>
-          </w:rPr>
-          <w:t>ACT 5:3</w:t>
-        </w:r>
-      </w:hyperlink>
-      <w:r>
-        <w:rPr>
-          <w:lang w:val="fr_FR" w:bidi="fr_FR"/>
-        </w:rPr>
-        <w:t xml:space="preserve"> · </w:t>
-      </w:r>
-      <w:hyperlink r:id="rId39">
-        <w:r>
-          <w:rPr>
-            <w:lang w:val="fr_FR" w:bidi="fr_FR"/>
-          </w:rPr>
-          <w:rPr>
-            <w:color w:val="0000EE"/>
-            <w:u w:val="single"/>
-          </w:rPr>
-          <w:t>ACT 5:4</w:t>
-        </w:r>
-      </w:hyperlink>
-      <w:r>
-        <w:rPr>
-          <w:lang w:val="fr_FR" w:bidi="fr_FR"/>
-        </w:rPr>
-        <w:t xml:space="preserve"> · </w:t>
-      </w:r>
-      <w:hyperlink r:id="rId40">
-        <w:r>
-          <w:rPr>
-            <w:lang w:val="fr_FR" w:bidi="fr_FR"/>
-          </w:rPr>
-          <w:rPr>
-            <w:color w:val="0000EE"/>
-            <w:u w:val="single"/>
-          </w:rPr>
-          <w:t>ROM 9:1</w:t>
-        </w:r>
-      </w:hyperlink>
-      <w:r>
-        <w:rPr>
-          <w:lang w:val="fr_FR" w:bidi="fr_FR"/>
-        </w:rPr>
-        <w:t xml:space="preserve"> · </w:t>
-      </w:r>
-      <w:hyperlink r:id="rId41">
-        <w:r>
-          <w:rPr>
-            <w:lang w:val="fr_FR" w:bidi="fr_FR"/>
-          </w:rPr>
-          <w:rPr>
-            <w:color w:val="0000EE"/>
-            <w:u w:val="single"/>
-          </w:rPr>
-          <w:t>2CO 11:31</w:t>
-        </w:r>
-      </w:hyperlink>
-      <w:r>
-        <w:rPr>
-          <w:lang w:val="fr_FR" w:bidi="fr_FR"/>
-        </w:rPr>
-        <w:t xml:space="preserve"> · </w:t>
-      </w:r>
-      <w:hyperlink r:id="rId42">
-        <w:r>
-          <w:rPr>
-            <w:lang w:val="fr_FR" w:bidi="fr_FR"/>
-          </w:rPr>
-          <w:rPr>
-            <w:color w:val="0000EE"/>
-            <w:u w:val="single"/>
-          </w:rPr>
-          <w:t>GAL 1:20</w:t>
-        </w:r>
-      </w:hyperlink>
-      <w:r>
-        <w:rPr>
-          <w:lang w:val="fr_FR" w:bidi="fr_FR"/>
-        </w:rPr>
-        <w:t xml:space="preserve"> · </w:t>
-      </w:r>
-      <w:hyperlink r:id="rId43">
-        <w:r>
-          <w:rPr>
-            <w:lang w:val="fr_FR" w:bidi="fr_FR"/>
-          </w:rPr>
-          <w:rPr>
-            <w:color w:val="0000EE"/>
-            <w:u w:val="single"/>
-          </w:rPr>
-          <w:t>COL 3:9</w:t>
-        </w:r>
-      </w:hyperlink>
-      <w:r>
-        <w:rPr>
-          <w:lang w:val="fr_FR" w:bidi="fr_FR"/>
-        </w:rPr>
-        <w:t xml:space="preserve"> · </w:t>
-      </w:r>
-      <w:hyperlink r:id="rId44">
-        <w:r>
-          <w:rPr>
-            <w:lang w:val="fr_FR" w:bidi="fr_FR"/>
-          </w:rPr>
-          <w:rPr>
-            <w:color w:val="0000EE"/>
-            <w:u w:val="single"/>
-          </w:rPr>
-          <w:t>1TI 2:7</w:t>
-        </w:r>
-      </w:hyperlink>
-      <w:r>
-        <w:rPr>
-          <w:lang w:val="fr_FR" w:bidi="fr_FR"/>
-        </w:rPr>
-        <w:t xml:space="preserve"> · </w:t>
-      </w:r>
-      <w:hyperlink r:id="rId45">
-        <w:r>
-          <w:rPr>
-            <w:lang w:val="fr_FR" w:bidi="fr_FR"/>
-          </w:rPr>
-          <w:rPr>
-            <w:color w:val="0000EE"/>
-            <w:u w:val="single"/>
-          </w:rPr>
-          <w:t>HEB 6:18</w:t>
-        </w:r>
-      </w:hyperlink>
-      <w:r>
-        <w:rPr>
-          <w:lang w:val="fr_FR" w:bidi="fr_FR"/>
-        </w:rPr>
-        <w:t xml:space="preserve"> · </w:t>
-      </w:r>
-      <w:hyperlink r:id="rId46">
-        <w:r>
-          <w:rPr>
-            <w:lang w:val="fr_FR" w:bidi="fr_FR"/>
-          </w:rPr>
-          <w:rPr>
-            <w:color w:val="0000EE"/>
-            <w:u w:val="single"/>
-          </w:rPr>
-          <w:t>JAS 3:14</w:t>
-        </w:r>
-      </w:hyperlink>
-      <w:r>
-        <w:rPr>
-          <w:lang w:val="fr_FR" w:bidi="fr_FR"/>
-        </w:rPr>
-        <w:t xml:space="preserve"> · </w:t>
-      </w:r>
-      <w:hyperlink r:id="rId47">
-        <w:r>
-          <w:rPr>
-            <w:lang w:val="fr_FR" w:bidi="fr_FR"/>
-          </w:rPr>
-          <w:rPr>
-            <w:color w:val="0000EE"/>
-            <w:u w:val="single"/>
-          </w:rPr>
-          <w:t>1JN 1:6</w:t>
-        </w:r>
-      </w:hyperlink>
-      <w:r>
-        <w:rPr>
-          <w:lang w:val="fr_FR" w:bidi="fr_FR"/>
-        </w:rPr>
-        <w:t xml:space="preserve"> · </w:t>
-      </w:r>
-      <w:hyperlink r:id="rId48">
-        <w:r>
-          <w:rPr>
-            <w:lang w:val="fr_FR" w:bidi="fr_FR"/>
-          </w:rPr>
-          <w:rPr>
-            <w:color w:val="0000EE"/>
-            <w:u w:val="single"/>
-          </w:rPr>
-          <w:t>REV 3:9</w:t>
-        </w:r>
-      </w:hyperlink>
+      <w:r>
+        <w:rPr>
+          <w:lang w:val="fr_FR" w:bidi="fr_FR"/>
+        </w:rPr>
+        <w:t>MAT 5:11</w:t>
+      </w:r>
+      <w:r>
+        <w:rPr>
+          <w:lang w:val="fr_FR" w:bidi="fr_FR"/>
+        </w:rPr>
+        <w:t xml:space="preserve"> · </w:t>
+      </w:r>
+      <w:r>
+        <w:rPr>
+          <w:lang w:val="fr_FR" w:bidi="fr_FR"/>
+        </w:rPr>
+        <w:t>ACT 5:3</w:t>
+      </w:r>
+      <w:r>
+        <w:rPr>
+          <w:lang w:val="fr_FR" w:bidi="fr_FR"/>
+        </w:rPr>
+        <w:t xml:space="preserve"> · </w:t>
+      </w:r>
+      <w:r>
+        <w:rPr>
+          <w:lang w:val="fr_FR" w:bidi="fr_FR"/>
+        </w:rPr>
+        <w:t>ACT 5:4</w:t>
+      </w:r>
+      <w:r>
+        <w:rPr>
+          <w:lang w:val="fr_FR" w:bidi="fr_FR"/>
+        </w:rPr>
+        <w:t xml:space="preserve"> · </w:t>
+      </w:r>
+      <w:r>
+        <w:rPr>
+          <w:lang w:val="fr_FR" w:bidi="fr_FR"/>
+        </w:rPr>
+        <w:t>ROM 9:1</w:t>
+      </w:r>
+      <w:r>
+        <w:rPr>
+          <w:lang w:val="fr_FR" w:bidi="fr_FR"/>
+        </w:rPr>
+        <w:t xml:space="preserve"> · </w:t>
+      </w:r>
+      <w:r>
+        <w:rPr>
+          <w:lang w:val="fr_FR" w:bidi="fr_FR"/>
+        </w:rPr>
+        <w:t>2CO 11:31</w:t>
+      </w:r>
+      <w:r>
+        <w:rPr>
+          <w:lang w:val="fr_FR" w:bidi="fr_FR"/>
+        </w:rPr>
+        <w:t xml:space="preserve"> · </w:t>
+      </w:r>
+      <w:r>
+        <w:rPr>
+          <w:lang w:val="fr_FR" w:bidi="fr_FR"/>
+        </w:rPr>
+        <w:t>GAL 1:20</w:t>
+      </w:r>
+      <w:r>
+        <w:rPr>
+          <w:lang w:val="fr_FR" w:bidi="fr_FR"/>
+        </w:rPr>
+        <w:t xml:space="preserve"> · </w:t>
+      </w:r>
+      <w:r>
+        <w:rPr>
+          <w:lang w:val="fr_FR" w:bidi="fr_FR"/>
+        </w:rPr>
+        <w:t>COL 3:9</w:t>
+      </w:r>
+      <w:r>
+        <w:rPr>
+          <w:lang w:val="fr_FR" w:bidi="fr_FR"/>
+        </w:rPr>
+        <w:t xml:space="preserve"> · </w:t>
+      </w:r>
+      <w:r>
+        <w:rPr>
+          <w:lang w:val="fr_FR" w:bidi="fr_FR"/>
+        </w:rPr>
+        <w:t>1TI 2:7</w:t>
+      </w:r>
+      <w:r>
+        <w:rPr>
+          <w:lang w:val="fr_FR" w:bidi="fr_FR"/>
+        </w:rPr>
+        <w:t xml:space="preserve"> · </w:t>
+      </w:r>
+      <w:r>
+        <w:rPr>
+          <w:lang w:val="fr_FR" w:bidi="fr_FR"/>
+        </w:rPr>
+        <w:t>HEB 6:18</w:t>
+      </w:r>
+      <w:r>
+        <w:rPr>
+          <w:lang w:val="fr_FR" w:bidi="fr_FR"/>
+        </w:rPr>
+        <w:t xml:space="preserve"> · </w:t>
+      </w:r>
+      <w:r>
+        <w:rPr>
+          <w:lang w:val="fr_FR" w:bidi="fr_FR"/>
+        </w:rPr>
+        <w:t>JAS 3:14</w:t>
+      </w:r>
+      <w:r>
+        <w:rPr>
+          <w:lang w:val="fr_FR" w:bidi="fr_FR"/>
+        </w:rPr>
+        <w:t xml:space="preserve"> · </w:t>
+      </w:r>
+      <w:r>
+        <w:rPr>
+          <w:lang w:val="fr_FR" w:bidi="fr_FR"/>
+        </w:rPr>
+        <w:t>1JN 1:6</w:t>
+      </w:r>
+      <w:r>
+        <w:rPr>
+          <w:lang w:val="fr_FR" w:bidi="fr_FR"/>
+        </w:rPr>
+        <w:t xml:space="preserve"> · </w:t>
+      </w:r>
+      <w:r>
+        <w:rPr>
+          <w:lang w:val="fr_FR" w:bidi="fr_FR"/>
+        </w:rPr>
+        <w:t>REV 3:9</w:t>
+      </w:r>
       <w:r>
         <w:rPr>
           <w:lang w:val="fr_FR" w:bidi="fr_FR"/>
@@ -2787,90 +2595,60 @@
           <w:lang w:val="fr_FR" w:bidi="fr_FR"/>
         </w:rPr>
       </w:r>
-      <w:hyperlink r:id="rId49">
-        <w:r>
-          <w:rPr>
-            <w:lang w:val="fr_FR" w:bidi="fr_FR"/>
-          </w:rPr>
-          <w:rPr>
-            <w:color w:val="0000EE"/>
-            <w:u w:val="single"/>
-          </w:rPr>
-          <w:t>MAT 19:18</w:t>
-        </w:r>
-      </w:hyperlink>
-      <w:r>
-        <w:rPr>
-          <w:lang w:val="fr_FR" w:bidi="fr_FR"/>
-        </w:rPr>
-        <w:t xml:space="preserve"> · </w:t>
-      </w:r>
-      <w:hyperlink r:id="rId50">
-        <w:r>
-          <w:rPr>
-            <w:lang w:val="fr_FR" w:bidi="fr_FR"/>
-          </w:rPr>
-          <w:rPr>
-            <w:color w:val="0000EE"/>
-            <w:u w:val="single"/>
-          </w:rPr>
-          <w:t>MRK 10:19</w:t>
-        </w:r>
-      </w:hyperlink>
-      <w:r>
-        <w:rPr>
-          <w:lang w:val="fr_FR" w:bidi="fr_FR"/>
-        </w:rPr>
-        <w:t xml:space="preserve"> · </w:t>
-      </w:r>
-      <w:hyperlink r:id="rId51">
-        <w:r>
-          <w:rPr>
-            <w:lang w:val="fr_FR" w:bidi="fr_FR"/>
-          </w:rPr>
-          <w:rPr>
-            <w:color w:val="0000EE"/>
-            <w:u w:val="single"/>
-          </w:rPr>
-          <w:t>MRK 14:56</w:t>
-        </w:r>
-      </w:hyperlink>
-      <w:r>
-        <w:rPr>
-          <w:lang w:val="fr_FR" w:bidi="fr_FR"/>
-        </w:rPr>
-        <w:t xml:space="preserve"> · </w:t>
-      </w:r>
-      <w:hyperlink r:id="rId52">
-        <w:r>
-          <w:rPr>
-            <w:lang w:val="fr_FR" w:bidi="fr_FR"/>
-          </w:rPr>
-          <w:rPr>
-            <w:color w:val="0000EE"/>
-            <w:u w:val="single"/>
-          </w:rPr>
-          <w:t>MRK 14:57</w:t>
-        </w:r>
-      </w:hyperlink>
-      <w:r>
-        <w:rPr>
-          <w:lang w:val="fr_FR" w:bidi="fr_FR"/>
-        </w:rPr>
-        <w:t xml:space="preserve"> · </w:t>
-      </w:r>
-      <w:hyperlink r:id="rId53">
-        <w:r>
-          <w:rPr>
-            <w:lang w:val="fr_FR" w:bidi="fr_FR"/>
-          </w:rPr>
-          <w:rPr>
-            <w:color w:val="0000EE"/>
-            <w:u w:val="single"/>
-          </w:rPr>
-          <w:t>LUK 18:20</w:t>
-        </w:r>
-      </w:hyperlink>
+      <w:r>
+        <w:rPr>
+          <w:lang w:val="fr_FR" w:bidi="fr_FR"/>
+        </w:rPr>
+        <w:t>MAT 19:18</w:t>
+      </w:r>
+      <w:r>
+        <w:rPr>
+          <w:lang w:val="fr_FR" w:bidi="fr_FR"/>
+        </w:rPr>
+        <w:t xml:space="preserve"> · </w:t>
+      </w:r>
+      <w:r>
+        <w:rPr>
+          <w:lang w:val="fr_FR" w:bidi="fr_FR"/>
+        </w:rPr>
+        <w:t>MRK 10:19</w:t>
+      </w:r>
+      <w:r>
+        <w:rPr>
+          <w:lang w:val="fr_FR" w:bidi="fr_FR"/>
+        </w:rPr>
+        <w:t xml:space="preserve"> · </w:t>
+      </w:r>
+      <w:r>
+        <w:rPr>
+          <w:lang w:val="fr_FR" w:bidi="fr_FR"/>
+        </w:rPr>
+        <w:t>MRK 14:56</w:t>
+      </w:r>
+      <w:r>
+        <w:rPr>
+          <w:lang w:val="fr_FR" w:bidi="fr_FR"/>
+        </w:rPr>
+        <w:t xml:space="preserve"> · </w:t>
+      </w:r>
+      <w:r>
+        <w:rPr>
+          <w:lang w:val="fr_FR" w:bidi="fr_FR"/>
+        </w:rPr>
+        <w:t>MRK 14:57</w:t>
+      </w:r>
+      <w:r>
+        <w:rPr>
+          <w:lang w:val="fr_FR" w:bidi="fr_FR"/>
+        </w:rPr>
+        <w:t xml:space="preserve"> · </w:t>
+      </w:r>
+      <w:r>
+        <w:rPr>
+          <w:lang w:val="fr_FR" w:bidi="fr_FR"/>
+        </w:rPr>
+        <w:t>LUK 18:20</w:t>
+      </w:r>
       <w:r>
         <w:rPr>
           <w:lang w:val="fr_FR" w:bidi="fr_FR"/>
@@ -3068,7 +2846,7 @@
         </w:rPr>
         <w:t xml:space="preserve"> "témoigner faussement", </w:t>
       </w:r>
-      <w:hyperlink r:id="rId54">
+      <w:hyperlink r:id="rId19">
         <w:r>
           <w:rPr>
             <w:lang w:val="fr_FR" w:bidi="fr_FR"/>
@@ -3094,36 +2872,24 @@
           <w:lang w:val="fr_FR" w:bidi="fr_FR"/>
         </w:rPr>
       </w:r>
-      <w:hyperlink r:id="rId55">
-        <w:r>
-          <w:rPr>
-            <w:lang w:val="fr_FR" w:bidi="fr_FR"/>
-          </w:rPr>
-          <w:rPr>
-            <w:color w:val="0000EE"/>
-            <w:u w:val="single"/>
-          </w:rPr>
-          <w:t>MAT 15:19</w:t>
-        </w:r>
-      </w:hyperlink>
-      <w:r>
-        <w:rPr>
-          <w:lang w:val="fr_FR" w:bidi="fr_FR"/>
-        </w:rPr>
-        <w:t xml:space="preserve"> · </w:t>
-      </w:r>
-      <w:hyperlink r:id="rId56">
-        <w:r>
-          <w:rPr>
-            <w:lang w:val="fr_FR" w:bidi="fr_FR"/>
-          </w:rPr>
-          <w:rPr>
-            <w:color w:val="0000EE"/>
-            <w:u w:val="single"/>
-          </w:rPr>
-          <w:t>MAT 26:59</w:t>
-        </w:r>
-      </w:hyperlink>
+      <w:r>
+        <w:rPr>
+          <w:lang w:val="fr_FR" w:bidi="fr_FR"/>
+        </w:rPr>
+        <w:t>MAT 15:19</w:t>
+      </w:r>
+      <w:r>
+        <w:rPr>
+          <w:lang w:val="fr_FR" w:bidi="fr_FR"/>
+        </w:rPr>
+        <w:t xml:space="preserve"> · </w:t>
+      </w:r>
+      <w:r>
+        <w:rPr>
+          <w:lang w:val="fr_FR" w:bidi="fr_FR"/>
+        </w:rPr>
+        <w:t>MAT 26:59</w:t>
+      </w:r>
       <w:r>
         <w:rPr>
           <w:lang w:val="fr_FR" w:bidi="fr_FR"/>
@@ -3321,7 +3087,7 @@
         </w:rPr>
         <w:t xml:space="preserve"> "témoigner faussement", </w:t>
       </w:r>
-      <w:hyperlink r:id="rId54">
+      <w:hyperlink r:id="rId19">
         <w:r>
           <w:rPr>
             <w:lang w:val="fr_FR" w:bidi="fr_FR"/>
@@ -3366,36 +3132,24 @@
           <w:lang w:val="fr_FR" w:bidi="fr_FR"/>
         </w:rPr>
       </w:r>
-      <w:hyperlink r:id="rId57">
-        <w:r>
-          <w:rPr>
-            <w:lang w:val="fr_FR" w:bidi="fr_FR"/>
-          </w:rPr>
-          <w:rPr>
-            <w:color w:val="0000EE"/>
-            <w:u w:val="single"/>
-          </w:rPr>
-          <w:t>MAT 26:60</w:t>
-        </w:r>
-      </w:hyperlink>
-      <w:r>
-        <w:rPr>
-          <w:lang w:val="fr_FR" w:bidi="fr_FR"/>
-        </w:rPr>
-        <w:t xml:space="preserve"> · </w:t>
-      </w:r>
-      <w:hyperlink r:id="rId58">
-        <w:r>
-          <w:rPr>
-            <w:lang w:val="fr_FR" w:bidi="fr_FR"/>
-          </w:rPr>
-          <w:rPr>
-            <w:color w:val="0000EE"/>
-            <w:u w:val="single"/>
-          </w:rPr>
-          <w:t>1CO 15:15</w:t>
-        </w:r>
-      </w:hyperlink>
+      <w:r>
+        <w:rPr>
+          <w:lang w:val="fr_FR" w:bidi="fr_FR"/>
+        </w:rPr>
+        <w:t>MAT 26:60</w:t>
+      </w:r>
+      <w:r>
+        <w:rPr>
+          <w:lang w:val="fr_FR" w:bidi="fr_FR"/>
+        </w:rPr>
+        <w:t xml:space="preserve"> · </w:t>
+      </w:r>
+      <w:r>
+        <w:rPr>
+          <w:lang w:val="fr_FR" w:bidi="fr_FR"/>
+        </w:rPr>
+        <w:t>1CO 15:15</w:t>
+      </w:r>
       <w:r>
         <w:rPr>
           <w:lang w:val="fr_FR" w:bidi="fr_FR"/>
@@ -3583,198 +3337,132 @@
           <w:lang w:val="fr_FR" w:bidi="fr_FR"/>
         </w:rPr>
       </w:r>
-      <w:hyperlink r:id="rId59">
-        <w:r>
-          <w:rPr>
-            <w:lang w:val="fr_FR" w:bidi="fr_FR"/>
-          </w:rPr>
-          <w:rPr>
-            <w:color w:val="0000EE"/>
-            <w:u w:val="single"/>
-          </w:rPr>
-          <w:t>MAT 7:15</w:t>
-        </w:r>
-      </w:hyperlink>
-      <w:r>
-        <w:rPr>
-          <w:lang w:val="fr_FR" w:bidi="fr_FR"/>
-        </w:rPr>
-        <w:t xml:space="preserve"> · </w:t>
-      </w:r>
-      <w:hyperlink r:id="rId60">
-        <w:r>
-          <w:rPr>
-            <w:lang w:val="fr_FR" w:bidi="fr_FR"/>
-          </w:rPr>
-          <w:rPr>
-            <w:color w:val="0000EE"/>
-            <w:u w:val="single"/>
-          </w:rPr>
-          <w:t>MAT 24:11</w:t>
-        </w:r>
-      </w:hyperlink>
-      <w:r>
-        <w:rPr>
-          <w:lang w:val="fr_FR" w:bidi="fr_FR"/>
-        </w:rPr>
-        <w:t xml:space="preserve"> · </w:t>
-      </w:r>
-      <w:hyperlink r:id="rId61">
-        <w:r>
-          <w:rPr>
-            <w:lang w:val="fr_FR" w:bidi="fr_FR"/>
-          </w:rPr>
-          <w:rPr>
-            <w:color w:val="0000EE"/>
-            <w:u w:val="single"/>
-          </w:rPr>
-          <w:t>MAT 24:24</w:t>
-        </w:r>
-      </w:hyperlink>
-      <w:r>
-        <w:rPr>
-          <w:lang w:val="fr_FR" w:bidi="fr_FR"/>
-        </w:rPr>
-        <w:t xml:space="preserve"> · </w:t>
-      </w:r>
-      <w:hyperlink r:id="rId62">
-        <w:r>
-          <w:rPr>
-            <w:lang w:val="fr_FR" w:bidi="fr_FR"/>
-          </w:rPr>
-          <w:rPr>
-            <w:color w:val="0000EE"/>
-            <w:u w:val="single"/>
-          </w:rPr>
-          <w:t>MRK 13:22</w:t>
-        </w:r>
-      </w:hyperlink>
-      <w:r>
-        <w:rPr>
-          <w:lang w:val="fr_FR" w:bidi="fr_FR"/>
-        </w:rPr>
-        <w:t xml:space="preserve"> · </w:t>
-      </w:r>
-      <w:hyperlink r:id="rId63">
-        <w:r>
-          <w:rPr>
-            <w:lang w:val="fr_FR" w:bidi="fr_FR"/>
-          </w:rPr>
-          <w:rPr>
-            <w:color w:val="0000EE"/>
-            <w:u w:val="single"/>
-          </w:rPr>
-          <w:t>LUK 6:26</w:t>
-        </w:r>
-      </w:hyperlink>
-      <w:r>
-        <w:rPr>
-          <w:lang w:val="fr_FR" w:bidi="fr_FR"/>
-        </w:rPr>
-        <w:t xml:space="preserve"> · </w:t>
-      </w:r>
-      <w:hyperlink r:id="rId64">
-        <w:r>
-          <w:rPr>
-            <w:lang w:val="fr_FR" w:bidi="fr_FR"/>
-          </w:rPr>
-          <w:rPr>
-            <w:color w:val="0000EE"/>
-            <w:u w:val="single"/>
-          </w:rPr>
-          <w:t>ACT 13:6</w:t>
-        </w:r>
-      </w:hyperlink>
-      <w:r>
-        <w:rPr>
-          <w:lang w:val="fr_FR" w:bidi="fr_FR"/>
-        </w:rPr>
-        <w:t xml:space="preserve"> · </w:t>
-      </w:r>
-      <w:hyperlink r:id="rId35">
-        <w:r>
-          <w:rPr>
-            <w:lang w:val="fr_FR" w:bidi="fr_FR"/>
-          </w:rPr>
-          <w:rPr>
-            <w:color w:val="0000EE"/>
-            <w:u w:val="single"/>
-          </w:rPr>
-          <w:t>2PE 2:1</w:t>
-        </w:r>
-      </w:hyperlink>
-      <w:r>
-        <w:rPr>
-          <w:lang w:val="fr_FR" w:bidi="fr_FR"/>
-        </w:rPr>
-        <w:t xml:space="preserve"> · </w:t>
-      </w:r>
-      <w:hyperlink r:id="rId65">
-        <w:r>
-          <w:rPr>
-            <w:lang w:val="fr_FR" w:bidi="fr_FR"/>
-          </w:rPr>
-          <w:rPr>
-            <w:color w:val="0000EE"/>
-            <w:u w:val="single"/>
-          </w:rPr>
-          <w:t>1JN 4:1</w:t>
-        </w:r>
-      </w:hyperlink>
-      <w:r>
-        <w:rPr>
-          <w:lang w:val="fr_FR" w:bidi="fr_FR"/>
-        </w:rPr>
-        <w:t xml:space="preserve"> · </w:t>
-      </w:r>
-      <w:hyperlink r:id="rId66">
-        <w:r>
-          <w:rPr>
-            <w:lang w:val="fr_FR" w:bidi="fr_FR"/>
-          </w:rPr>
-          <w:rPr>
-            <w:color w:val="0000EE"/>
-            <w:u w:val="single"/>
-          </w:rPr>
-          <w:t>REV 16:13</w:t>
-        </w:r>
-      </w:hyperlink>
-      <w:r>
-        <w:rPr>
-          <w:lang w:val="fr_FR" w:bidi="fr_FR"/>
-        </w:rPr>
-        <w:t xml:space="preserve"> · </w:t>
-      </w:r>
-      <w:hyperlink r:id="rId67">
-        <w:r>
-          <w:rPr>
-            <w:lang w:val="fr_FR" w:bidi="fr_FR"/>
-          </w:rPr>
-          <w:rPr>
-            <w:color w:val="0000EE"/>
-            <w:u w:val="single"/>
-          </w:rPr>
-          <w:t>REV 19:20</w:t>
-        </w:r>
-      </w:hyperlink>
-      <w:r>
-        <w:rPr>
-          <w:lang w:val="fr_FR" w:bidi="fr_FR"/>
-        </w:rPr>
-        <w:t xml:space="preserve"> · </w:t>
-      </w:r>
-      <w:hyperlink r:id="rId68">
-        <w:r>
-          <w:rPr>
-            <w:lang w:val="fr_FR" w:bidi="fr_FR"/>
-          </w:rPr>
-          <w:rPr>
-            <w:color w:val="0000EE"/>
-            <w:u w:val="single"/>
-          </w:rPr>
-          <w:t>REV 20:10</w:t>
-        </w:r>
-      </w:hyperlink>
+      <w:r>
+        <w:rPr>
+          <w:lang w:val="fr_FR" w:bidi="fr_FR"/>
+        </w:rPr>
+        <w:t>MAT 7:15</w:t>
+      </w:r>
+      <w:r>
+        <w:rPr>
+          <w:lang w:val="fr_FR" w:bidi="fr_FR"/>
+        </w:rPr>
+        <w:t xml:space="preserve"> · </w:t>
+      </w:r>
+      <w:r>
+        <w:rPr>
+          <w:lang w:val="fr_FR" w:bidi="fr_FR"/>
+        </w:rPr>
+        <w:t>MAT 24:11</w:t>
+      </w:r>
+      <w:r>
+        <w:rPr>
+          <w:lang w:val="fr_FR" w:bidi="fr_FR"/>
+        </w:rPr>
+        <w:t xml:space="preserve"> · </w:t>
+      </w:r>
+      <w:r>
+        <w:rPr>
+          <w:lang w:val="fr_FR" w:bidi="fr_FR"/>
+        </w:rPr>
+        <w:t>MAT 24:24</w:t>
+      </w:r>
+      <w:r>
+        <w:rPr>
+          <w:lang w:val="fr_FR" w:bidi="fr_FR"/>
+        </w:rPr>
+        <w:t xml:space="preserve"> · </w:t>
+      </w:r>
+      <w:r>
+        <w:rPr>
+          <w:lang w:val="fr_FR" w:bidi="fr_FR"/>
+        </w:rPr>
+        <w:t>MRK 13:22</w:t>
+      </w:r>
+      <w:r>
+        <w:rPr>
+          <w:lang w:val="fr_FR" w:bidi="fr_FR"/>
+        </w:rPr>
+        <w:t xml:space="preserve"> · </w:t>
+      </w:r>
+      <w:r>
+        <w:rPr>
+          <w:lang w:val="fr_FR" w:bidi="fr_FR"/>
+        </w:rPr>
+        <w:t>LUK 6:26</w:t>
+      </w:r>
+      <w:r>
+        <w:rPr>
+          <w:lang w:val="fr_FR" w:bidi="fr_FR"/>
+        </w:rPr>
+        <w:t xml:space="preserve"> · </w:t>
+      </w:r>
+      <w:r>
+        <w:rPr>
+          <w:lang w:val="fr_FR" w:bidi="fr_FR"/>
+        </w:rPr>
+        <w:t>ACT 13:6</w:t>
+      </w:r>
+      <w:r>
+        <w:rPr>
+          <w:lang w:val="fr_FR" w:bidi="fr_FR"/>
+        </w:rPr>
+        <w:t xml:space="preserve"> · </w:t>
+      </w:r>
+      <w:r>
+        <w:rPr>
+          <w:lang w:val="fr_FR" w:bidi="fr_FR"/>
+        </w:rPr>
+        <w:t>2PE 2:1</w:t>
+      </w:r>
+      <w:r>
+        <w:rPr>
+          <w:lang w:val="fr_FR" w:bidi="fr_FR"/>
+        </w:rPr>
+        <w:t xml:space="preserve"> · </w:t>
+      </w:r>
+      <w:r>
+        <w:rPr>
+          <w:lang w:val="fr_FR" w:bidi="fr_FR"/>
+        </w:rPr>
+        <w:t>1JN 4:1</w:t>
+      </w:r>
+      <w:r>
+        <w:rPr>
+          <w:lang w:val="fr_FR" w:bidi="fr_FR"/>
+        </w:rPr>
+        <w:t xml:space="preserve"> · </w:t>
+      </w:r>
+      <w:r>
+        <w:rPr>
+          <w:lang w:val="fr_FR" w:bidi="fr_FR"/>
+        </w:rPr>
+        <w:t>REV 16:13</w:t>
+      </w:r>
+      <w:r>
+        <w:rPr>
+          <w:lang w:val="fr_FR" w:bidi="fr_FR"/>
+        </w:rPr>
+        <w:t xml:space="preserve"> · </w:t>
+      </w:r>
+      <w:r>
+        <w:rPr>
+          <w:lang w:val="fr_FR" w:bidi="fr_FR"/>
+        </w:rPr>
+        <w:t>REV 19:20</w:t>
+      </w:r>
+      <w:r>
+        <w:rPr>
+          <w:lang w:val="fr_FR" w:bidi="fr_FR"/>
+        </w:rPr>
+        <w:t xml:space="preserve"> · </w:t>
+      </w:r>
+      <w:r>
+        <w:rPr>
+          <w:lang w:val="fr_FR" w:bidi="fr_FR"/>
+        </w:rPr>
+        <w:t>REV 20:10</w:t>
+      </w:r>
       <w:r>
         <w:rPr>
           <w:lang w:val="fr_FR" w:bidi="fr_FR"/>
@@ -3984,7 +3672,7 @@
         </w:rPr>
         <w:t xml:space="preserve"> "mentir", </w:t>
       </w:r>
-      <w:hyperlink r:id="rId31">
+      <w:hyperlink r:id="rId18">
         <w:r>
           <w:rPr>
             <w:lang w:val="fr_FR" w:bidi="fr_FR"/>
@@ -4010,180 +3698,120 @@
           <w:lang w:val="fr_FR" w:bidi="fr_FR"/>
         </w:rPr>
       </w:r>
-      <w:hyperlink r:id="rId69">
-        <w:r>
-          <w:rPr>
-            <w:lang w:val="fr_FR" w:bidi="fr_FR"/>
-          </w:rPr>
-          <w:rPr>
-            <w:color w:val="0000EE"/>
-            <w:u w:val="single"/>
-          </w:rPr>
-          <w:t>JHN 8:44</w:t>
-        </w:r>
-      </w:hyperlink>
-      <w:r>
-        <w:rPr>
-          <w:lang w:val="fr_FR" w:bidi="fr_FR"/>
-        </w:rPr>
-        <w:t xml:space="preserve"> · </w:t>
-      </w:r>
-      <w:hyperlink r:id="rId70">
-        <w:r>
-          <w:rPr>
-            <w:lang w:val="fr_FR" w:bidi="fr_FR"/>
-          </w:rPr>
-          <w:rPr>
-            <w:color w:val="0000EE"/>
-            <w:u w:val="single"/>
-          </w:rPr>
-          <w:t>ROM 1:25</w:t>
-        </w:r>
-      </w:hyperlink>
-      <w:r>
-        <w:rPr>
-          <w:lang w:val="fr_FR" w:bidi="fr_FR"/>
-        </w:rPr>
-        <w:t xml:space="preserve"> · </w:t>
-      </w:r>
-      <w:hyperlink r:id="rId71">
-        <w:r>
-          <w:rPr>
-            <w:lang w:val="fr_FR" w:bidi="fr_FR"/>
-          </w:rPr>
-          <w:rPr>
-            <w:color w:val="0000EE"/>
-            <w:u w:val="single"/>
-          </w:rPr>
-          <w:t>EPH 4:25</w:t>
-        </w:r>
-      </w:hyperlink>
-      <w:r>
-        <w:rPr>
-          <w:lang w:val="fr_FR" w:bidi="fr_FR"/>
-        </w:rPr>
-        <w:t xml:space="preserve"> · </w:t>
-      </w:r>
-      <w:hyperlink r:id="rId72">
-        <w:r>
-          <w:rPr>
-            <w:lang w:val="fr_FR" w:bidi="fr_FR"/>
-          </w:rPr>
-          <w:rPr>
-            <w:color w:val="0000EE"/>
-            <w:u w:val="single"/>
-          </w:rPr>
-          <w:t>2TH 2:9</w:t>
-        </w:r>
-      </w:hyperlink>
-      <w:r>
-        <w:rPr>
-          <w:lang w:val="fr_FR" w:bidi="fr_FR"/>
-        </w:rPr>
-        <w:t xml:space="preserve"> · </w:t>
-      </w:r>
-      <w:hyperlink r:id="rId73">
-        <w:r>
-          <w:rPr>
-            <w:lang w:val="fr_FR" w:bidi="fr_FR"/>
-          </w:rPr>
-          <w:rPr>
-            <w:color w:val="0000EE"/>
-            <w:u w:val="single"/>
-          </w:rPr>
-          <w:t>2TH 2:11</w:t>
-        </w:r>
-      </w:hyperlink>
-      <w:r>
-        <w:rPr>
-          <w:lang w:val="fr_FR" w:bidi="fr_FR"/>
-        </w:rPr>
-        <w:t xml:space="preserve"> · </w:t>
-      </w:r>
-      <w:hyperlink r:id="rId74">
-        <w:r>
-          <w:rPr>
-            <w:lang w:val="fr_FR" w:bidi="fr_FR"/>
-          </w:rPr>
-          <w:rPr>
-            <w:color w:val="0000EE"/>
-            <w:u w:val="single"/>
-          </w:rPr>
-          <w:t>1JN 2:21</w:t>
-        </w:r>
-      </w:hyperlink>
-      <w:r>
-        <w:rPr>
-          <w:lang w:val="fr_FR" w:bidi="fr_FR"/>
-        </w:rPr>
-        <w:t xml:space="preserve"> · </w:t>
-      </w:r>
-      <w:hyperlink r:id="rId75">
-        <w:r>
-          <w:rPr>
-            <w:lang w:val="fr_FR" w:bidi="fr_FR"/>
-          </w:rPr>
-          <w:rPr>
-            <w:color w:val="0000EE"/>
-            <w:u w:val="single"/>
-          </w:rPr>
-          <w:t>1JN 2:27</w:t>
-        </w:r>
-      </w:hyperlink>
-      <w:r>
-        <w:rPr>
-          <w:lang w:val="fr_FR" w:bidi="fr_FR"/>
-        </w:rPr>
-        <w:t xml:space="preserve"> · </w:t>
-      </w:r>
-      <w:hyperlink r:id="rId76">
-        <w:r>
-          <w:rPr>
-            <w:lang w:val="fr_FR" w:bidi="fr_FR"/>
-          </w:rPr>
-          <w:rPr>
-            <w:color w:val="0000EE"/>
-            <w:u w:val="single"/>
-          </w:rPr>
-          <w:t>REV 14:5</w:t>
-        </w:r>
-      </w:hyperlink>
-      <w:r>
-        <w:rPr>
-          <w:lang w:val="fr_FR" w:bidi="fr_FR"/>
-        </w:rPr>
-        <w:t xml:space="preserve"> · </w:t>
-      </w:r>
-      <w:hyperlink r:id="rId77">
-        <w:r>
-          <w:rPr>
-            <w:lang w:val="fr_FR" w:bidi="fr_FR"/>
-          </w:rPr>
-          <w:rPr>
-            <w:color w:val="0000EE"/>
-            <w:u w:val="single"/>
-          </w:rPr>
-          <w:t>REV 21:27</w:t>
-        </w:r>
-      </w:hyperlink>
-      <w:r>
-        <w:rPr>
-          <w:lang w:val="fr_FR" w:bidi="fr_FR"/>
-        </w:rPr>
-        <w:t xml:space="preserve"> · </w:t>
-      </w:r>
-      <w:hyperlink r:id="rId78">
-        <w:r>
-          <w:rPr>
-            <w:lang w:val="fr_FR" w:bidi="fr_FR"/>
-          </w:rPr>
-          <w:rPr>
-            <w:color w:val="0000EE"/>
-            <w:u w:val="single"/>
-          </w:rPr>
-          <w:t>REV 22:15</w:t>
-        </w:r>
-      </w:hyperlink>
+      <w:r>
+        <w:rPr>
+          <w:lang w:val="fr_FR" w:bidi="fr_FR"/>
+        </w:rPr>
+        <w:t>JHN 8:44</w:t>
+      </w:r>
+      <w:r>
+        <w:rPr>
+          <w:lang w:val="fr_FR" w:bidi="fr_FR"/>
+        </w:rPr>
+        <w:t xml:space="preserve"> · </w:t>
+      </w:r>
+      <w:r>
+        <w:rPr>
+          <w:lang w:val="fr_FR" w:bidi="fr_FR"/>
+        </w:rPr>
+        <w:t>ROM 1:25</w:t>
+      </w:r>
+      <w:r>
+        <w:rPr>
+          <w:lang w:val="fr_FR" w:bidi="fr_FR"/>
+        </w:rPr>
+        <w:t xml:space="preserve"> · </w:t>
+      </w:r>
+      <w:r>
+        <w:rPr>
+          <w:lang w:val="fr_FR" w:bidi="fr_FR"/>
+        </w:rPr>
+        <w:t>EPH 4:25</w:t>
+      </w:r>
+      <w:r>
+        <w:rPr>
+          <w:lang w:val="fr_FR" w:bidi="fr_FR"/>
+        </w:rPr>
+        <w:t xml:space="preserve"> · </w:t>
+      </w:r>
+      <w:r>
+        <w:rPr>
+          <w:lang w:val="fr_FR" w:bidi="fr_FR"/>
+        </w:rPr>
+        <w:t>2TH 2:9</w:t>
+      </w:r>
+      <w:r>
+        <w:rPr>
+          <w:lang w:val="fr_FR" w:bidi="fr_FR"/>
+        </w:rPr>
+        <w:t xml:space="preserve"> · </w:t>
+      </w:r>
+      <w:r>
+        <w:rPr>
+          <w:lang w:val="fr_FR" w:bidi="fr_FR"/>
+        </w:rPr>
+        <w:t>2TH 2:11</w:t>
+      </w:r>
+      <w:r>
+        <w:rPr>
+          <w:lang w:val="fr_FR" w:bidi="fr_FR"/>
+        </w:rPr>
+        <w:t xml:space="preserve"> · </w:t>
+      </w:r>
+      <w:r>
+        <w:rPr>
+          <w:lang w:val="fr_FR" w:bidi="fr_FR"/>
+        </w:rPr>
+        <w:t>1JN 2:21</w:t>
+      </w:r>
+      <w:r>
+        <w:rPr>
+          <w:lang w:val="fr_FR" w:bidi="fr_FR"/>
+        </w:rPr>
+        <w:t xml:space="preserve"> · </w:t>
+      </w:r>
+      <w:r>
+        <w:rPr>
+          <w:lang w:val="fr_FR" w:bidi="fr_FR"/>
+        </w:rPr>
+        <w:t>1JN 2:27</w:t>
+      </w:r>
+      <w:r>
+        <w:rPr>
+          <w:lang w:val="fr_FR" w:bidi="fr_FR"/>
+        </w:rPr>
+        <w:t xml:space="preserve"> · </w:t>
+      </w:r>
+      <w:r>
+        <w:rPr>
+          <w:lang w:val="fr_FR" w:bidi="fr_FR"/>
+        </w:rPr>
+        <w:t>REV 14:5</w:t>
+      </w:r>
+      <w:r>
+        <w:rPr>
+          <w:lang w:val="fr_FR" w:bidi="fr_FR"/>
+        </w:rPr>
+        <w:t xml:space="preserve"> · </w:t>
+      </w:r>
+      <w:r>
+        <w:rPr>
+          <w:lang w:val="fr_FR" w:bidi="fr_FR"/>
+        </w:rPr>
+        <w:t>REV 21:27</w:t>
+      </w:r>
+      <w:r>
+        <w:rPr>
+          <w:lang w:val="fr_FR" w:bidi="fr_FR"/>
+        </w:rPr>
+        <w:t xml:space="preserve"> · </w:t>
+      </w:r>
+      <w:r>
+        <w:rPr>
+          <w:lang w:val="fr_FR" w:bidi="fr_FR"/>
+        </w:rPr>
+        <w:t>REV 22:15</w:t>
+      </w:r>
       <w:r>
         <w:rPr>
           <w:lang w:val="fr_FR" w:bidi="fr_FR"/>
@@ -4383,36 +4011,24 @@
           <w:lang w:val="fr_FR" w:bidi="fr_FR"/>
         </w:rPr>
       </w:r>
-      <w:hyperlink r:id="rId61">
-        <w:r>
-          <w:rPr>
-            <w:lang w:val="fr_FR" w:bidi="fr_FR"/>
-          </w:rPr>
-          <w:rPr>
-            <w:color w:val="0000EE"/>
-            <w:u w:val="single"/>
-          </w:rPr>
-          <w:t>MAT 24:24</w:t>
-        </w:r>
-      </w:hyperlink>
-      <w:r>
-        <w:rPr>
-          <w:lang w:val="fr_FR" w:bidi="fr_FR"/>
-        </w:rPr>
-        <w:t xml:space="preserve"> · </w:t>
-      </w:r>
-      <w:hyperlink r:id="rId62">
-        <w:r>
-          <w:rPr>
-            <w:lang w:val="fr_FR" w:bidi="fr_FR"/>
-          </w:rPr>
-          <w:rPr>
-            <w:color w:val="0000EE"/>
-            <w:u w:val="single"/>
-          </w:rPr>
-          <w:t>MRK 13:22</w:t>
-        </w:r>
-      </w:hyperlink>
+      <w:r>
+        <w:rPr>
+          <w:lang w:val="fr_FR" w:bidi="fr_FR"/>
+        </w:rPr>
+        <w:t>MAT 24:24</w:t>
+      </w:r>
+      <w:r>
+        <w:rPr>
+          <w:lang w:val="fr_FR" w:bidi="fr_FR"/>
+        </w:rPr>
+        <w:t xml:space="preserve"> · </w:t>
+      </w:r>
+      <w:r>
+        <w:rPr>
+          <w:lang w:val="fr_FR" w:bidi="fr_FR"/>
+        </w:rPr>
+        <w:t>MRK 13:22</w:t>
+      </w:r>
       <w:r>
         <w:rPr>
           <w:lang w:val="fr_FR" w:bidi="fr_FR"/>
@@ -4600,18 +4216,12 @@
           <w:lang w:val="fr_FR" w:bidi="fr_FR"/>
         </w:rPr>
       </w:r>
-      <w:hyperlink r:id="rId79">
-        <w:r>
-          <w:rPr>
-            <w:lang w:val="fr_FR" w:bidi="fr_FR"/>
-          </w:rPr>
-          <w:rPr>
-            <w:color w:val="0000EE"/>
-            <w:u w:val="single"/>
-          </w:rPr>
-          <w:t>1TI 6:20</w:t>
-        </w:r>
-      </w:hyperlink>
+      <w:r>
+        <w:rPr>
+          <w:lang w:val="fr_FR" w:bidi="fr_FR"/>
+        </w:rPr>
+        <w:t>1TI 6:20</w:t>
+      </w:r>
       <w:r>
         <w:rPr>
           <w:lang w:val="fr_FR" w:bidi="fr_FR"/>
@@ -4821,7 +4431,7 @@
         </w:rPr>
         <w:t xml:space="preserve"> "mentir", </w:t>
       </w:r>
-      <w:hyperlink r:id="rId31">
+      <w:hyperlink r:id="rId18">
         <w:r>
           <w:rPr>
             <w:lang w:val="fr_FR" w:bidi="fr_FR"/>
@@ -4851,18 +4461,12 @@
         </w:rPr>
         <w:t xml:space="preserve">Dans certains cas, il peut être important de reformuler les relations sémantiques de cette phrase dans </w:t>
       </w:r>
-      <w:hyperlink r:id="rId80">
-        <w:r>
-          <w:rPr>
-            <w:lang w:val="fr_FR" w:bidi="fr_FR"/>
-          </w:rPr>
-          <w:rPr>
-            <w:color w:val="0000EE"/>
-            <w:u w:val="single"/>
-          </w:rPr>
-          <w:t>ROM 3:7</w:t>
-        </w:r>
-      </w:hyperlink>
+      <w:r>
+        <w:rPr>
+          <w:lang w:val="fr_FR" w:bidi="fr_FR"/>
+        </w:rPr>
+        <w:t>ROM 3:7</w:t>
+      </w:r>
       <w:r>
         <w:rPr>
           <w:lang w:val="fr_FR" w:bidi="fr_FR"/>
@@ -4877,18 +4481,12 @@
           <w:lang w:val="fr_FR" w:bidi="fr_FR"/>
         </w:rPr>
       </w:r>
-      <w:hyperlink r:id="rId80">
-        <w:r>
-          <w:rPr>
-            <w:lang w:val="fr_FR" w:bidi="fr_FR"/>
-          </w:rPr>
-          <w:rPr>
-            <w:color w:val="0000EE"/>
-            <w:u w:val="single"/>
-          </w:rPr>
-          <w:t>ROM 3:7</w:t>
-        </w:r>
-      </w:hyperlink>
+      <w:r>
+        <w:rPr>
+          <w:lang w:val="fr_FR" w:bidi="fr_FR"/>
+        </w:rPr>
+        <w:t>ROM 3:7</w:t>
+      </w:r>
       <w:r>
         <w:rPr>
           <w:lang w:val="fr_FR" w:bidi="fr_FR"/>
@@ -5094,180 +4692,120 @@
           <w:lang w:val="fr_FR" w:bidi="fr_FR"/>
         </w:rPr>
       </w:r>
-      <w:hyperlink r:id="rId69">
-        <w:r>
-          <w:rPr>
-            <w:lang w:val="fr_FR" w:bidi="fr_FR"/>
-          </w:rPr>
-          <w:rPr>
-            <w:color w:val="0000EE"/>
-            <w:u w:val="single"/>
-          </w:rPr>
-          <w:t>JHN 8:44</w:t>
-        </w:r>
-      </w:hyperlink>
-      <w:r>
-        <w:rPr>
-          <w:lang w:val="fr_FR" w:bidi="fr_FR"/>
-        </w:rPr>
-        <w:t xml:space="preserve"> · </w:t>
-      </w:r>
-      <w:hyperlink r:id="rId81">
-        <w:r>
-          <w:rPr>
-            <w:lang w:val="fr_FR" w:bidi="fr_FR"/>
-          </w:rPr>
-          <w:rPr>
-            <w:color w:val="0000EE"/>
-            <w:u w:val="single"/>
-          </w:rPr>
-          <w:t>JHN 8:55</w:t>
-        </w:r>
-      </w:hyperlink>
-      <w:r>
-        <w:rPr>
-          <w:lang w:val="fr_FR" w:bidi="fr_FR"/>
-        </w:rPr>
-        <w:t xml:space="preserve"> · </w:t>
-      </w:r>
-      <w:hyperlink r:id="rId82">
-        <w:r>
-          <w:rPr>
-            <w:lang w:val="fr_FR" w:bidi="fr_FR"/>
-          </w:rPr>
-          <w:rPr>
-            <w:color w:val="0000EE"/>
-            <w:u w:val="single"/>
-          </w:rPr>
-          <w:t>ROM 3:4</w:t>
-        </w:r>
-      </w:hyperlink>
-      <w:r>
-        <w:rPr>
-          <w:lang w:val="fr_FR" w:bidi="fr_FR"/>
-        </w:rPr>
-        <w:t xml:space="preserve"> · </w:t>
-      </w:r>
-      <w:hyperlink r:id="rId83">
-        <w:r>
-          <w:rPr>
-            <w:lang w:val="fr_FR" w:bidi="fr_FR"/>
-          </w:rPr>
-          <w:rPr>
-            <w:color w:val="0000EE"/>
-            <w:u w:val="single"/>
-          </w:rPr>
-          <w:t>1TI 1:10</w:t>
-        </w:r>
-      </w:hyperlink>
-      <w:r>
-        <w:rPr>
-          <w:lang w:val="fr_FR" w:bidi="fr_FR"/>
-        </w:rPr>
-        <w:t xml:space="preserve"> · </w:t>
-      </w:r>
-      <w:hyperlink r:id="rId84">
-        <w:r>
-          <w:rPr>
-            <w:lang w:val="fr_FR" w:bidi="fr_FR"/>
-          </w:rPr>
-          <w:rPr>
-            <w:color w:val="0000EE"/>
-            <w:u w:val="single"/>
-          </w:rPr>
-          <w:t>TIT 1:12</w:t>
-        </w:r>
-      </w:hyperlink>
-      <w:r>
-        <w:rPr>
-          <w:lang w:val="fr_FR" w:bidi="fr_FR"/>
-        </w:rPr>
-        <w:t xml:space="preserve"> · </w:t>
-      </w:r>
-      <w:hyperlink r:id="rId85">
-        <w:r>
-          <w:rPr>
-            <w:lang w:val="fr_FR" w:bidi="fr_FR"/>
-          </w:rPr>
-          <w:rPr>
-            <w:color w:val="0000EE"/>
-            <w:u w:val="single"/>
-          </w:rPr>
-          <w:t>1JN 1:10</w:t>
-        </w:r>
-      </w:hyperlink>
-      <w:r>
-        <w:rPr>
-          <w:lang w:val="fr_FR" w:bidi="fr_FR"/>
-        </w:rPr>
-        <w:t xml:space="preserve"> · </w:t>
-      </w:r>
-      <w:hyperlink r:id="rId86">
-        <w:r>
-          <w:rPr>
-            <w:lang w:val="fr_FR" w:bidi="fr_FR"/>
-          </w:rPr>
-          <w:rPr>
-            <w:color w:val="0000EE"/>
-            <w:u w:val="single"/>
-          </w:rPr>
-          <w:t>1JN 2:4</w:t>
-        </w:r>
-      </w:hyperlink>
-      <w:r>
-        <w:rPr>
-          <w:lang w:val="fr_FR" w:bidi="fr_FR"/>
-        </w:rPr>
-        <w:t xml:space="preserve"> · </w:t>
-      </w:r>
-      <w:hyperlink r:id="rId87">
-        <w:r>
-          <w:rPr>
-            <w:lang w:val="fr_FR" w:bidi="fr_FR"/>
-          </w:rPr>
-          <w:rPr>
-            <w:color w:val="0000EE"/>
-            <w:u w:val="single"/>
-          </w:rPr>
-          <w:t>1JN 2:22</w:t>
-        </w:r>
-      </w:hyperlink>
-      <w:r>
-        <w:rPr>
-          <w:lang w:val="fr_FR" w:bidi="fr_FR"/>
-        </w:rPr>
-        <w:t xml:space="preserve"> · </w:t>
-      </w:r>
-      <w:hyperlink r:id="rId88">
-        <w:r>
-          <w:rPr>
-            <w:lang w:val="fr_FR" w:bidi="fr_FR"/>
-          </w:rPr>
-          <w:rPr>
-            <w:color w:val="0000EE"/>
-            <w:u w:val="single"/>
-          </w:rPr>
-          <w:t>1JN 4:20</w:t>
-        </w:r>
-      </w:hyperlink>
-      <w:r>
-        <w:rPr>
-          <w:lang w:val="fr_FR" w:bidi="fr_FR"/>
-        </w:rPr>
-        <w:t xml:space="preserve"> · </w:t>
-      </w:r>
-      <w:hyperlink r:id="rId89">
-        <w:r>
-          <w:rPr>
-            <w:lang w:val="fr_FR" w:bidi="fr_FR"/>
-          </w:rPr>
-          <w:rPr>
-            <w:color w:val="0000EE"/>
-            <w:u w:val="single"/>
-          </w:rPr>
-          <w:t>1JN 5:10</w:t>
-        </w:r>
-      </w:hyperlink>
+      <w:r>
+        <w:rPr>
+          <w:lang w:val="fr_FR" w:bidi="fr_FR"/>
+        </w:rPr>
+        <w:t>JHN 8:44</w:t>
+      </w:r>
+      <w:r>
+        <w:rPr>
+          <w:lang w:val="fr_FR" w:bidi="fr_FR"/>
+        </w:rPr>
+        <w:t xml:space="preserve"> · </w:t>
+      </w:r>
+      <w:r>
+        <w:rPr>
+          <w:lang w:val="fr_FR" w:bidi="fr_FR"/>
+        </w:rPr>
+        <w:t>JHN 8:55</w:t>
+      </w:r>
+      <w:r>
+        <w:rPr>
+          <w:lang w:val="fr_FR" w:bidi="fr_FR"/>
+        </w:rPr>
+        <w:t xml:space="preserve"> · </w:t>
+      </w:r>
+      <w:r>
+        <w:rPr>
+          <w:lang w:val="fr_FR" w:bidi="fr_FR"/>
+        </w:rPr>
+        <w:t>ROM 3:4</w:t>
+      </w:r>
+      <w:r>
+        <w:rPr>
+          <w:lang w:val="fr_FR" w:bidi="fr_FR"/>
+        </w:rPr>
+        <w:t xml:space="preserve"> · </w:t>
+      </w:r>
+      <w:r>
+        <w:rPr>
+          <w:lang w:val="fr_FR" w:bidi="fr_FR"/>
+        </w:rPr>
+        <w:t>1TI 1:10</w:t>
+      </w:r>
+      <w:r>
+        <w:rPr>
+          <w:lang w:val="fr_FR" w:bidi="fr_FR"/>
+        </w:rPr>
+        <w:t xml:space="preserve"> · </w:t>
+      </w:r>
+      <w:r>
+        <w:rPr>
+          <w:lang w:val="fr_FR" w:bidi="fr_FR"/>
+        </w:rPr>
+        <w:t>TIT 1:12</w:t>
+      </w:r>
+      <w:r>
+        <w:rPr>
+          <w:lang w:val="fr_FR" w:bidi="fr_FR"/>
+        </w:rPr>
+        <w:t xml:space="preserve"> · </w:t>
+      </w:r>
+      <w:r>
+        <w:rPr>
+          <w:lang w:val="fr_FR" w:bidi="fr_FR"/>
+        </w:rPr>
+        <w:t>1JN 1:10</w:t>
+      </w:r>
+      <w:r>
+        <w:rPr>
+          <w:lang w:val="fr_FR" w:bidi="fr_FR"/>
+        </w:rPr>
+        <w:t xml:space="preserve"> · </w:t>
+      </w:r>
+      <w:r>
+        <w:rPr>
+          <w:lang w:val="fr_FR" w:bidi="fr_FR"/>
+        </w:rPr>
+        <w:t>1JN 2:4</w:t>
+      </w:r>
+      <w:r>
+        <w:rPr>
+          <w:lang w:val="fr_FR" w:bidi="fr_FR"/>
+        </w:rPr>
+        <w:t xml:space="preserve"> · </w:t>
+      </w:r>
+      <w:r>
+        <w:rPr>
+          <w:lang w:val="fr_FR" w:bidi="fr_FR"/>
+        </w:rPr>
+        <w:t>1JN 2:22</w:t>
+      </w:r>
+      <w:r>
+        <w:rPr>
+          <w:lang w:val="fr_FR" w:bidi="fr_FR"/>
+        </w:rPr>
+        <w:t xml:space="preserve"> · </w:t>
+      </w:r>
+      <w:r>
+        <w:rPr>
+          <w:lang w:val="fr_FR" w:bidi="fr_FR"/>
+        </w:rPr>
+        <w:t>1JN 4:20</w:t>
+      </w:r>
+      <w:r>
+        <w:rPr>
+          <w:lang w:val="fr_FR" w:bidi="fr_FR"/>
+        </w:rPr>
+        <w:t xml:space="preserve"> · </w:t>
+      </w:r>
+      <w:r>
+        <w:rPr>
+          <w:lang w:val="fr_FR" w:bidi="fr_FR"/>
+        </w:rPr>
+        <w:t>1JN 5:10</w:t>
+      </w:r>
       <w:r>
         <w:rPr>
           <w:lang w:val="fr_FR" w:bidi="fr_FR"/>
@@ -5465,18 +5003,12 @@
         </w:rPr>
         <w:t xml:space="preserve">L'interprétation de </w:t>
       </w:r>
-      <w:hyperlink r:id="rId90">
-        <w:r>
-          <w:rPr>
-            <w:lang w:val="fr_FR" w:bidi="fr_FR"/>
-          </w:rPr>
-          <w:rPr>
-            <w:color w:val="0000EE"/>
-            <w:u w:val="single"/>
-          </w:rPr>
-          <w:t>1JN 1:1</w:t>
-        </w:r>
-      </w:hyperlink>
+      <w:r>
+        <w:rPr>
+          <w:lang w:val="fr_FR" w:bidi="fr_FR"/>
+        </w:rPr>
+        <w:t>1JN 1:1</w:t>
+      </w:r>
       <w:r>
         <w:rPr>
           <w:lang w:val="fr_FR" w:bidi="fr_FR"/>
@@ -5491,54 +5023,36 @@
           <w:lang w:val="fr_FR" w:bidi="fr_FR"/>
         </w:rPr>
       </w:r>
-      <w:hyperlink r:id="rId91">
-        <w:r>
-          <w:rPr>
-            <w:lang w:val="fr_FR" w:bidi="fr_FR"/>
-          </w:rPr>
-          <w:rPr>
-            <w:color w:val="0000EE"/>
-            <w:u w:val="single"/>
-          </w:rPr>
-          <w:t>LUK 24:39</w:t>
-        </w:r>
-      </w:hyperlink>
-      <w:r>
-        <w:rPr>
-          <w:lang w:val="fr_FR" w:bidi="fr_FR"/>
-        </w:rPr>
-        <w:t xml:space="preserve"> · </w:t>
-      </w:r>
-      <w:hyperlink r:id="rId92">
-        <w:r>
-          <w:rPr>
-            <w:lang w:val="fr_FR" w:bidi="fr_FR"/>
-          </w:rPr>
-          <w:rPr>
-            <w:color w:val="0000EE"/>
-            <w:u w:val="single"/>
-          </w:rPr>
-          <w:t>HEB 12:18</w:t>
-        </w:r>
-      </w:hyperlink>
-      <w:r>
-        <w:rPr>
-          <w:lang w:val="fr_FR" w:bidi="fr_FR"/>
-        </w:rPr>
-        <w:t xml:space="preserve"> · </w:t>
-      </w:r>
-      <w:hyperlink r:id="rId90">
-        <w:r>
-          <w:rPr>
-            <w:lang w:val="fr_FR" w:bidi="fr_FR"/>
-          </w:rPr>
-          <w:rPr>
-            <w:color w:val="0000EE"/>
-            <w:u w:val="single"/>
-          </w:rPr>
-          <w:t>1JN 1:1</w:t>
-        </w:r>
-      </w:hyperlink>
+      <w:r>
+        <w:rPr>
+          <w:lang w:val="fr_FR" w:bidi="fr_FR"/>
+        </w:rPr>
+        <w:t>LUK 24:39</w:t>
+      </w:r>
+      <w:r>
+        <w:rPr>
+          <w:lang w:val="fr_FR" w:bidi="fr_FR"/>
+        </w:rPr>
+        <w:t xml:space="preserve"> · </w:t>
+      </w:r>
+      <w:r>
+        <w:rPr>
+          <w:lang w:val="fr_FR" w:bidi="fr_FR"/>
+        </w:rPr>
+        <w:t>HEB 12:18</w:t>
+      </w:r>
+      <w:r>
+        <w:rPr>
+          <w:lang w:val="fr_FR" w:bidi="fr_FR"/>
+        </w:rPr>
+        <w:t xml:space="preserve"> · </w:t>
+      </w:r>
+      <w:r>
+        <w:rPr>
+          <w:lang w:val="fr_FR" w:bidi="fr_FR"/>
+        </w:rPr>
+        <w:t>1JN 1:1</w:t>
+      </w:r>
     </w:p>
     <w:p>
       <w:pPr/>
@@ -5615,7 +5129,7 @@
         </w:rPr>
         <w:t xml:space="preserve">[a] "toucher, sentir", </w:t>
       </w:r>
-      <w:hyperlink r:id="rId93">
+      <w:hyperlink r:id="rId20">
         <w:r>
           <w:rPr>
             <w:lang w:val="fr_FR" w:bidi="fr_FR"/>
@@ -5641,18 +5155,12 @@
           <w:lang w:val="fr_FR" w:bidi="fr_FR"/>
         </w:rPr>
       </w:r>
-      <w:hyperlink r:id="rId94">
-        <w:r>
-          <w:rPr>
-            <w:lang w:val="fr_FR" w:bidi="fr_FR"/>
-          </w:rPr>
-          <w:rPr>
-            <w:color w:val="0000EE"/>
-            <w:u w:val="single"/>
-          </w:rPr>
-          <w:t>ACT 17:27</w:t>
-        </w:r>
-      </w:hyperlink>
+      <w:r>
+        <w:rPr>
+          <w:lang w:val="fr_FR" w:bidi="fr_FR"/>
+        </w:rPr>
+        <w:t>ACT 17:27</w:t>
+      </w:r>
       <w:r>
         <w:rPr>
           <w:lang w:val="fr_FR" w:bidi="fr_FR"/>
@@ -5850,25 +5358,19 @@
         </w:rPr>
         <w:t xml:space="preserve"> dans </w:t>
       </w:r>
-      <w:hyperlink r:id="rId95">
-        <w:r>
-          <w:rPr>
-            <w:lang w:val="fr_FR" w:bidi="fr_FR"/>
-          </w:rPr>
-          <w:rPr>
-            <w:color w:val="0000EE"/>
-            <w:u w:val="single"/>
-          </w:rPr>
-          <w:t>REV 13:18</w:t>
-        </w:r>
-      </w:hyperlink>
+      <w:r>
+        <w:rPr>
+          <w:lang w:val="fr_FR" w:bidi="fr_FR"/>
+        </w:rPr>
+        <w:t>REV 13:18</w:t>
+      </w:r>
       <w:r>
         <w:rPr>
           <w:lang w:val="fr_FR" w:bidi="fr_FR"/>
         </w:rPr>
         <w:t xml:space="preserve">, voir </w:t>
       </w:r>
-      <w:hyperlink r:id="rId96">
+      <w:hyperlink r:id="rId21">
         <w:r>
           <w:rPr>
             <w:lang w:val="fr_FR" w:bidi="fr_FR"/>
@@ -5894,36 +5396,24 @@
           <w:lang w:val="fr_FR" w:bidi="fr_FR"/>
         </w:rPr>
       </w:r>
-      <w:hyperlink r:id="rId97">
-        <w:r>
-          <w:rPr>
-            <w:lang w:val="fr_FR" w:bidi="fr_FR"/>
-          </w:rPr>
-          <w:rPr>
-            <w:color w:val="0000EE"/>
-            <w:u w:val="single"/>
-          </w:rPr>
-          <w:t>LUK 14:28</w:t>
-        </w:r>
-      </w:hyperlink>
-      <w:r>
-        <w:rPr>
-          <w:lang w:val="fr_FR" w:bidi="fr_FR"/>
-        </w:rPr>
-        <w:t xml:space="preserve"> · </w:t>
-      </w:r>
-      <w:hyperlink r:id="rId95">
-        <w:r>
-          <w:rPr>
-            <w:lang w:val="fr_FR" w:bidi="fr_FR"/>
-          </w:rPr>
-          <w:rPr>
-            <w:color w:val="0000EE"/>
-            <w:u w:val="single"/>
-          </w:rPr>
-          <w:t>REV 13:18</w:t>
-        </w:r>
-      </w:hyperlink>
+      <w:r>
+        <w:rPr>
+          <w:lang w:val="fr_FR" w:bidi="fr_FR"/>
+        </w:rPr>
+        <w:t>LUK 14:28</w:t>
+      </w:r>
+      <w:r>
+        <w:rPr>
+          <w:lang w:val="fr_FR" w:bidi="fr_FR"/>
+        </w:rPr>
+        <w:t xml:space="preserve"> · </w:t>
+      </w:r>
+      <w:r>
+        <w:rPr>
+          <w:lang w:val="fr_FR" w:bidi="fr_FR"/>
+        </w:rPr>
+        <w:t>REV 13:18</w:t>
+      </w:r>
     </w:p>
     <w:p>
       <w:pPr/>
@@ -6000,18 +5490,12 @@
         </w:rPr>
         <w:t xml:space="preserve">La forme impérative de la troisième personne ψηφισάτω dans </w:t>
       </w:r>
-      <w:hyperlink r:id="rId95">
-        <w:r>
-          <w:rPr>
-            <w:lang w:val="fr_FR" w:bidi="fr_FR"/>
-          </w:rPr>
-          <w:rPr>
-            <w:color w:val="0000EE"/>
-            <w:u w:val="single"/>
-          </w:rPr>
-          <w:t>REV 13:18</w:t>
-        </w:r>
-      </w:hyperlink>
+      <w:r>
+        <w:rPr>
+          <w:lang w:val="fr_FR" w:bidi="fr_FR"/>
+        </w:rPr>
+        <w:t>REV 13:18</w:t>
+      </w:r>
       <w:r>
         <w:rPr>
           <w:lang w:val="fr_FR" w:bidi="fr_FR"/>
@@ -6030,25 +5514,19 @@
         </w:rPr>
         <w:t xml:space="preserve"> dans </w:t>
       </w:r>
-      <w:hyperlink r:id="rId95">
-        <w:r>
-          <w:rPr>
-            <w:lang w:val="fr_FR" w:bidi="fr_FR"/>
-          </w:rPr>
-          <w:rPr>
-            <w:color w:val="0000EE"/>
-            <w:u w:val="single"/>
-          </w:rPr>
-          <w:t>REV 13:18</w:t>
-        </w:r>
-      </w:hyperlink>
+      <w:r>
+        <w:rPr>
+          <w:lang w:val="fr_FR" w:bidi="fr_FR"/>
+        </w:rPr>
+        <w:t>REV 13:18</w:t>
+      </w:r>
       <w:r>
         <w:rPr>
           <w:lang w:val="fr_FR" w:bidi="fr_FR"/>
         </w:rPr>
         <w:t xml:space="preserve">, voir </w:t>
       </w:r>
-      <w:hyperlink r:id="rId98">
+      <w:hyperlink r:id="rId22">
         <w:r>
           <w:rPr>
             <w:lang w:val="fr_FR" w:bidi="fr_FR"/>
@@ -6074,18 +5552,12 @@
           <w:lang w:val="fr_FR" w:bidi="fr_FR"/>
         </w:rPr>
       </w:r>
-      <w:hyperlink r:id="rId95">
-        <w:r>
-          <w:rPr>
-            <w:lang w:val="fr_FR" w:bidi="fr_FR"/>
-          </w:rPr>
-          <w:rPr>
-            <w:color w:val="0000EE"/>
-            <w:u w:val="single"/>
-          </w:rPr>
-          <w:t>REV 13:18</w:t>
-        </w:r>
-      </w:hyperlink>
+      <w:r>
+        <w:rPr>
+          <w:lang w:val="fr_FR" w:bidi="fr_FR"/>
+        </w:rPr>
+        <w:t>REV 13:18</w:t>
+      </w:r>
       <w:r>
         <w:rPr>
           <w:lang w:val="fr_FR" w:bidi="fr_FR"/>
@@ -6283,18 +5755,12 @@
         </w:rPr>
         <w:t xml:space="preserve">Un certain nombre de suggestions différentes ont été faites quant à la référence de ψῆφος dans </w:t>
       </w:r>
-      <w:hyperlink r:id="rId99">
-        <w:r>
-          <w:rPr>
-            <w:lang w:val="fr_FR" w:bidi="fr_FR"/>
-          </w:rPr>
-          <w:rPr>
-            <w:color w:val="0000EE"/>
-            <w:u w:val="single"/>
-          </w:rPr>
-          <w:t>REV 2:17</w:t>
-        </w:r>
-      </w:hyperlink>
+      <w:r>
+        <w:rPr>
+          <w:lang w:val="fr_FR" w:bidi="fr_FR"/>
+        </w:rPr>
+        <w:t>REV 2:17</w:t>
+      </w:r>
       <w:r>
         <w:rPr>
           <w:lang w:val="fr_FR" w:bidi="fr_FR"/>
@@ -6309,54 +5775,36 @@
           <w:lang w:val="fr_FR" w:bidi="fr_FR"/>
         </w:rPr>
       </w:r>
-      <w:hyperlink r:id="rId100">
-        <w:r>
-          <w:rPr>
-            <w:lang w:val="fr_FR" w:bidi="fr_FR"/>
-          </w:rPr>
-          <w:rPr>
-            <w:color w:val="0000EE"/>
-            <w:u w:val="single"/>
-          </w:rPr>
-          <w:t>ACT 26:10</w:t>
-        </w:r>
-      </w:hyperlink>
-      <w:r>
-        <w:rPr>
-          <w:lang w:val="fr_FR" w:bidi="fr_FR"/>
-        </w:rPr>
-        <w:t xml:space="preserve"> · </w:t>
-      </w:r>
-      <w:hyperlink r:id="rId99">
-        <w:r>
-          <w:rPr>
-            <w:lang w:val="fr_FR" w:bidi="fr_FR"/>
-          </w:rPr>
-          <w:rPr>
-            <w:color w:val="0000EE"/>
-            <w:u w:val="single"/>
-          </w:rPr>
-          <w:t>REV 2:17</w:t>
-        </w:r>
-      </w:hyperlink>
-      <w:r>
-        <w:rPr>
-          <w:lang w:val="fr_FR" w:bidi="fr_FR"/>
-        </w:rPr>
-        <w:t xml:space="preserve"> · </w:t>
-      </w:r>
-      <w:hyperlink r:id="rId99">
-        <w:r>
-          <w:rPr>
-            <w:lang w:val="fr_FR" w:bidi="fr_FR"/>
-          </w:rPr>
-          <w:rPr>
-            <w:color w:val="0000EE"/>
-            <w:u w:val="single"/>
-          </w:rPr>
-          <w:t>REV 2:17</w:t>
-        </w:r>
-      </w:hyperlink>
+      <w:r>
+        <w:rPr>
+          <w:lang w:val="fr_FR" w:bidi="fr_FR"/>
+        </w:rPr>
+        <w:t>ACT 26:10</w:t>
+      </w:r>
+      <w:r>
+        <w:rPr>
+          <w:lang w:val="fr_FR" w:bidi="fr_FR"/>
+        </w:rPr>
+        <w:t xml:space="preserve"> · </w:t>
+      </w:r>
+      <w:r>
+        <w:rPr>
+          <w:lang w:val="fr_FR" w:bidi="fr_FR"/>
+        </w:rPr>
+        <w:t>REV 2:17</w:t>
+      </w:r>
+      <w:r>
+        <w:rPr>
+          <w:lang w:val="fr_FR" w:bidi="fr_FR"/>
+        </w:rPr>
+        <w:t xml:space="preserve"> · </w:t>
+      </w:r>
+      <w:r>
+        <w:rPr>
+          <w:lang w:val="fr_FR" w:bidi="fr_FR"/>
+        </w:rPr>
+        <w:t>REV 2:17</w:t>
+      </w:r>
       <w:r>
         <w:rPr>
           <w:lang w:val="fr_FR" w:bidi="fr_FR"/>
@@ -6562,18 +6010,12 @@
           <w:lang w:val="fr_FR" w:bidi="fr_FR"/>
         </w:rPr>
       </w:r>
-      <w:hyperlink r:id="rId101">
-        <w:r>
-          <w:rPr>
-            <w:lang w:val="fr_FR" w:bidi="fr_FR"/>
-          </w:rPr>
-          <w:rPr>
-            <w:color w:val="0000EE"/>
-            <w:u w:val="single"/>
-          </w:rPr>
-          <w:t>2CO 12:20</w:t>
-        </w:r>
-      </w:hyperlink>
+      <w:r>
+        <w:rPr>
+          <w:lang w:val="fr_FR" w:bidi="fr_FR"/>
+        </w:rPr>
+        <w:t>2CO 12:20</w:t>
+      </w:r>
       <w:r>
         <w:rPr>
           <w:lang w:val="fr_FR" w:bidi="fr_FR"/>
@@ -6767,18 +6209,12 @@
           <w:lang w:val="fr_FR" w:bidi="fr_FR"/>
         </w:rPr>
       </w:r>
-      <w:hyperlink r:id="rId102">
-        <w:r>
-          <w:rPr>
-            <w:lang w:val="fr_FR" w:bidi="fr_FR"/>
-          </w:rPr>
-          <w:rPr>
-            <w:color w:val="0000EE"/>
-            <w:u w:val="single"/>
-          </w:rPr>
-          <w:t>ROM 1:29</w:t>
-        </w:r>
-      </w:hyperlink>
+      <w:r>
+        <w:rPr>
+          <w:lang w:val="fr_FR" w:bidi="fr_FR"/>
+        </w:rPr>
+        <w:t>ROM 1:29</w:t>
+      </w:r>
       <w:r>
         <w:rPr>
           <w:lang w:val="fr_FR" w:bidi="fr_FR"/>
@@ -6940,54 +6376,36 @@
         </w:rPr>
         <w:t xml:space="preserve">Dans </w:t>
       </w:r>
-      <w:hyperlink r:id="rId103">
-        <w:r>
-          <w:rPr>
-            <w:lang w:val="fr_FR" w:bidi="fr_FR"/>
-          </w:rPr>
-          <w:rPr>
-            <w:color w:val="0000EE"/>
-            <w:u w:val="single"/>
-          </w:rPr>
-          <w:t>MAT 15:27</w:t>
-        </w:r>
-      </w:hyperlink>
+      <w:r>
+        <w:rPr>
+          <w:lang w:val="fr_FR" w:bidi="fr_FR"/>
+        </w:rPr>
+        <w:t>MAT 15:27</w:t>
+      </w:r>
       <w:r>
         <w:rPr>
           <w:lang w:val="fr_FR" w:bidi="fr_FR"/>
         </w:rPr>
         <w:t xml:space="preserve">, </w:t>
       </w:r>
-      <w:hyperlink r:id="rId104">
-        <w:r>
-          <w:rPr>
-            <w:lang w:val="fr_FR" w:bidi="fr_FR"/>
-          </w:rPr>
-          <w:rPr>
-            <w:color w:val="0000EE"/>
-            <w:u w:val="single"/>
-          </w:rPr>
-          <w:t>MRK 7:28</w:t>
-        </w:r>
-      </w:hyperlink>
+      <w:r>
+        <w:rPr>
+          <w:lang w:val="fr_FR" w:bidi="fr_FR"/>
+        </w:rPr>
+        <w:t>MRK 7:28</w:t>
+      </w:r>
       <w:r>
         <w:rPr>
           <w:lang w:val="fr_FR" w:bidi="fr_FR"/>
         </w:rPr>
         <w:t xml:space="preserve">, et </w:t>
       </w:r>
-      <w:hyperlink r:id="rId105">
-        <w:r>
-          <w:rPr>
-            <w:lang w:val="fr_FR" w:bidi="fr_FR"/>
-          </w:rPr>
-          <w:rPr>
-            <w:color w:val="0000EE"/>
-            <w:u w:val="single"/>
-          </w:rPr>
-          <w:t>LUK 16:21</w:t>
-        </w:r>
-      </w:hyperlink>
+      <w:r>
+        <w:rPr>
+          <w:lang w:val="fr_FR" w:bidi="fr_FR"/>
+        </w:rPr>
+        <w:t>LUK 16:21</w:t>
+      </w:r>
       <w:r>
         <w:rPr>
           <w:lang w:val="fr_FR" w:bidi="fr_FR"/>
@@ -7001,18 +6419,12 @@
         </w:rPr>
         <w:t xml:space="preserve">Ce mot ne se trouve qu'en variante de lecture : ἐπιθυμῶν χορτασθῆναι ἀπὸ τῶν ψιχίων τῶν πιπτόντων ἀπὸ τῆς τραπέζης 'être heureux de manger les miettes qui tombent de la table' </w:t>
       </w:r>
-      <w:hyperlink r:id="rId105">
-        <w:r>
-          <w:rPr>
-            <w:lang w:val="fr_FR" w:bidi="fr_FR"/>
-          </w:rPr>
-          <w:rPr>
-            <w:color w:val="0000EE"/>
-            <w:u w:val="single"/>
-          </w:rPr>
-          <w:t>LUK 16:21</w:t>
-        </w:r>
-      </w:hyperlink>
+      <w:r>
+        <w:rPr>
+          <w:lang w:val="fr_FR" w:bidi="fr_FR"/>
+        </w:rPr>
+        <w:t>LUK 16:21</w:t>
+      </w:r>
       <w:r>
         <w:rPr>
           <w:lang w:val="fr_FR" w:bidi="fr_FR"/>
@@ -7027,18 +6439,12 @@
           <w:lang w:val="fr_FR" w:bidi="fr_FR"/>
         </w:rPr>
       </w:r>
-      <w:hyperlink r:id="rId105">
-        <w:r>
-          <w:rPr>
-            <w:lang w:val="fr_FR" w:bidi="fr_FR"/>
-          </w:rPr>
-          <w:rPr>
-            <w:color w:val="0000EE"/>
-            <w:u w:val="single"/>
-          </w:rPr>
-          <w:t>LUK 16:21</w:t>
-        </w:r>
-      </w:hyperlink>
+      <w:r>
+        <w:rPr>
+          <w:lang w:val="fr_FR" w:bidi="fr_FR"/>
+        </w:rPr>
+        <w:t>LUK 16:21</w:t>
+      </w:r>
       <w:r>
         <w:rPr>
           <w:lang w:val="fr_FR" w:bidi="fr_FR"/>
@@ -7218,54 +6624,36 @@
         </w:rPr>
         <w:t xml:space="preserve">Dans </w:t>
       </w:r>
-      <w:hyperlink r:id="rId103">
-        <w:r>
-          <w:rPr>
-            <w:lang w:val="fr_FR" w:bidi="fr_FR"/>
-          </w:rPr>
-          <w:rPr>
-            <w:color w:val="0000EE"/>
-            <w:u w:val="single"/>
-          </w:rPr>
-          <w:t>MAT 15:27</w:t>
-        </w:r>
-      </w:hyperlink>
+      <w:r>
+        <w:rPr>
+          <w:lang w:val="fr_FR" w:bidi="fr_FR"/>
+        </w:rPr>
+        <w:t>MAT 15:27</w:t>
+      </w:r>
       <w:r>
         <w:rPr>
           <w:lang w:val="fr_FR" w:bidi="fr_FR"/>
         </w:rPr>
         <w:t xml:space="preserve">, </w:t>
       </w:r>
-      <w:hyperlink r:id="rId104">
-        <w:r>
-          <w:rPr>
-            <w:lang w:val="fr_FR" w:bidi="fr_FR"/>
-          </w:rPr>
-          <w:rPr>
-            <w:color w:val="0000EE"/>
-            <w:u w:val="single"/>
-          </w:rPr>
-          <w:t>MRK 7:28</w:t>
-        </w:r>
-      </w:hyperlink>
+      <w:r>
+        <w:rPr>
+          <w:lang w:val="fr_FR" w:bidi="fr_FR"/>
+        </w:rPr>
+        <w:t>MRK 7:28</w:t>
+      </w:r>
       <w:r>
         <w:rPr>
           <w:lang w:val="fr_FR" w:bidi="fr_FR"/>
         </w:rPr>
         <w:t xml:space="preserve">, et </w:t>
       </w:r>
-      <w:hyperlink r:id="rId105">
-        <w:r>
-          <w:rPr>
-            <w:lang w:val="fr_FR" w:bidi="fr_FR"/>
-          </w:rPr>
-          <w:rPr>
-            <w:color w:val="0000EE"/>
-            <w:u w:val="single"/>
-          </w:rPr>
-          <w:t>LUK 16:21</w:t>
-        </w:r>
-      </w:hyperlink>
+      <w:r>
+        <w:rPr>
+          <w:lang w:val="fr_FR" w:bidi="fr_FR"/>
+        </w:rPr>
+        <w:t>LUK 16:21</w:t>
+      </w:r>
       <w:r>
         <w:rPr>
           <w:lang w:val="fr_FR" w:bidi="fr_FR"/>
@@ -7280,36 +6668,24 @@
           <w:lang w:val="fr_FR" w:bidi="fr_FR"/>
         </w:rPr>
       </w:r>
-      <w:hyperlink r:id="rId103">
-        <w:r>
-          <w:rPr>
-            <w:lang w:val="fr_FR" w:bidi="fr_FR"/>
-          </w:rPr>
-          <w:rPr>
-            <w:color w:val="0000EE"/>
-            <w:u w:val="single"/>
-          </w:rPr>
-          <w:t>MAT 15:27</w:t>
-        </w:r>
-      </w:hyperlink>
-      <w:r>
-        <w:rPr>
-          <w:lang w:val="fr_FR" w:bidi="fr_FR"/>
-        </w:rPr>
-        <w:t xml:space="preserve"> · </w:t>
-      </w:r>
-      <w:hyperlink r:id="rId104">
-        <w:r>
-          <w:rPr>
-            <w:lang w:val="fr_FR" w:bidi="fr_FR"/>
-          </w:rPr>
-          <w:rPr>
-            <w:color w:val="0000EE"/>
-            <w:u w:val="single"/>
-          </w:rPr>
-          <w:t>MRK 7:28</w:t>
-        </w:r>
-      </w:hyperlink>
+      <w:r>
+        <w:rPr>
+          <w:lang w:val="fr_FR" w:bidi="fr_FR"/>
+        </w:rPr>
+        <w:t>MAT 15:27</w:t>
+      </w:r>
+      <w:r>
+        <w:rPr>
+          <w:lang w:val="fr_FR" w:bidi="fr_FR"/>
+        </w:rPr>
+        <w:t xml:space="preserve"> · </w:t>
+      </w:r>
+      <w:r>
+        <w:rPr>
+          <w:lang w:val="fr_FR" w:bidi="fr_FR"/>
+        </w:rPr>
+        <w:t>MRK 7:28</w:t>
+      </w:r>
       <w:r>
         <w:rPr>
           <w:lang w:val="fr_FR" w:bidi="fr_FR"/>
@@ -7555,18 +6931,12 @@
         </w:rPr>
         <w:t xml:space="preserve">Il est également possible de rendre ψυχή dans </w:t>
       </w:r>
-      <w:hyperlink r:id="rId106">
-        <w:r>
-          <w:rPr>
-            <w:lang w:val="fr_FR" w:bidi="fr_FR"/>
-          </w:rPr>
-          <w:rPr>
-            <w:color w:val="0000EE"/>
-            <w:u w:val="single"/>
-          </w:rPr>
-          <w:t>PHP 1:27</w:t>
-        </w:r>
-      </w:hyperlink>
+      <w:r>
+        <w:rPr>
+          <w:lang w:val="fr_FR" w:bidi="fr_FR"/>
+        </w:rPr>
+        <w:t>PHP 1:27</w:t>
+      </w:r>
       <w:r>
         <w:rPr>
           <w:lang w:val="fr_FR" w:bidi="fr_FR"/>
@@ -7580,43 +6950,31 @@
         </w:rPr>
         <w:t xml:space="preserve">ψυχή[a] est souvent traduit par 'cœur' ou 'désir'. Comparez ce qui suit : περίλυπός ἐστιν ἡ ψυχή μου ἕως θανάτου 'mon cœur est triste jusqu'à la mort' </w:t>
       </w:r>
-      <w:hyperlink r:id="rId107">
-        <w:r>
-          <w:rPr>
-            <w:lang w:val="fr_FR" w:bidi="fr_FR"/>
-          </w:rPr>
-          <w:rPr>
-            <w:color w:val="0000EE"/>
-            <w:u w:val="single"/>
-          </w:rPr>
-          <w:t>MAT 26:38</w:t>
-        </w:r>
-      </w:hyperlink>
+      <w:r>
+        <w:rPr>
+          <w:lang w:val="fr_FR" w:bidi="fr_FR"/>
+        </w:rPr>
+        <w:t>MAT 26:38</w:t>
+      </w:r>
       <w:r>
         <w:rPr>
           <w:lang w:val="fr_FR" w:bidi="fr_FR"/>
         </w:rPr>
         <w:t xml:space="preserve"> ; ἵνα μὴ κάμητε ταῖς ψυχαῖς ὑμῶν ἐκλυόμενοι 'ne laissez donc pas vos cœurs se décourager et abandonner' </w:t>
       </w:r>
-      <w:hyperlink r:id="rId108">
-        <w:r>
-          <w:rPr>
-            <w:lang w:val="fr_FR" w:bidi="fr_FR"/>
-          </w:rPr>
-          <w:rPr>
-            <w:color w:val="0000EE"/>
-            <w:u w:val="single"/>
-          </w:rPr>
-          <w:t>HEB 12:3</w:t>
-        </w:r>
-      </w:hyperlink>
+      <w:r>
+        <w:rPr>
+          <w:lang w:val="fr_FR" w:bidi="fr_FR"/>
+        </w:rPr>
+        <w:t>HEB 12:3</w:t>
+      </w:r>
       <w:r>
         <w:rPr>
           <w:lang w:val="fr_FR" w:bidi="fr_FR"/>
         </w:rPr>
         <w:t xml:space="preserve">. (pour ψυχή dans l'idiome κάμνω τῇ ψυχῇ, voir </w:t>
       </w:r>
-      <w:hyperlink r:id="rId109">
+      <w:hyperlink r:id="rId23">
         <w:r>
           <w:rPr>
             <w:lang w:val="fr_FR" w:bidi="fr_FR"/>
@@ -7634,72 +6992,48 @@
         </w:rPr>
         <w:t xml:space="preserve">) ; ἀλλ ὡς δοῦλοι Χριστοῦ ποιοῦντες τὸ θέλημα τοῦ θεοῦ ἐκ ψυχῆς 'mais de tout votre cœur, faites ce que Dieu veut, en esclaves du Christ' </w:t>
       </w:r>
-      <w:hyperlink r:id="rId110">
-        <w:r>
-          <w:rPr>
-            <w:lang w:val="fr_FR" w:bidi="fr_FR"/>
-          </w:rPr>
-          <w:rPr>
-            <w:color w:val="0000EE"/>
-            <w:u w:val="single"/>
-          </w:rPr>
-          <w:t>EPH 6:6</w:t>
-        </w:r>
-      </w:hyperlink>
+      <w:r>
+        <w:rPr>
+          <w:lang w:val="fr_FR" w:bidi="fr_FR"/>
+        </w:rPr>
+        <w:t>EPH 6:6</w:t>
+      </w:r>
       <w:r>
         <w:rPr>
           <w:lang w:val="fr_FR" w:bidi="fr_FR"/>
         </w:rPr>
         <w:t xml:space="preserve">. Dans ces passages, cependant, ψυχή se réfère réellement à l'être entier d'une personne, de sorte que </w:t>
       </w:r>
-      <w:hyperlink r:id="rId107">
-        <w:r>
-          <w:rPr>
-            <w:lang w:val="fr_FR" w:bidi="fr_FR"/>
-          </w:rPr>
-          <w:rPr>
-            <w:color w:val="0000EE"/>
-            <w:u w:val="single"/>
-          </w:rPr>
-          <w:t>MAT 26:38</w:t>
-        </w:r>
-      </w:hyperlink>
+      <w:r>
+        <w:rPr>
+          <w:lang w:val="fr_FR" w:bidi="fr_FR"/>
+        </w:rPr>
+        <w:t>MAT 26:38</w:t>
+      </w:r>
       <w:r>
         <w:rPr>
           <w:lang w:val="fr_FR" w:bidi="fr_FR"/>
         </w:rPr>
         <w:t xml:space="preserve"> peut très bien être rendu par 'ma peine est si grande qu'elle me tue presque.' </w:t>
       </w:r>
-      <w:hyperlink r:id="rId108">
-        <w:r>
-          <w:rPr>
-            <w:lang w:val="fr_FR" w:bidi="fr_FR"/>
-          </w:rPr>
-          <w:rPr>
-            <w:color w:val="0000EE"/>
-            <w:u w:val="single"/>
-          </w:rPr>
-          <w:t>HEB 12:3</w:t>
-        </w:r>
-      </w:hyperlink>
+      <w:r>
+        <w:rPr>
+          <w:lang w:val="fr_FR" w:bidi="fr_FR"/>
+        </w:rPr>
+        <w:t>HEB 12:3</w:t>
+      </w:r>
       <w:r>
         <w:rPr>
           <w:lang w:val="fr_FR" w:bidi="fr_FR"/>
         </w:rPr>
         <w:t xml:space="preserve"> peut aussi être rendu par "ne vous laissez pas décourager et n'abandonnez pas", et </w:t>
       </w:r>
-      <w:hyperlink r:id="rId110">
-        <w:r>
-          <w:rPr>
-            <w:lang w:val="fr_FR" w:bidi="fr_FR"/>
-          </w:rPr>
-          <w:rPr>
-            <w:color w:val="0000EE"/>
-            <w:u w:val="single"/>
-          </w:rPr>
-          <w:t>EPH 6:6</w:t>
-        </w:r>
-      </w:hyperlink>
+      <w:r>
+        <w:rPr>
+          <w:lang w:val="fr_FR" w:bidi="fr_FR"/>
+        </w:rPr>
+        <w:t>EPH 6:6</w:t>
+      </w:r>
       <w:r>
         <w:rPr>
           <w:lang w:val="fr_FR" w:bidi="fr_FR"/>
@@ -7725,7 +7059,7 @@
         </w:rPr>
         <w:t>[c] (</w:t>
       </w:r>
-      <w:hyperlink r:id="rId111">
+      <w:hyperlink r:id="rId24">
         <w:r>
           <w:rPr>
             <w:lang w:val="fr_FR" w:bidi="fr_FR"/>
@@ -7743,18 +7077,12 @@
         </w:rPr>
         <w:t xml:space="preserve">) comme, à titre d'exemple, dans </w:t>
       </w:r>
-      <w:hyperlink r:id="rId112">
-        <w:r>
-          <w:rPr>
-            <w:lang w:val="fr_FR" w:bidi="fr_FR"/>
-          </w:rPr>
-          <w:rPr>
-            <w:color w:val="0000EE"/>
-            <w:u w:val="single"/>
-          </w:rPr>
-          <w:t>MAT 11:29</w:t>
-        </w:r>
-      </w:hyperlink>
+      <w:r>
+        <w:rPr>
+          <w:lang w:val="fr_FR" w:bidi="fr_FR"/>
+        </w:rPr>
+        <w:t>MAT 11:29</w:t>
+      </w:r>
       <w:r>
         <w:rPr>
           <w:lang w:val="fr_FR" w:bidi="fr_FR"/>
@@ -7768,18 +7096,12 @@
         </w:rPr>
         <w:t xml:space="preserve">Même dans les contextes où ψυχή fait référence à l'existence au-delà de la mort, il peut s'agir d'une référence figurative à la personne. Par exemple, dans </w:t>
       </w:r>
-      <w:hyperlink r:id="rId113">
-        <w:r>
-          <w:rPr>
-            <w:lang w:val="fr_FR" w:bidi="fr_FR"/>
-          </w:rPr>
-          <w:rPr>
-            <w:color w:val="0000EE"/>
-            <w:u w:val="single"/>
-          </w:rPr>
-          <w:t>ACT 2:27</w:t>
-        </w:r>
-      </w:hyperlink>
+      <w:r>
+        <w:rPr>
+          <w:lang w:val="fr_FR" w:bidi="fr_FR"/>
+        </w:rPr>
+        <w:t>ACT 2:27</w:t>
+      </w:r>
       <w:r>
         <w:rPr>
           <w:lang w:val="fr_FR" w:bidi="fr_FR"/>
@@ -7805,7 +7127,7 @@
         </w:rPr>
         <w:t>[b], signifiant 'vie physique, principe de vie' (</w:t>
       </w:r>
-      <w:hyperlink r:id="rId114">
+      <w:hyperlink r:id="rId25">
         <w:r>
           <w:rPr>
             <w:lang w:val="fr_FR" w:bidi="fr_FR"/>
@@ -7835,18 +7157,12 @@
         </w:rPr>
         <w:t xml:space="preserve">[b] dans </w:t>
       </w:r>
-      <w:hyperlink r:id="rId115">
-        <w:r>
-          <w:rPr>
-            <w:lang w:val="fr_FR" w:bidi="fr_FR"/>
-          </w:rPr>
-          <w:rPr>
-            <w:color w:val="0000EE"/>
-            <w:u w:val="single"/>
-          </w:rPr>
-          <w:t>HEB 4:12</w:t>
-        </w:r>
-      </w:hyperlink>
+      <w:r>
+        <w:rPr>
+          <w:lang w:val="fr_FR" w:bidi="fr_FR"/>
+        </w:rPr>
+        <w:t>HEB 4:12</w:t>
+      </w:r>
       <w:r>
         <w:rPr>
           <w:lang w:val="fr_FR" w:bidi="fr_FR"/>
@@ -7865,18 +7181,12 @@
         </w:rPr>
         <w:t xml:space="preserve">[b] dans </w:t>
       </w:r>
-      <w:hyperlink r:id="rId116">
-        <w:r>
-          <w:rPr>
-            <w:lang w:val="fr_FR" w:bidi="fr_FR"/>
-          </w:rPr>
-          <w:rPr>
-            <w:color w:val="0000EE"/>
-            <w:u w:val="single"/>
-          </w:rPr>
-          <w:t>1TH 5:23</w:t>
-        </w:r>
-      </w:hyperlink>
+      <w:r>
+        <w:rPr>
+          <w:lang w:val="fr_FR" w:bidi="fr_FR"/>
+        </w:rPr>
+        <w:t>1TH 5:23</w:t>
+      </w:r>
       <w:r>
         <w:rPr>
           <w:lang w:val="fr_FR" w:bidi="fr_FR"/>
@@ -7902,7 +7212,7 @@
         </w:rPr>
         <w:t>. (</w:t>
       </w:r>
-      <w:hyperlink r:id="rId117">
+      <w:hyperlink r:id="rId26">
         <w:r>
           <w:rPr>
             <w:lang w:val="fr_FR" w:bidi="fr_FR"/>
@@ -7932,7 +7242,7 @@
         </w:rPr>
         <w:t xml:space="preserve"> (</w:t>
       </w:r>
-      <w:hyperlink r:id="rId118">
+      <w:hyperlink r:id="rId27">
         <w:r>
           <w:rPr>
             <w:lang w:val="fr_FR" w:bidi="fr_FR"/>
@@ -7950,18 +7260,12 @@
         </w:rPr>
         <w:t xml:space="preserve">) comme, par exemple, dans </w:t>
       </w:r>
-      <w:hyperlink r:id="rId119">
-        <w:r>
-          <w:rPr>
-            <w:lang w:val="fr_FR" w:bidi="fr_FR"/>
-          </w:rPr>
-          <w:rPr>
-            <w:color w:val="0000EE"/>
-            <w:u w:val="single"/>
-          </w:rPr>
-          <w:t>MAT 22:37</w:t>
-        </w:r>
-      </w:hyperlink>
+      <w:r>
+        <w:rPr>
+          <w:lang w:val="fr_FR" w:bidi="fr_FR"/>
+        </w:rPr>
+        <w:t>MAT 22:37</w:t>
+      </w:r>
       <w:r>
         <w:rPr>
           <w:lang w:val="fr_FR" w:bidi="fr_FR"/>
@@ -7992,18 +7296,12 @@
         </w:rPr>
         <w:t xml:space="preserve">, ne fait que souligner la totalité de la personnalité humaine, et qu'il est impossible de faire des distinctions claires. Il est certain que les référents se chevauchent considérablement. On pourrait traduire avec une totale justification </w:t>
       </w:r>
-      <w:hyperlink r:id="rId119">
-        <w:r>
-          <w:rPr>
-            <w:lang w:val="fr_FR" w:bidi="fr_FR"/>
-          </w:rPr>
-          <w:rPr>
-            <w:color w:val="0000EE"/>
-            <w:u w:val="single"/>
-          </w:rPr>
-          <w:t>MAT 22:37</w:t>
-        </w:r>
-      </w:hyperlink>
+      <w:r>
+        <w:rPr>
+          <w:lang w:val="fr_FR" w:bidi="fr_FR"/>
+        </w:rPr>
+        <w:t>MAT 22:37</w:t>
+      </w:r>
       <w:r>
         <w:rPr>
           <w:lang w:val="fr_FR" w:bidi="fr_FR"/>
@@ -8042,558 +7340,372 @@
           <w:lang w:val="fr_FR" w:bidi="fr_FR"/>
         </w:rPr>
       </w:r>
-      <w:hyperlink r:id="rId120">
-        <w:r>
-          <w:rPr>
-            <w:lang w:val="fr_FR" w:bidi="fr_FR"/>
-          </w:rPr>
-          <w:rPr>
-            <w:color w:val="0000EE"/>
-            <w:u w:val="single"/>
-          </w:rPr>
-          <w:t>MAT 10:28</w:t>
-        </w:r>
-      </w:hyperlink>
-      <w:r>
-        <w:rPr>
-          <w:lang w:val="fr_FR" w:bidi="fr_FR"/>
-        </w:rPr>
-        <w:t xml:space="preserve"> · </w:t>
-      </w:r>
-      <w:hyperlink r:id="rId120">
-        <w:r>
-          <w:rPr>
-            <w:lang w:val="fr_FR" w:bidi="fr_FR"/>
-          </w:rPr>
-          <w:rPr>
-            <w:color w:val="0000EE"/>
-            <w:u w:val="single"/>
-          </w:rPr>
-          <w:t>MAT 10:28</w:t>
-        </w:r>
-      </w:hyperlink>
-      <w:r>
-        <w:rPr>
-          <w:lang w:val="fr_FR" w:bidi="fr_FR"/>
-        </w:rPr>
-        <w:t xml:space="preserve"> · </w:t>
-      </w:r>
-      <w:hyperlink r:id="rId112">
-        <w:r>
-          <w:rPr>
-            <w:lang w:val="fr_FR" w:bidi="fr_FR"/>
-          </w:rPr>
-          <w:rPr>
-            <w:color w:val="0000EE"/>
-            <w:u w:val="single"/>
-          </w:rPr>
-          <w:t>MAT 11:29</w:t>
-        </w:r>
-      </w:hyperlink>
-      <w:r>
-        <w:rPr>
-          <w:lang w:val="fr_FR" w:bidi="fr_FR"/>
-        </w:rPr>
-        <w:t xml:space="preserve"> · </w:t>
-      </w:r>
-      <w:hyperlink r:id="rId121">
-        <w:r>
-          <w:rPr>
-            <w:lang w:val="fr_FR" w:bidi="fr_FR"/>
-          </w:rPr>
-          <w:rPr>
-            <w:color w:val="0000EE"/>
-            <w:u w:val="single"/>
-          </w:rPr>
-          <w:t>MAT 12:18</w:t>
-        </w:r>
-      </w:hyperlink>
-      <w:r>
-        <w:rPr>
-          <w:lang w:val="fr_FR" w:bidi="fr_FR"/>
-        </w:rPr>
-        <w:t xml:space="preserve"> · </w:t>
-      </w:r>
-      <w:hyperlink r:id="rId119">
-        <w:r>
-          <w:rPr>
-            <w:lang w:val="fr_FR" w:bidi="fr_FR"/>
-          </w:rPr>
-          <w:rPr>
-            <w:color w:val="0000EE"/>
-            <w:u w:val="single"/>
-          </w:rPr>
-          <w:t>MAT 22:37</w:t>
-        </w:r>
-      </w:hyperlink>
-      <w:r>
-        <w:rPr>
-          <w:lang w:val="fr_FR" w:bidi="fr_FR"/>
-        </w:rPr>
-        <w:t xml:space="preserve"> · </w:t>
-      </w:r>
-      <w:hyperlink r:id="rId107">
-        <w:r>
-          <w:rPr>
-            <w:lang w:val="fr_FR" w:bidi="fr_FR"/>
-          </w:rPr>
-          <w:rPr>
-            <w:color w:val="0000EE"/>
-            <w:u w:val="single"/>
-          </w:rPr>
-          <w:t>MAT 26:38</w:t>
-        </w:r>
-      </w:hyperlink>
-      <w:r>
-        <w:rPr>
-          <w:lang w:val="fr_FR" w:bidi="fr_FR"/>
-        </w:rPr>
-        <w:t xml:space="preserve"> · </w:t>
-      </w:r>
-      <w:hyperlink r:id="rId122">
-        <w:r>
-          <w:rPr>
-            <w:lang w:val="fr_FR" w:bidi="fr_FR"/>
-          </w:rPr>
-          <w:rPr>
-            <w:color w:val="0000EE"/>
-            <w:u w:val="single"/>
-          </w:rPr>
-          <w:t>MRK 12:30</w:t>
-        </w:r>
-      </w:hyperlink>
-      <w:r>
-        <w:rPr>
-          <w:lang w:val="fr_FR" w:bidi="fr_FR"/>
-        </w:rPr>
-        <w:t xml:space="preserve"> · </w:t>
-      </w:r>
-      <w:hyperlink r:id="rId123">
-        <w:r>
-          <w:rPr>
-            <w:lang w:val="fr_FR" w:bidi="fr_FR"/>
-          </w:rPr>
-          <w:rPr>
-            <w:color w:val="0000EE"/>
-            <w:u w:val="single"/>
-          </w:rPr>
-          <w:t>MRK 14:34</w:t>
-        </w:r>
-      </w:hyperlink>
-      <w:r>
-        <w:rPr>
-          <w:lang w:val="fr_FR" w:bidi="fr_FR"/>
-        </w:rPr>
-        <w:t xml:space="preserve"> · </w:t>
-      </w:r>
-      <w:hyperlink r:id="rId124">
-        <w:r>
-          <w:rPr>
-            <w:lang w:val="fr_FR" w:bidi="fr_FR"/>
-          </w:rPr>
-          <w:rPr>
-            <w:color w:val="0000EE"/>
-            <w:u w:val="single"/>
-          </w:rPr>
-          <w:t>LUK 1:46</w:t>
-        </w:r>
-      </w:hyperlink>
-      <w:r>
-        <w:rPr>
-          <w:lang w:val="fr_FR" w:bidi="fr_FR"/>
-        </w:rPr>
-        <w:t xml:space="preserve"> · </w:t>
-      </w:r>
-      <w:hyperlink r:id="rId125">
-        <w:r>
-          <w:rPr>
-            <w:lang w:val="fr_FR" w:bidi="fr_FR"/>
-          </w:rPr>
-          <w:rPr>
-            <w:color w:val="0000EE"/>
-            <w:u w:val="single"/>
-          </w:rPr>
-          <w:t>LUK 10:27</w:t>
-        </w:r>
-      </w:hyperlink>
-      <w:r>
-        <w:rPr>
-          <w:lang w:val="fr_FR" w:bidi="fr_FR"/>
-        </w:rPr>
-        <w:t xml:space="preserve"> · </w:t>
-      </w:r>
-      <w:hyperlink r:id="rId126">
-        <w:r>
-          <w:rPr>
-            <w:lang w:val="fr_FR" w:bidi="fr_FR"/>
-          </w:rPr>
-          <w:rPr>
-            <w:color w:val="0000EE"/>
-            <w:u w:val="single"/>
-          </w:rPr>
-          <w:t>LUK 12:19</w:t>
-        </w:r>
-      </w:hyperlink>
-      <w:r>
-        <w:rPr>
-          <w:lang w:val="fr_FR" w:bidi="fr_FR"/>
-        </w:rPr>
-        <w:t xml:space="preserve"> · </w:t>
-      </w:r>
-      <w:hyperlink r:id="rId126">
-        <w:r>
-          <w:rPr>
-            <w:lang w:val="fr_FR" w:bidi="fr_FR"/>
-          </w:rPr>
-          <w:rPr>
-            <w:color w:val="0000EE"/>
-            <w:u w:val="single"/>
-          </w:rPr>
-          <w:t>LUK 12:19</w:t>
-        </w:r>
-      </w:hyperlink>
-      <w:r>
-        <w:rPr>
-          <w:lang w:val="fr_FR" w:bidi="fr_FR"/>
-        </w:rPr>
-        <w:t xml:space="preserve"> · </w:t>
-      </w:r>
-      <w:hyperlink r:id="rId127">
-        <w:r>
-          <w:rPr>
-            <w:lang w:val="fr_FR" w:bidi="fr_FR"/>
-          </w:rPr>
-          <w:rPr>
-            <w:color w:val="0000EE"/>
-            <w:u w:val="single"/>
-          </w:rPr>
-          <w:t>JHN 12:27</w:t>
-        </w:r>
-      </w:hyperlink>
-      <w:r>
-        <w:rPr>
-          <w:lang w:val="fr_FR" w:bidi="fr_FR"/>
-        </w:rPr>
-        <w:t xml:space="preserve"> · </w:t>
-      </w:r>
-      <w:hyperlink r:id="rId113">
-        <w:r>
-          <w:rPr>
-            <w:lang w:val="fr_FR" w:bidi="fr_FR"/>
-          </w:rPr>
-          <w:rPr>
-            <w:color w:val="0000EE"/>
-            <w:u w:val="single"/>
-          </w:rPr>
-          <w:t>ACT 2:27</w:t>
-        </w:r>
-      </w:hyperlink>
-      <w:r>
-        <w:rPr>
-          <w:lang w:val="fr_FR" w:bidi="fr_FR"/>
-        </w:rPr>
-        <w:t xml:space="preserve"> · </w:t>
-      </w:r>
-      <w:hyperlink r:id="rId128">
-        <w:r>
-          <w:rPr>
-            <w:lang w:val="fr_FR" w:bidi="fr_FR"/>
-          </w:rPr>
-          <w:rPr>
-            <w:color w:val="0000EE"/>
-            <w:u w:val="single"/>
-          </w:rPr>
-          <w:t>ACT 4:32</w:t>
-        </w:r>
-      </w:hyperlink>
-      <w:r>
-        <w:rPr>
-          <w:lang w:val="fr_FR" w:bidi="fr_FR"/>
-        </w:rPr>
-        <w:t xml:space="preserve"> · </w:t>
-      </w:r>
-      <w:hyperlink r:id="rId129">
-        <w:r>
-          <w:rPr>
-            <w:lang w:val="fr_FR" w:bidi="fr_FR"/>
-          </w:rPr>
-          <w:rPr>
-            <w:color w:val="0000EE"/>
-            <w:u w:val="single"/>
-          </w:rPr>
-          <w:t>ACT 14:22</w:t>
-        </w:r>
-      </w:hyperlink>
-      <w:r>
-        <w:rPr>
-          <w:lang w:val="fr_FR" w:bidi="fr_FR"/>
-        </w:rPr>
-        <w:t xml:space="preserve"> · </w:t>
-      </w:r>
-      <w:hyperlink r:id="rId130">
-        <w:r>
-          <w:rPr>
-            <w:lang w:val="fr_FR" w:bidi="fr_FR"/>
-          </w:rPr>
-          <w:rPr>
-            <w:color w:val="0000EE"/>
-            <w:u w:val="single"/>
-          </w:rPr>
-          <w:t>ACT 15:24</w:t>
-        </w:r>
-      </w:hyperlink>
-      <w:r>
-        <w:rPr>
-          <w:lang w:val="fr_FR" w:bidi="fr_FR"/>
-        </w:rPr>
-        <w:t xml:space="preserve"> · </w:t>
-      </w:r>
-      <w:hyperlink r:id="rId131">
-        <w:r>
-          <w:rPr>
-            <w:lang w:val="fr_FR" w:bidi="fr_FR"/>
-          </w:rPr>
-          <w:rPr>
-            <w:color w:val="0000EE"/>
-            <w:u w:val="single"/>
-          </w:rPr>
-          <w:t>2CO 12:15</w:t>
-        </w:r>
-      </w:hyperlink>
-      <w:r>
-        <w:rPr>
-          <w:lang w:val="fr_FR" w:bidi="fr_FR"/>
-        </w:rPr>
-        <w:t xml:space="preserve"> · </w:t>
-      </w:r>
-      <w:hyperlink r:id="rId110">
-        <w:r>
-          <w:rPr>
-            <w:lang w:val="fr_FR" w:bidi="fr_FR"/>
-          </w:rPr>
-          <w:rPr>
-            <w:color w:val="0000EE"/>
-            <w:u w:val="single"/>
-          </w:rPr>
-          <w:t>EPH 6:6</w:t>
-        </w:r>
-      </w:hyperlink>
-      <w:r>
-        <w:rPr>
-          <w:lang w:val="fr_FR" w:bidi="fr_FR"/>
-        </w:rPr>
-        <w:t xml:space="preserve"> · </w:t>
-      </w:r>
-      <w:hyperlink r:id="rId106">
-        <w:r>
-          <w:rPr>
-            <w:lang w:val="fr_FR" w:bidi="fr_FR"/>
-          </w:rPr>
-          <w:rPr>
-            <w:color w:val="0000EE"/>
-            <w:u w:val="single"/>
-          </w:rPr>
-          <w:t>PHP 1:27</w:t>
-        </w:r>
-      </w:hyperlink>
-      <w:r>
-        <w:rPr>
-          <w:lang w:val="fr_FR" w:bidi="fr_FR"/>
-        </w:rPr>
-        <w:t xml:space="preserve"> · </w:t>
-      </w:r>
-      <w:hyperlink r:id="rId132">
-        <w:r>
-          <w:rPr>
-            <w:lang w:val="fr_FR" w:bidi="fr_FR"/>
-          </w:rPr>
-          <w:rPr>
-            <w:color w:val="0000EE"/>
-            <w:u w:val="single"/>
-          </w:rPr>
-          <w:t>COL 3:23</w:t>
-        </w:r>
-      </w:hyperlink>
-      <w:r>
-        <w:rPr>
-          <w:lang w:val="fr_FR" w:bidi="fr_FR"/>
-        </w:rPr>
-        <w:t xml:space="preserve"> · </w:t>
-      </w:r>
-      <w:hyperlink r:id="rId116">
-        <w:r>
-          <w:rPr>
-            <w:lang w:val="fr_FR" w:bidi="fr_FR"/>
-          </w:rPr>
-          <w:rPr>
-            <w:color w:val="0000EE"/>
-            <w:u w:val="single"/>
-          </w:rPr>
-          <w:t>1TH 5:23</w:t>
-        </w:r>
-      </w:hyperlink>
-      <w:r>
-        <w:rPr>
-          <w:lang w:val="fr_FR" w:bidi="fr_FR"/>
-        </w:rPr>
-        <w:t xml:space="preserve"> · </w:t>
-      </w:r>
-      <w:hyperlink r:id="rId115">
-        <w:r>
-          <w:rPr>
-            <w:lang w:val="fr_FR" w:bidi="fr_FR"/>
-          </w:rPr>
-          <w:rPr>
-            <w:color w:val="0000EE"/>
-            <w:u w:val="single"/>
-          </w:rPr>
-          <w:t>HEB 4:12</w:t>
-        </w:r>
-      </w:hyperlink>
-      <w:r>
-        <w:rPr>
-          <w:lang w:val="fr_FR" w:bidi="fr_FR"/>
-        </w:rPr>
-        <w:t xml:space="preserve"> · </w:t>
-      </w:r>
-      <w:hyperlink r:id="rId133">
-        <w:r>
-          <w:rPr>
-            <w:lang w:val="fr_FR" w:bidi="fr_FR"/>
-          </w:rPr>
-          <w:rPr>
-            <w:color w:val="0000EE"/>
-            <w:u w:val="single"/>
-          </w:rPr>
-          <w:t>HEB 10:39</w:t>
-        </w:r>
-      </w:hyperlink>
-      <w:r>
-        <w:rPr>
-          <w:lang w:val="fr_FR" w:bidi="fr_FR"/>
-        </w:rPr>
-        <w:t xml:space="preserve"> · </w:t>
-      </w:r>
-      <w:hyperlink r:id="rId108">
-        <w:r>
-          <w:rPr>
-            <w:lang w:val="fr_FR" w:bidi="fr_FR"/>
-          </w:rPr>
-          <w:rPr>
-            <w:color w:val="0000EE"/>
-            <w:u w:val="single"/>
-          </w:rPr>
-          <w:t>HEB 12:3</w:t>
-        </w:r>
-      </w:hyperlink>
-      <w:r>
-        <w:rPr>
-          <w:lang w:val="fr_FR" w:bidi="fr_FR"/>
-        </w:rPr>
-        <w:t xml:space="preserve"> · </w:t>
-      </w:r>
-      <w:hyperlink r:id="rId134">
-        <w:r>
-          <w:rPr>
-            <w:lang w:val="fr_FR" w:bidi="fr_FR"/>
-          </w:rPr>
-          <w:rPr>
-            <w:color w:val="0000EE"/>
-            <w:u w:val="single"/>
-          </w:rPr>
-          <w:t>1PE 2:11</w:t>
-        </w:r>
-      </w:hyperlink>
-      <w:r>
-        <w:rPr>
-          <w:lang w:val="fr_FR" w:bidi="fr_FR"/>
-        </w:rPr>
-        <w:t xml:space="preserve"> · </w:t>
-      </w:r>
-      <w:hyperlink r:id="rId135">
-        <w:r>
-          <w:rPr>
-            <w:lang w:val="fr_FR" w:bidi="fr_FR"/>
-          </w:rPr>
-          <w:rPr>
-            <w:color w:val="0000EE"/>
-            <w:u w:val="single"/>
-          </w:rPr>
-          <w:t>1PE 2:25</w:t>
-        </w:r>
-      </w:hyperlink>
-      <w:r>
-        <w:rPr>
-          <w:lang w:val="fr_FR" w:bidi="fr_FR"/>
-        </w:rPr>
-        <w:t xml:space="preserve"> · </w:t>
-      </w:r>
-      <w:hyperlink r:id="rId136">
-        <w:r>
-          <w:rPr>
-            <w:lang w:val="fr_FR" w:bidi="fr_FR"/>
-          </w:rPr>
-          <w:rPr>
-            <w:color w:val="0000EE"/>
-            <w:u w:val="single"/>
-          </w:rPr>
-          <w:t>3JN 1:2</w:t>
-        </w:r>
-      </w:hyperlink>
-      <w:r>
-        <w:rPr>
-          <w:lang w:val="fr_FR" w:bidi="fr_FR"/>
-        </w:rPr>
-        <w:t xml:space="preserve"> · </w:t>
-      </w:r>
-      <w:hyperlink r:id="rId137">
-        <w:r>
-          <w:rPr>
-            <w:lang w:val="fr_FR" w:bidi="fr_FR"/>
-          </w:rPr>
-          <w:rPr>
-            <w:color w:val="0000EE"/>
-            <w:u w:val="single"/>
-          </w:rPr>
-          <w:t>REV 6:9</w:t>
-        </w:r>
-      </w:hyperlink>
-      <w:r>
-        <w:rPr>
-          <w:lang w:val="fr_FR" w:bidi="fr_FR"/>
-        </w:rPr>
-        <w:t xml:space="preserve"> · </w:t>
-      </w:r>
-      <w:hyperlink r:id="rId138">
-        <w:r>
-          <w:rPr>
-            <w:lang w:val="fr_FR" w:bidi="fr_FR"/>
-          </w:rPr>
-          <w:rPr>
-            <w:color w:val="0000EE"/>
-            <w:u w:val="single"/>
-          </w:rPr>
-          <w:t>REV 18:14</w:t>
-        </w:r>
-      </w:hyperlink>
-      <w:r>
-        <w:rPr>
-          <w:lang w:val="fr_FR" w:bidi="fr_FR"/>
-        </w:rPr>
-        <w:t xml:space="preserve"> · </w:t>
-      </w:r>
-      <w:hyperlink r:id="rId139">
-        <w:r>
-          <w:rPr>
-            <w:lang w:val="fr_FR" w:bidi="fr_FR"/>
-          </w:rPr>
-          <w:rPr>
-            <w:color w:val="0000EE"/>
-            <w:u w:val="single"/>
-          </w:rPr>
-          <w:t>REV 20:4</w:t>
-        </w:r>
-      </w:hyperlink>
+      <w:r>
+        <w:rPr>
+          <w:lang w:val="fr_FR" w:bidi="fr_FR"/>
+        </w:rPr>
+        <w:t>MAT 10:28</w:t>
+      </w:r>
+      <w:r>
+        <w:rPr>
+          <w:lang w:val="fr_FR" w:bidi="fr_FR"/>
+        </w:rPr>
+        <w:t xml:space="preserve"> · </w:t>
+      </w:r>
+      <w:r>
+        <w:rPr>
+          <w:lang w:val="fr_FR" w:bidi="fr_FR"/>
+        </w:rPr>
+        <w:t>MAT 10:28</w:t>
+      </w:r>
+      <w:r>
+        <w:rPr>
+          <w:lang w:val="fr_FR" w:bidi="fr_FR"/>
+        </w:rPr>
+        <w:t xml:space="preserve"> · </w:t>
+      </w:r>
+      <w:r>
+        <w:rPr>
+          <w:lang w:val="fr_FR" w:bidi="fr_FR"/>
+        </w:rPr>
+        <w:t>MAT 11:29</w:t>
+      </w:r>
+      <w:r>
+        <w:rPr>
+          <w:lang w:val="fr_FR" w:bidi="fr_FR"/>
+        </w:rPr>
+        <w:t xml:space="preserve"> · </w:t>
+      </w:r>
+      <w:r>
+        <w:rPr>
+          <w:lang w:val="fr_FR" w:bidi="fr_FR"/>
+        </w:rPr>
+        <w:t>MAT 12:18</w:t>
+      </w:r>
+      <w:r>
+        <w:rPr>
+          <w:lang w:val="fr_FR" w:bidi="fr_FR"/>
+        </w:rPr>
+        <w:t xml:space="preserve"> · </w:t>
+      </w:r>
+      <w:r>
+        <w:rPr>
+          <w:lang w:val="fr_FR" w:bidi="fr_FR"/>
+        </w:rPr>
+        <w:t>MAT 22:37</w:t>
+      </w:r>
+      <w:r>
+        <w:rPr>
+          <w:lang w:val="fr_FR" w:bidi="fr_FR"/>
+        </w:rPr>
+        <w:t xml:space="preserve"> · </w:t>
+      </w:r>
+      <w:r>
+        <w:rPr>
+          <w:lang w:val="fr_FR" w:bidi="fr_FR"/>
+        </w:rPr>
+        <w:t>MAT 26:38</w:t>
+      </w:r>
+      <w:r>
+        <w:rPr>
+          <w:lang w:val="fr_FR" w:bidi="fr_FR"/>
+        </w:rPr>
+        <w:t xml:space="preserve"> · </w:t>
+      </w:r>
+      <w:r>
+        <w:rPr>
+          <w:lang w:val="fr_FR" w:bidi="fr_FR"/>
+        </w:rPr>
+        <w:t>MRK 12:30</w:t>
+      </w:r>
+      <w:r>
+        <w:rPr>
+          <w:lang w:val="fr_FR" w:bidi="fr_FR"/>
+        </w:rPr>
+        <w:t xml:space="preserve"> · </w:t>
+      </w:r>
+      <w:r>
+        <w:rPr>
+          <w:lang w:val="fr_FR" w:bidi="fr_FR"/>
+        </w:rPr>
+        <w:t>MRK 14:34</w:t>
+      </w:r>
+      <w:r>
+        <w:rPr>
+          <w:lang w:val="fr_FR" w:bidi="fr_FR"/>
+        </w:rPr>
+        <w:t xml:space="preserve"> · </w:t>
+      </w:r>
+      <w:r>
+        <w:rPr>
+          <w:lang w:val="fr_FR" w:bidi="fr_FR"/>
+        </w:rPr>
+        <w:t>LUK 1:46</w:t>
+      </w:r>
+      <w:r>
+        <w:rPr>
+          <w:lang w:val="fr_FR" w:bidi="fr_FR"/>
+        </w:rPr>
+        <w:t xml:space="preserve"> · </w:t>
+      </w:r>
+      <w:r>
+        <w:rPr>
+          <w:lang w:val="fr_FR" w:bidi="fr_FR"/>
+        </w:rPr>
+        <w:t>LUK 10:27</w:t>
+      </w:r>
+      <w:r>
+        <w:rPr>
+          <w:lang w:val="fr_FR" w:bidi="fr_FR"/>
+        </w:rPr>
+        <w:t xml:space="preserve"> · </w:t>
+      </w:r>
+      <w:r>
+        <w:rPr>
+          <w:lang w:val="fr_FR" w:bidi="fr_FR"/>
+        </w:rPr>
+        <w:t>LUK 12:19</w:t>
+      </w:r>
+      <w:r>
+        <w:rPr>
+          <w:lang w:val="fr_FR" w:bidi="fr_FR"/>
+        </w:rPr>
+        <w:t xml:space="preserve"> · </w:t>
+      </w:r>
+      <w:r>
+        <w:rPr>
+          <w:lang w:val="fr_FR" w:bidi="fr_FR"/>
+        </w:rPr>
+        <w:t>LUK 12:19</w:t>
+      </w:r>
+      <w:r>
+        <w:rPr>
+          <w:lang w:val="fr_FR" w:bidi="fr_FR"/>
+        </w:rPr>
+        <w:t xml:space="preserve"> · </w:t>
+      </w:r>
+      <w:r>
+        <w:rPr>
+          <w:lang w:val="fr_FR" w:bidi="fr_FR"/>
+        </w:rPr>
+        <w:t>JHN 12:27</w:t>
+      </w:r>
+      <w:r>
+        <w:rPr>
+          <w:lang w:val="fr_FR" w:bidi="fr_FR"/>
+        </w:rPr>
+        <w:t xml:space="preserve"> · </w:t>
+      </w:r>
+      <w:r>
+        <w:rPr>
+          <w:lang w:val="fr_FR" w:bidi="fr_FR"/>
+        </w:rPr>
+        <w:t>ACT 2:27</w:t>
+      </w:r>
+      <w:r>
+        <w:rPr>
+          <w:lang w:val="fr_FR" w:bidi="fr_FR"/>
+        </w:rPr>
+        <w:t xml:space="preserve"> · </w:t>
+      </w:r>
+      <w:r>
+        <w:rPr>
+          <w:lang w:val="fr_FR" w:bidi="fr_FR"/>
+        </w:rPr>
+        <w:t>ACT 4:32</w:t>
+      </w:r>
+      <w:r>
+        <w:rPr>
+          <w:lang w:val="fr_FR" w:bidi="fr_FR"/>
+        </w:rPr>
+        <w:t xml:space="preserve"> · </w:t>
+      </w:r>
+      <w:r>
+        <w:rPr>
+          <w:lang w:val="fr_FR" w:bidi="fr_FR"/>
+        </w:rPr>
+        <w:t>ACT 14:22</w:t>
+      </w:r>
+      <w:r>
+        <w:rPr>
+          <w:lang w:val="fr_FR" w:bidi="fr_FR"/>
+        </w:rPr>
+        <w:t xml:space="preserve"> · </w:t>
+      </w:r>
+      <w:r>
+        <w:rPr>
+          <w:lang w:val="fr_FR" w:bidi="fr_FR"/>
+        </w:rPr>
+        <w:t>ACT 15:24</w:t>
+      </w:r>
+      <w:r>
+        <w:rPr>
+          <w:lang w:val="fr_FR" w:bidi="fr_FR"/>
+        </w:rPr>
+        <w:t xml:space="preserve"> · </w:t>
+      </w:r>
+      <w:r>
+        <w:rPr>
+          <w:lang w:val="fr_FR" w:bidi="fr_FR"/>
+        </w:rPr>
+        <w:t>2CO 12:15</w:t>
+      </w:r>
+      <w:r>
+        <w:rPr>
+          <w:lang w:val="fr_FR" w:bidi="fr_FR"/>
+        </w:rPr>
+        <w:t xml:space="preserve"> · </w:t>
+      </w:r>
+      <w:r>
+        <w:rPr>
+          <w:lang w:val="fr_FR" w:bidi="fr_FR"/>
+        </w:rPr>
+        <w:t>EPH 6:6</w:t>
+      </w:r>
+      <w:r>
+        <w:rPr>
+          <w:lang w:val="fr_FR" w:bidi="fr_FR"/>
+        </w:rPr>
+        <w:t xml:space="preserve"> · </w:t>
+      </w:r>
+      <w:r>
+        <w:rPr>
+          <w:lang w:val="fr_FR" w:bidi="fr_FR"/>
+        </w:rPr>
+        <w:t>PHP 1:27</w:t>
+      </w:r>
+      <w:r>
+        <w:rPr>
+          <w:lang w:val="fr_FR" w:bidi="fr_FR"/>
+        </w:rPr>
+        <w:t xml:space="preserve"> · </w:t>
+      </w:r>
+      <w:r>
+        <w:rPr>
+          <w:lang w:val="fr_FR" w:bidi="fr_FR"/>
+        </w:rPr>
+        <w:t>COL 3:23</w:t>
+      </w:r>
+      <w:r>
+        <w:rPr>
+          <w:lang w:val="fr_FR" w:bidi="fr_FR"/>
+        </w:rPr>
+        <w:t xml:space="preserve"> · </w:t>
+      </w:r>
+      <w:r>
+        <w:rPr>
+          <w:lang w:val="fr_FR" w:bidi="fr_FR"/>
+        </w:rPr>
+        <w:t>1TH 5:23</w:t>
+      </w:r>
+      <w:r>
+        <w:rPr>
+          <w:lang w:val="fr_FR" w:bidi="fr_FR"/>
+        </w:rPr>
+        <w:t xml:space="preserve"> · </w:t>
+      </w:r>
+      <w:r>
+        <w:rPr>
+          <w:lang w:val="fr_FR" w:bidi="fr_FR"/>
+        </w:rPr>
+        <w:t>HEB 4:12</w:t>
+      </w:r>
+      <w:r>
+        <w:rPr>
+          <w:lang w:val="fr_FR" w:bidi="fr_FR"/>
+        </w:rPr>
+        <w:t xml:space="preserve"> · </w:t>
+      </w:r>
+      <w:r>
+        <w:rPr>
+          <w:lang w:val="fr_FR" w:bidi="fr_FR"/>
+        </w:rPr>
+        <w:t>HEB 10:39</w:t>
+      </w:r>
+      <w:r>
+        <w:rPr>
+          <w:lang w:val="fr_FR" w:bidi="fr_FR"/>
+        </w:rPr>
+        <w:t xml:space="preserve"> · </w:t>
+      </w:r>
+      <w:r>
+        <w:rPr>
+          <w:lang w:val="fr_FR" w:bidi="fr_FR"/>
+        </w:rPr>
+        <w:t>HEB 12:3</w:t>
+      </w:r>
+      <w:r>
+        <w:rPr>
+          <w:lang w:val="fr_FR" w:bidi="fr_FR"/>
+        </w:rPr>
+        <w:t xml:space="preserve"> · </w:t>
+      </w:r>
+      <w:r>
+        <w:rPr>
+          <w:lang w:val="fr_FR" w:bidi="fr_FR"/>
+        </w:rPr>
+        <w:t>1PE 2:11</w:t>
+      </w:r>
+      <w:r>
+        <w:rPr>
+          <w:lang w:val="fr_FR" w:bidi="fr_FR"/>
+        </w:rPr>
+        <w:t xml:space="preserve"> · </w:t>
+      </w:r>
+      <w:r>
+        <w:rPr>
+          <w:lang w:val="fr_FR" w:bidi="fr_FR"/>
+        </w:rPr>
+        <w:t>1PE 2:25</w:t>
+      </w:r>
+      <w:r>
+        <w:rPr>
+          <w:lang w:val="fr_FR" w:bidi="fr_FR"/>
+        </w:rPr>
+        <w:t xml:space="preserve"> · </w:t>
+      </w:r>
+      <w:r>
+        <w:rPr>
+          <w:lang w:val="fr_FR" w:bidi="fr_FR"/>
+        </w:rPr>
+        <w:t>3JN 1:2</w:t>
+      </w:r>
+      <w:r>
+        <w:rPr>
+          <w:lang w:val="fr_FR" w:bidi="fr_FR"/>
+        </w:rPr>
+        <w:t xml:space="preserve"> · </w:t>
+      </w:r>
+      <w:r>
+        <w:rPr>
+          <w:lang w:val="fr_FR" w:bidi="fr_FR"/>
+        </w:rPr>
+        <w:t>REV 6:9</w:t>
+      </w:r>
+      <w:r>
+        <w:rPr>
+          <w:lang w:val="fr_FR" w:bidi="fr_FR"/>
+        </w:rPr>
+        <w:t xml:space="preserve"> · </w:t>
+      </w:r>
+      <w:r>
+        <w:rPr>
+          <w:lang w:val="fr_FR" w:bidi="fr_FR"/>
+        </w:rPr>
+        <w:t>REV 18:14</w:t>
+      </w:r>
+      <w:r>
+        <w:rPr>
+          <w:lang w:val="fr_FR" w:bidi="fr_FR"/>
+        </w:rPr>
+        <w:t xml:space="preserve"> · </w:t>
+      </w:r>
+      <w:r>
+        <w:rPr>
+          <w:lang w:val="fr_FR" w:bidi="fr_FR"/>
+        </w:rPr>
+        <w:t>REV 20:4</w:t>
+      </w:r>
     </w:p>
     <w:p>
       <w:pPr/>
@@ -8694,18 +7806,12 @@
         </w:rPr>
         <w:t xml:space="preserve">Pour rendre ψυχή dans </w:t>
       </w:r>
-      <w:hyperlink r:id="rId140">
-        <w:r>
-          <w:rPr>
-            <w:lang w:val="fr_FR" w:bidi="fr_FR"/>
-          </w:rPr>
-          <w:rPr>
-            <w:color w:val="0000EE"/>
-            <w:u w:val="single"/>
-          </w:rPr>
-          <w:t>ROM 11:3</w:t>
-        </w:r>
-      </w:hyperlink>
+      <w:r>
+        <w:rPr>
+          <w:lang w:val="fr_FR" w:bidi="fr_FR"/>
+        </w:rPr>
+        <w:t>ROM 11:3</w:t>
+      </w:r>
       <w:r>
         <w:rPr>
           <w:lang w:val="fr_FR" w:bidi="fr_FR"/>
@@ -8727,702 +7833,468 @@
           <w:lang w:val="fr_FR" w:bidi="fr_FR"/>
         </w:rPr>
       </w:r>
-      <w:hyperlink r:id="rId141">
-        <w:r>
-          <w:rPr>
-            <w:lang w:val="fr_FR" w:bidi="fr_FR"/>
-          </w:rPr>
-          <w:rPr>
-            <w:color w:val="0000EE"/>
-            <w:u w:val="single"/>
-          </w:rPr>
-          <w:t>MAT 2:20</w:t>
-        </w:r>
-      </w:hyperlink>
-      <w:r>
-        <w:rPr>
-          <w:lang w:val="fr_FR" w:bidi="fr_FR"/>
-        </w:rPr>
-        <w:t xml:space="preserve"> · </w:t>
-      </w:r>
-      <w:hyperlink r:id="rId142">
-        <w:r>
-          <w:rPr>
-            <w:lang w:val="fr_FR" w:bidi="fr_FR"/>
-          </w:rPr>
-          <w:rPr>
-            <w:color w:val="0000EE"/>
-            <w:u w:val="single"/>
-          </w:rPr>
-          <w:t>MAT 6:25</w:t>
-        </w:r>
-      </w:hyperlink>
-      <w:r>
-        <w:rPr>
-          <w:lang w:val="fr_FR" w:bidi="fr_FR"/>
-        </w:rPr>
-        <w:t xml:space="preserve"> · </w:t>
-      </w:r>
-      <w:hyperlink r:id="rId142">
-        <w:r>
-          <w:rPr>
-            <w:lang w:val="fr_FR" w:bidi="fr_FR"/>
-          </w:rPr>
-          <w:rPr>
-            <w:color w:val="0000EE"/>
-            <w:u w:val="single"/>
-          </w:rPr>
-          <w:t>MAT 6:25</w:t>
-        </w:r>
-      </w:hyperlink>
-      <w:r>
-        <w:rPr>
-          <w:lang w:val="fr_FR" w:bidi="fr_FR"/>
-        </w:rPr>
-        <w:t xml:space="preserve"> · </w:t>
-      </w:r>
-      <w:hyperlink r:id="rId143">
-        <w:r>
-          <w:rPr>
-            <w:lang w:val="fr_FR" w:bidi="fr_FR"/>
-          </w:rPr>
-          <w:rPr>
-            <w:color w:val="0000EE"/>
-            <w:u w:val="single"/>
-          </w:rPr>
-          <w:t>MAT 10:39</w:t>
-        </w:r>
-      </w:hyperlink>
-      <w:r>
-        <w:rPr>
-          <w:lang w:val="fr_FR" w:bidi="fr_FR"/>
-        </w:rPr>
-        <w:t xml:space="preserve"> · </w:t>
-      </w:r>
-      <w:hyperlink r:id="rId143">
-        <w:r>
-          <w:rPr>
-            <w:lang w:val="fr_FR" w:bidi="fr_FR"/>
-          </w:rPr>
-          <w:rPr>
-            <w:color w:val="0000EE"/>
-            <w:u w:val="single"/>
-          </w:rPr>
-          <w:t>MAT 10:39</w:t>
-        </w:r>
-      </w:hyperlink>
-      <w:r>
-        <w:rPr>
-          <w:lang w:val="fr_FR" w:bidi="fr_FR"/>
-        </w:rPr>
-        <w:t xml:space="preserve"> · </w:t>
-      </w:r>
-      <w:hyperlink r:id="rId144">
-        <w:r>
-          <w:rPr>
-            <w:lang w:val="fr_FR" w:bidi="fr_FR"/>
-          </w:rPr>
-          <w:rPr>
-            <w:color w:val="0000EE"/>
-            <w:u w:val="single"/>
-          </w:rPr>
-          <w:t>MAT 16:25</w:t>
-        </w:r>
-      </w:hyperlink>
-      <w:r>
-        <w:rPr>
-          <w:lang w:val="fr_FR" w:bidi="fr_FR"/>
-        </w:rPr>
-        <w:t xml:space="preserve"> · </w:t>
-      </w:r>
-      <w:hyperlink r:id="rId144">
-        <w:r>
-          <w:rPr>
-            <w:lang w:val="fr_FR" w:bidi="fr_FR"/>
-          </w:rPr>
-          <w:rPr>
-            <w:color w:val="0000EE"/>
-            <w:u w:val="single"/>
-          </w:rPr>
-          <w:t>MAT 16:25</w:t>
-        </w:r>
-      </w:hyperlink>
-      <w:r>
-        <w:rPr>
-          <w:lang w:val="fr_FR" w:bidi="fr_FR"/>
-        </w:rPr>
-        <w:t xml:space="preserve"> · </w:t>
-      </w:r>
-      <w:hyperlink r:id="rId145">
-        <w:r>
-          <w:rPr>
-            <w:lang w:val="fr_FR" w:bidi="fr_FR"/>
-          </w:rPr>
-          <w:rPr>
-            <w:color w:val="0000EE"/>
-            <w:u w:val="single"/>
-          </w:rPr>
-          <w:t>MAT 16:26</w:t>
-        </w:r>
-      </w:hyperlink>
-      <w:r>
-        <w:rPr>
-          <w:lang w:val="fr_FR" w:bidi="fr_FR"/>
-        </w:rPr>
-        <w:t xml:space="preserve"> · </w:t>
-      </w:r>
-      <w:hyperlink r:id="rId145">
-        <w:r>
-          <w:rPr>
-            <w:lang w:val="fr_FR" w:bidi="fr_FR"/>
-          </w:rPr>
-          <w:rPr>
-            <w:color w:val="0000EE"/>
-            <w:u w:val="single"/>
-          </w:rPr>
-          <w:t>MAT 16:26</w:t>
-        </w:r>
-      </w:hyperlink>
-      <w:r>
-        <w:rPr>
-          <w:lang w:val="fr_FR" w:bidi="fr_FR"/>
-        </w:rPr>
-        <w:t xml:space="preserve"> · </w:t>
-      </w:r>
-      <w:hyperlink r:id="rId146">
-        <w:r>
-          <w:rPr>
-            <w:lang w:val="fr_FR" w:bidi="fr_FR"/>
-          </w:rPr>
-          <w:rPr>
-            <w:color w:val="0000EE"/>
-            <w:u w:val="single"/>
-          </w:rPr>
-          <w:t>MAT 20:28</w:t>
-        </w:r>
-      </w:hyperlink>
-      <w:r>
-        <w:rPr>
-          <w:lang w:val="fr_FR" w:bidi="fr_FR"/>
-        </w:rPr>
-        <w:t xml:space="preserve"> · </w:t>
-      </w:r>
-      <w:hyperlink r:id="rId147">
-        <w:r>
-          <w:rPr>
-            <w:lang w:val="fr_FR" w:bidi="fr_FR"/>
-          </w:rPr>
-          <w:rPr>
-            <w:color w:val="0000EE"/>
-            <w:u w:val="single"/>
-          </w:rPr>
-          <w:t>MRK 3:4</w:t>
-        </w:r>
-      </w:hyperlink>
-      <w:r>
-        <w:rPr>
-          <w:lang w:val="fr_FR" w:bidi="fr_FR"/>
-        </w:rPr>
-        <w:t xml:space="preserve"> · </w:t>
-      </w:r>
-      <w:hyperlink r:id="rId148">
-        <w:r>
-          <w:rPr>
-            <w:lang w:val="fr_FR" w:bidi="fr_FR"/>
-          </w:rPr>
-          <w:rPr>
-            <w:color w:val="0000EE"/>
-            <w:u w:val="single"/>
-          </w:rPr>
-          <w:t>MRK 8:35</w:t>
-        </w:r>
-      </w:hyperlink>
-      <w:r>
-        <w:rPr>
-          <w:lang w:val="fr_FR" w:bidi="fr_FR"/>
-        </w:rPr>
-        <w:t xml:space="preserve"> · </w:t>
-      </w:r>
-      <w:hyperlink r:id="rId148">
-        <w:r>
-          <w:rPr>
-            <w:lang w:val="fr_FR" w:bidi="fr_FR"/>
-          </w:rPr>
-          <w:rPr>
-            <w:color w:val="0000EE"/>
-            <w:u w:val="single"/>
-          </w:rPr>
-          <w:t>MRK 8:35</w:t>
-        </w:r>
-      </w:hyperlink>
-      <w:r>
-        <w:rPr>
-          <w:lang w:val="fr_FR" w:bidi="fr_FR"/>
-        </w:rPr>
-        <w:t xml:space="preserve"> · </w:t>
-      </w:r>
-      <w:hyperlink r:id="rId149">
-        <w:r>
-          <w:rPr>
-            <w:lang w:val="fr_FR" w:bidi="fr_FR"/>
-          </w:rPr>
-          <w:rPr>
-            <w:color w:val="0000EE"/>
-            <w:u w:val="single"/>
-          </w:rPr>
-          <w:t>MRK 8:36</w:t>
-        </w:r>
-      </w:hyperlink>
-      <w:r>
-        <w:rPr>
-          <w:lang w:val="fr_FR" w:bidi="fr_FR"/>
-        </w:rPr>
-        <w:t xml:space="preserve"> · </w:t>
-      </w:r>
-      <w:hyperlink r:id="rId150">
-        <w:r>
-          <w:rPr>
-            <w:lang w:val="fr_FR" w:bidi="fr_FR"/>
-          </w:rPr>
-          <w:rPr>
-            <w:color w:val="0000EE"/>
-            <w:u w:val="single"/>
-          </w:rPr>
-          <w:t>MRK 8:37</w:t>
-        </w:r>
-      </w:hyperlink>
-      <w:r>
-        <w:rPr>
-          <w:lang w:val="fr_FR" w:bidi="fr_FR"/>
-        </w:rPr>
-        <w:t xml:space="preserve"> · </w:t>
-      </w:r>
-      <w:hyperlink r:id="rId151">
-        <w:r>
-          <w:rPr>
-            <w:lang w:val="fr_FR" w:bidi="fr_FR"/>
-          </w:rPr>
-          <w:rPr>
-            <w:color w:val="0000EE"/>
-            <w:u w:val="single"/>
-          </w:rPr>
-          <w:t>MRK 10:45</w:t>
-        </w:r>
-      </w:hyperlink>
-      <w:r>
-        <w:rPr>
-          <w:lang w:val="fr_FR" w:bidi="fr_FR"/>
-        </w:rPr>
-        <w:t xml:space="preserve"> · </w:t>
-      </w:r>
-      <w:hyperlink r:id="rId152">
-        <w:r>
-          <w:rPr>
-            <w:lang w:val="fr_FR" w:bidi="fr_FR"/>
-          </w:rPr>
-          <w:rPr>
-            <w:color w:val="0000EE"/>
-            <w:u w:val="single"/>
-          </w:rPr>
-          <w:t>LUK 9:24</w:t>
-        </w:r>
-      </w:hyperlink>
-      <w:r>
-        <w:rPr>
-          <w:lang w:val="fr_FR" w:bidi="fr_FR"/>
-        </w:rPr>
-        <w:t xml:space="preserve"> · </w:t>
-      </w:r>
-      <w:hyperlink r:id="rId152">
-        <w:r>
-          <w:rPr>
-            <w:lang w:val="fr_FR" w:bidi="fr_FR"/>
-          </w:rPr>
-          <w:rPr>
-            <w:color w:val="0000EE"/>
-            <w:u w:val="single"/>
-          </w:rPr>
-          <w:t>LUK 9:24</w:t>
-        </w:r>
-      </w:hyperlink>
-      <w:r>
-        <w:rPr>
-          <w:lang w:val="fr_FR" w:bidi="fr_FR"/>
-        </w:rPr>
-        <w:t xml:space="preserve"> · </w:t>
-      </w:r>
-      <w:hyperlink r:id="rId153">
-        <w:r>
-          <w:rPr>
-            <w:lang w:val="fr_FR" w:bidi="fr_FR"/>
-          </w:rPr>
-          <w:rPr>
-            <w:color w:val="0000EE"/>
-            <w:u w:val="single"/>
-          </w:rPr>
-          <w:t>LUK 12:20</w:t>
-        </w:r>
-      </w:hyperlink>
-      <w:r>
-        <w:rPr>
-          <w:lang w:val="fr_FR" w:bidi="fr_FR"/>
-        </w:rPr>
-        <w:t xml:space="preserve"> · </w:t>
-      </w:r>
-      <w:hyperlink r:id="rId154">
-        <w:r>
-          <w:rPr>
-            <w:lang w:val="fr_FR" w:bidi="fr_FR"/>
-          </w:rPr>
-          <w:rPr>
-            <w:color w:val="0000EE"/>
-            <w:u w:val="single"/>
-          </w:rPr>
-          <w:t>LUK 12:22</w:t>
-        </w:r>
-      </w:hyperlink>
-      <w:r>
-        <w:rPr>
-          <w:lang w:val="fr_FR" w:bidi="fr_FR"/>
-        </w:rPr>
-        <w:t xml:space="preserve"> · </w:t>
-      </w:r>
-      <w:hyperlink r:id="rId155">
-        <w:r>
-          <w:rPr>
-            <w:lang w:val="fr_FR" w:bidi="fr_FR"/>
-          </w:rPr>
-          <w:rPr>
-            <w:color w:val="0000EE"/>
-            <w:u w:val="single"/>
-          </w:rPr>
-          <w:t>LUK 12:23</w:t>
-        </w:r>
-      </w:hyperlink>
-      <w:r>
-        <w:rPr>
-          <w:lang w:val="fr_FR" w:bidi="fr_FR"/>
-        </w:rPr>
-        <w:t xml:space="preserve"> · </w:t>
-      </w:r>
-      <w:hyperlink r:id="rId156">
-        <w:r>
-          <w:rPr>
-            <w:lang w:val="fr_FR" w:bidi="fr_FR"/>
-          </w:rPr>
-          <w:rPr>
-            <w:color w:val="0000EE"/>
-            <w:u w:val="single"/>
-          </w:rPr>
-          <w:t>LUK 14:26</w:t>
-        </w:r>
-      </w:hyperlink>
-      <w:r>
-        <w:rPr>
-          <w:lang w:val="fr_FR" w:bidi="fr_FR"/>
-        </w:rPr>
-        <w:t xml:space="preserve"> · </w:t>
-      </w:r>
-      <w:hyperlink r:id="rId157">
-        <w:r>
-          <w:rPr>
-            <w:lang w:val="fr_FR" w:bidi="fr_FR"/>
-          </w:rPr>
-          <w:rPr>
-            <w:color w:val="0000EE"/>
-            <w:u w:val="single"/>
-          </w:rPr>
-          <w:t>JHN 12:25</w:t>
-        </w:r>
-      </w:hyperlink>
-      <w:r>
-        <w:rPr>
-          <w:lang w:val="fr_FR" w:bidi="fr_FR"/>
-        </w:rPr>
-        <w:t xml:space="preserve"> · </w:t>
-      </w:r>
-      <w:hyperlink r:id="rId157">
-        <w:r>
-          <w:rPr>
-            <w:lang w:val="fr_FR" w:bidi="fr_FR"/>
-          </w:rPr>
-          <w:rPr>
-            <w:color w:val="0000EE"/>
-            <w:u w:val="single"/>
-          </w:rPr>
-          <w:t>JHN 12:25</w:t>
-        </w:r>
-      </w:hyperlink>
-      <w:r>
-        <w:rPr>
-          <w:lang w:val="fr_FR" w:bidi="fr_FR"/>
-        </w:rPr>
-        <w:t xml:space="preserve"> · </w:t>
-      </w:r>
-      <w:hyperlink r:id="rId158">
-        <w:r>
-          <w:rPr>
-            <w:lang w:val="fr_FR" w:bidi="fr_FR"/>
-          </w:rPr>
-          <w:rPr>
-            <w:color w:val="0000EE"/>
-            <w:u w:val="single"/>
-          </w:rPr>
-          <w:t>ACT 20:10</w:t>
-        </w:r>
-      </w:hyperlink>
-      <w:r>
-        <w:rPr>
-          <w:lang w:val="fr_FR" w:bidi="fr_FR"/>
-        </w:rPr>
-        <w:t xml:space="preserve"> · </w:t>
-      </w:r>
-      <w:hyperlink r:id="rId159">
-        <w:r>
-          <w:rPr>
-            <w:lang w:val="fr_FR" w:bidi="fr_FR"/>
-          </w:rPr>
-          <w:rPr>
-            <w:color w:val="0000EE"/>
-            <w:u w:val="single"/>
-          </w:rPr>
-          <w:t>ACT 20:24</w:t>
-        </w:r>
-      </w:hyperlink>
-      <w:r>
-        <w:rPr>
-          <w:lang w:val="fr_FR" w:bidi="fr_FR"/>
-        </w:rPr>
-        <w:t xml:space="preserve"> · </w:t>
-      </w:r>
-      <w:hyperlink r:id="rId160">
-        <w:r>
-          <w:rPr>
-            <w:lang w:val="fr_FR" w:bidi="fr_FR"/>
-          </w:rPr>
-          <w:rPr>
-            <w:color w:val="0000EE"/>
-            <w:u w:val="single"/>
-          </w:rPr>
-          <w:t>ACT 27:10</w:t>
-        </w:r>
-      </w:hyperlink>
-      <w:r>
-        <w:rPr>
-          <w:lang w:val="fr_FR" w:bidi="fr_FR"/>
-        </w:rPr>
-        <w:t xml:space="preserve"> · </w:t>
-      </w:r>
-      <w:hyperlink r:id="rId161">
-        <w:r>
-          <w:rPr>
-            <w:lang w:val="fr_FR" w:bidi="fr_FR"/>
-          </w:rPr>
-          <w:rPr>
-            <w:color w:val="0000EE"/>
-            <w:u w:val="single"/>
-          </w:rPr>
-          <w:t>ACT 27:22</w:t>
-        </w:r>
-      </w:hyperlink>
-      <w:r>
-        <w:rPr>
-          <w:lang w:val="fr_FR" w:bidi="fr_FR"/>
-        </w:rPr>
-        <w:t xml:space="preserve"> · </w:t>
-      </w:r>
-      <w:hyperlink r:id="rId140">
-        <w:r>
-          <w:rPr>
-            <w:lang w:val="fr_FR" w:bidi="fr_FR"/>
-          </w:rPr>
-          <w:rPr>
-            <w:color w:val="0000EE"/>
-            <w:u w:val="single"/>
-          </w:rPr>
-          <w:t>ROM 11:3</w:t>
-        </w:r>
-      </w:hyperlink>
-      <w:r>
-        <w:rPr>
-          <w:lang w:val="fr_FR" w:bidi="fr_FR"/>
-        </w:rPr>
-        <w:t xml:space="preserve"> · </w:t>
-      </w:r>
-      <w:hyperlink r:id="rId162">
-        <w:r>
-          <w:rPr>
-            <w:lang w:val="fr_FR" w:bidi="fr_FR"/>
-          </w:rPr>
-          <w:rPr>
-            <w:color w:val="0000EE"/>
-            <w:u w:val="single"/>
-          </w:rPr>
-          <w:t>ROM 16:4</w:t>
-        </w:r>
-      </w:hyperlink>
-      <w:r>
-        <w:rPr>
-          <w:lang w:val="fr_FR" w:bidi="fr_FR"/>
-        </w:rPr>
-        <w:t xml:space="preserve"> · </w:t>
-      </w:r>
-      <w:hyperlink r:id="rId163">
-        <w:r>
-          <w:rPr>
-            <w:lang w:val="fr_FR" w:bidi="fr_FR"/>
-          </w:rPr>
-          <w:rPr>
-            <w:color w:val="0000EE"/>
-            <w:u w:val="single"/>
-          </w:rPr>
-          <w:t>2CO 1:23</w:t>
-        </w:r>
-      </w:hyperlink>
-      <w:r>
-        <w:rPr>
-          <w:lang w:val="fr_FR" w:bidi="fr_FR"/>
-        </w:rPr>
-        <w:t xml:space="preserve"> · </w:t>
-      </w:r>
-      <w:hyperlink r:id="rId164">
-        <w:r>
-          <w:rPr>
-            <w:lang w:val="fr_FR" w:bidi="fr_FR"/>
-          </w:rPr>
-          <w:rPr>
-            <w:color w:val="0000EE"/>
-            <w:u w:val="single"/>
-          </w:rPr>
-          <w:t>PHP 2:30</w:t>
-        </w:r>
-      </w:hyperlink>
-      <w:r>
-        <w:rPr>
-          <w:lang w:val="fr_FR" w:bidi="fr_FR"/>
-        </w:rPr>
-        <w:t xml:space="preserve"> · </w:t>
-      </w:r>
-      <w:hyperlink r:id="rId116">
-        <w:r>
-          <w:rPr>
-            <w:lang w:val="fr_FR" w:bidi="fr_FR"/>
-          </w:rPr>
-          <w:rPr>
-            <w:color w:val="0000EE"/>
-            <w:u w:val="single"/>
-          </w:rPr>
-          <w:t>1TH 5:23</w:t>
-        </w:r>
-      </w:hyperlink>
-      <w:r>
-        <w:rPr>
-          <w:lang w:val="fr_FR" w:bidi="fr_FR"/>
-        </w:rPr>
-        <w:t xml:space="preserve"> · </w:t>
-      </w:r>
-      <w:hyperlink r:id="rId115">
-        <w:r>
-          <w:rPr>
-            <w:lang w:val="fr_FR" w:bidi="fr_FR"/>
-          </w:rPr>
-          <w:rPr>
-            <w:color w:val="0000EE"/>
-            <w:u w:val="single"/>
-          </w:rPr>
-          <w:t>HEB 4:12</w:t>
-        </w:r>
-      </w:hyperlink>
-      <w:r>
-        <w:rPr>
-          <w:lang w:val="fr_FR" w:bidi="fr_FR"/>
-        </w:rPr>
-        <w:t xml:space="preserve"> · </w:t>
-      </w:r>
-      <w:hyperlink r:id="rId165">
-        <w:r>
-          <w:rPr>
-            <w:lang w:val="fr_FR" w:bidi="fr_FR"/>
-          </w:rPr>
-          <w:rPr>
-            <w:color w:val="0000EE"/>
-            <w:u w:val="single"/>
-          </w:rPr>
-          <w:t>HEB 6:19</w:t>
-        </w:r>
-      </w:hyperlink>
-      <w:r>
-        <w:rPr>
-          <w:lang w:val="fr_FR" w:bidi="fr_FR"/>
-        </w:rPr>
-        <w:t xml:space="preserve"> · </w:t>
-      </w:r>
-      <w:hyperlink r:id="rId166">
-        <w:r>
-          <w:rPr>
-            <w:lang w:val="fr_FR" w:bidi="fr_FR"/>
-          </w:rPr>
-          <w:rPr>
-            <w:color w:val="0000EE"/>
-            <w:u w:val="single"/>
-          </w:rPr>
-          <w:t>HEB 13:17</w:t>
-        </w:r>
-      </w:hyperlink>
-      <w:r>
-        <w:rPr>
-          <w:lang w:val="fr_FR" w:bidi="fr_FR"/>
-        </w:rPr>
-        <w:t xml:space="preserve"> · </w:t>
-      </w:r>
-      <w:hyperlink r:id="rId167">
-        <w:r>
-          <w:rPr>
-            <w:lang w:val="fr_FR" w:bidi="fr_FR"/>
-          </w:rPr>
-          <w:rPr>
-            <w:color w:val="0000EE"/>
-            <w:u w:val="single"/>
-          </w:rPr>
-          <w:t>JAS 1:21</w:t>
-        </w:r>
-      </w:hyperlink>
-      <w:r>
-        <w:rPr>
-          <w:lang w:val="fr_FR" w:bidi="fr_FR"/>
-        </w:rPr>
-        <w:t xml:space="preserve"> · </w:t>
-      </w:r>
-      <w:hyperlink r:id="rId168">
-        <w:r>
-          <w:rPr>
-            <w:lang w:val="fr_FR" w:bidi="fr_FR"/>
-          </w:rPr>
-          <w:rPr>
-            <w:color w:val="0000EE"/>
-            <w:u w:val="single"/>
-          </w:rPr>
-          <w:t>REV 8:9</w:t>
-        </w:r>
-      </w:hyperlink>
-      <w:r>
-        <w:rPr>
-          <w:lang w:val="fr_FR" w:bidi="fr_FR"/>
-        </w:rPr>
-        <w:t xml:space="preserve"> · </w:t>
-      </w:r>
-      <w:hyperlink r:id="rId169">
-        <w:r>
-          <w:rPr>
-            <w:lang w:val="fr_FR" w:bidi="fr_FR"/>
-          </w:rPr>
-          <w:rPr>
-            <w:color w:val="0000EE"/>
-            <w:u w:val="single"/>
-          </w:rPr>
-          <w:t>REV 12:11</w:t>
-        </w:r>
-      </w:hyperlink>
+      <w:r>
+        <w:rPr>
+          <w:lang w:val="fr_FR" w:bidi="fr_FR"/>
+        </w:rPr>
+        <w:t>MAT 2:20</w:t>
+      </w:r>
+      <w:r>
+        <w:rPr>
+          <w:lang w:val="fr_FR" w:bidi="fr_FR"/>
+        </w:rPr>
+        <w:t xml:space="preserve"> · </w:t>
+      </w:r>
+      <w:r>
+        <w:rPr>
+          <w:lang w:val="fr_FR" w:bidi="fr_FR"/>
+        </w:rPr>
+        <w:t>MAT 6:25</w:t>
+      </w:r>
+      <w:r>
+        <w:rPr>
+          <w:lang w:val="fr_FR" w:bidi="fr_FR"/>
+        </w:rPr>
+        <w:t xml:space="preserve"> · </w:t>
+      </w:r>
+      <w:r>
+        <w:rPr>
+          <w:lang w:val="fr_FR" w:bidi="fr_FR"/>
+        </w:rPr>
+        <w:t>MAT 6:25</w:t>
+      </w:r>
+      <w:r>
+        <w:rPr>
+          <w:lang w:val="fr_FR" w:bidi="fr_FR"/>
+        </w:rPr>
+        <w:t xml:space="preserve"> · </w:t>
+      </w:r>
+      <w:r>
+        <w:rPr>
+          <w:lang w:val="fr_FR" w:bidi="fr_FR"/>
+        </w:rPr>
+        <w:t>MAT 10:39</w:t>
+      </w:r>
+      <w:r>
+        <w:rPr>
+          <w:lang w:val="fr_FR" w:bidi="fr_FR"/>
+        </w:rPr>
+        <w:t xml:space="preserve"> · </w:t>
+      </w:r>
+      <w:r>
+        <w:rPr>
+          <w:lang w:val="fr_FR" w:bidi="fr_FR"/>
+        </w:rPr>
+        <w:t>MAT 10:39</w:t>
+      </w:r>
+      <w:r>
+        <w:rPr>
+          <w:lang w:val="fr_FR" w:bidi="fr_FR"/>
+        </w:rPr>
+        <w:t xml:space="preserve"> · </w:t>
+      </w:r>
+      <w:r>
+        <w:rPr>
+          <w:lang w:val="fr_FR" w:bidi="fr_FR"/>
+        </w:rPr>
+        <w:t>MAT 16:25</w:t>
+      </w:r>
+      <w:r>
+        <w:rPr>
+          <w:lang w:val="fr_FR" w:bidi="fr_FR"/>
+        </w:rPr>
+        <w:t xml:space="preserve"> · </w:t>
+      </w:r>
+      <w:r>
+        <w:rPr>
+          <w:lang w:val="fr_FR" w:bidi="fr_FR"/>
+        </w:rPr>
+        <w:t>MAT 16:25</w:t>
+      </w:r>
+      <w:r>
+        <w:rPr>
+          <w:lang w:val="fr_FR" w:bidi="fr_FR"/>
+        </w:rPr>
+        <w:t xml:space="preserve"> · </w:t>
+      </w:r>
+      <w:r>
+        <w:rPr>
+          <w:lang w:val="fr_FR" w:bidi="fr_FR"/>
+        </w:rPr>
+        <w:t>MAT 16:26</w:t>
+      </w:r>
+      <w:r>
+        <w:rPr>
+          <w:lang w:val="fr_FR" w:bidi="fr_FR"/>
+        </w:rPr>
+        <w:t xml:space="preserve"> · </w:t>
+      </w:r>
+      <w:r>
+        <w:rPr>
+          <w:lang w:val="fr_FR" w:bidi="fr_FR"/>
+        </w:rPr>
+        <w:t>MAT 16:26</w:t>
+      </w:r>
+      <w:r>
+        <w:rPr>
+          <w:lang w:val="fr_FR" w:bidi="fr_FR"/>
+        </w:rPr>
+        <w:t xml:space="preserve"> · </w:t>
+      </w:r>
+      <w:r>
+        <w:rPr>
+          <w:lang w:val="fr_FR" w:bidi="fr_FR"/>
+        </w:rPr>
+        <w:t>MAT 20:28</w:t>
+      </w:r>
+      <w:r>
+        <w:rPr>
+          <w:lang w:val="fr_FR" w:bidi="fr_FR"/>
+        </w:rPr>
+        <w:t xml:space="preserve"> · </w:t>
+      </w:r>
+      <w:r>
+        <w:rPr>
+          <w:lang w:val="fr_FR" w:bidi="fr_FR"/>
+        </w:rPr>
+        <w:t>MRK 3:4</w:t>
+      </w:r>
+      <w:r>
+        <w:rPr>
+          <w:lang w:val="fr_FR" w:bidi="fr_FR"/>
+        </w:rPr>
+        <w:t xml:space="preserve"> · </w:t>
+      </w:r>
+      <w:r>
+        <w:rPr>
+          <w:lang w:val="fr_FR" w:bidi="fr_FR"/>
+        </w:rPr>
+        <w:t>MRK 8:35</w:t>
+      </w:r>
+      <w:r>
+        <w:rPr>
+          <w:lang w:val="fr_FR" w:bidi="fr_FR"/>
+        </w:rPr>
+        <w:t xml:space="preserve"> · </w:t>
+      </w:r>
+      <w:r>
+        <w:rPr>
+          <w:lang w:val="fr_FR" w:bidi="fr_FR"/>
+        </w:rPr>
+        <w:t>MRK 8:35</w:t>
+      </w:r>
+      <w:r>
+        <w:rPr>
+          <w:lang w:val="fr_FR" w:bidi="fr_FR"/>
+        </w:rPr>
+        <w:t xml:space="preserve"> · </w:t>
+      </w:r>
+      <w:r>
+        <w:rPr>
+          <w:lang w:val="fr_FR" w:bidi="fr_FR"/>
+        </w:rPr>
+        <w:t>MRK 8:36</w:t>
+      </w:r>
+      <w:r>
+        <w:rPr>
+          <w:lang w:val="fr_FR" w:bidi="fr_FR"/>
+        </w:rPr>
+        <w:t xml:space="preserve"> · </w:t>
+      </w:r>
+      <w:r>
+        <w:rPr>
+          <w:lang w:val="fr_FR" w:bidi="fr_FR"/>
+        </w:rPr>
+        <w:t>MRK 8:37</w:t>
+      </w:r>
+      <w:r>
+        <w:rPr>
+          <w:lang w:val="fr_FR" w:bidi="fr_FR"/>
+        </w:rPr>
+        <w:t xml:space="preserve"> · </w:t>
+      </w:r>
+      <w:r>
+        <w:rPr>
+          <w:lang w:val="fr_FR" w:bidi="fr_FR"/>
+        </w:rPr>
+        <w:t>MRK 10:45</w:t>
+      </w:r>
+      <w:r>
+        <w:rPr>
+          <w:lang w:val="fr_FR" w:bidi="fr_FR"/>
+        </w:rPr>
+        <w:t xml:space="preserve"> · </w:t>
+      </w:r>
+      <w:r>
+        <w:rPr>
+          <w:lang w:val="fr_FR" w:bidi="fr_FR"/>
+        </w:rPr>
+        <w:t>LUK 9:24</w:t>
+      </w:r>
+      <w:r>
+        <w:rPr>
+          <w:lang w:val="fr_FR" w:bidi="fr_FR"/>
+        </w:rPr>
+        <w:t xml:space="preserve"> · </w:t>
+      </w:r>
+      <w:r>
+        <w:rPr>
+          <w:lang w:val="fr_FR" w:bidi="fr_FR"/>
+        </w:rPr>
+        <w:t>LUK 9:24</w:t>
+      </w:r>
+      <w:r>
+        <w:rPr>
+          <w:lang w:val="fr_FR" w:bidi="fr_FR"/>
+        </w:rPr>
+        <w:t xml:space="preserve"> · </w:t>
+      </w:r>
+      <w:r>
+        <w:rPr>
+          <w:lang w:val="fr_FR" w:bidi="fr_FR"/>
+        </w:rPr>
+        <w:t>LUK 12:20</w:t>
+      </w:r>
+      <w:r>
+        <w:rPr>
+          <w:lang w:val="fr_FR" w:bidi="fr_FR"/>
+        </w:rPr>
+        <w:t xml:space="preserve"> · </w:t>
+      </w:r>
+      <w:r>
+        <w:rPr>
+          <w:lang w:val="fr_FR" w:bidi="fr_FR"/>
+        </w:rPr>
+        <w:t>LUK 12:22</w:t>
+      </w:r>
+      <w:r>
+        <w:rPr>
+          <w:lang w:val="fr_FR" w:bidi="fr_FR"/>
+        </w:rPr>
+        <w:t xml:space="preserve"> · </w:t>
+      </w:r>
+      <w:r>
+        <w:rPr>
+          <w:lang w:val="fr_FR" w:bidi="fr_FR"/>
+        </w:rPr>
+        <w:t>LUK 12:23</w:t>
+      </w:r>
+      <w:r>
+        <w:rPr>
+          <w:lang w:val="fr_FR" w:bidi="fr_FR"/>
+        </w:rPr>
+        <w:t xml:space="preserve"> · </w:t>
+      </w:r>
+      <w:r>
+        <w:rPr>
+          <w:lang w:val="fr_FR" w:bidi="fr_FR"/>
+        </w:rPr>
+        <w:t>LUK 14:26</w:t>
+      </w:r>
+      <w:r>
+        <w:rPr>
+          <w:lang w:val="fr_FR" w:bidi="fr_FR"/>
+        </w:rPr>
+        <w:t xml:space="preserve"> · </w:t>
+      </w:r>
+      <w:r>
+        <w:rPr>
+          <w:lang w:val="fr_FR" w:bidi="fr_FR"/>
+        </w:rPr>
+        <w:t>JHN 12:25</w:t>
+      </w:r>
+      <w:r>
+        <w:rPr>
+          <w:lang w:val="fr_FR" w:bidi="fr_FR"/>
+        </w:rPr>
+        <w:t xml:space="preserve"> · </w:t>
+      </w:r>
+      <w:r>
+        <w:rPr>
+          <w:lang w:val="fr_FR" w:bidi="fr_FR"/>
+        </w:rPr>
+        <w:t>JHN 12:25</w:t>
+      </w:r>
+      <w:r>
+        <w:rPr>
+          <w:lang w:val="fr_FR" w:bidi="fr_FR"/>
+        </w:rPr>
+        <w:t xml:space="preserve"> · </w:t>
+      </w:r>
+      <w:r>
+        <w:rPr>
+          <w:lang w:val="fr_FR" w:bidi="fr_FR"/>
+        </w:rPr>
+        <w:t>ACT 20:10</w:t>
+      </w:r>
+      <w:r>
+        <w:rPr>
+          <w:lang w:val="fr_FR" w:bidi="fr_FR"/>
+        </w:rPr>
+        <w:t xml:space="preserve"> · </w:t>
+      </w:r>
+      <w:r>
+        <w:rPr>
+          <w:lang w:val="fr_FR" w:bidi="fr_FR"/>
+        </w:rPr>
+        <w:t>ACT 20:24</w:t>
+      </w:r>
+      <w:r>
+        <w:rPr>
+          <w:lang w:val="fr_FR" w:bidi="fr_FR"/>
+        </w:rPr>
+        <w:t xml:space="preserve"> · </w:t>
+      </w:r>
+      <w:r>
+        <w:rPr>
+          <w:lang w:val="fr_FR" w:bidi="fr_FR"/>
+        </w:rPr>
+        <w:t>ACT 27:10</w:t>
+      </w:r>
+      <w:r>
+        <w:rPr>
+          <w:lang w:val="fr_FR" w:bidi="fr_FR"/>
+        </w:rPr>
+        <w:t xml:space="preserve"> · </w:t>
+      </w:r>
+      <w:r>
+        <w:rPr>
+          <w:lang w:val="fr_FR" w:bidi="fr_FR"/>
+        </w:rPr>
+        <w:t>ACT 27:22</w:t>
+      </w:r>
+      <w:r>
+        <w:rPr>
+          <w:lang w:val="fr_FR" w:bidi="fr_FR"/>
+        </w:rPr>
+        <w:t xml:space="preserve"> · </w:t>
+      </w:r>
+      <w:r>
+        <w:rPr>
+          <w:lang w:val="fr_FR" w:bidi="fr_FR"/>
+        </w:rPr>
+        <w:t>ROM 11:3</w:t>
+      </w:r>
+      <w:r>
+        <w:rPr>
+          <w:lang w:val="fr_FR" w:bidi="fr_FR"/>
+        </w:rPr>
+        <w:t xml:space="preserve"> · </w:t>
+      </w:r>
+      <w:r>
+        <w:rPr>
+          <w:lang w:val="fr_FR" w:bidi="fr_FR"/>
+        </w:rPr>
+        <w:t>ROM 16:4</w:t>
+      </w:r>
+      <w:r>
+        <w:rPr>
+          <w:lang w:val="fr_FR" w:bidi="fr_FR"/>
+        </w:rPr>
+        <w:t xml:space="preserve"> · </w:t>
+      </w:r>
+      <w:r>
+        <w:rPr>
+          <w:lang w:val="fr_FR" w:bidi="fr_FR"/>
+        </w:rPr>
+        <w:t>2CO 1:23</w:t>
+      </w:r>
+      <w:r>
+        <w:rPr>
+          <w:lang w:val="fr_FR" w:bidi="fr_FR"/>
+        </w:rPr>
+        <w:t xml:space="preserve"> · </w:t>
+      </w:r>
+      <w:r>
+        <w:rPr>
+          <w:lang w:val="fr_FR" w:bidi="fr_FR"/>
+        </w:rPr>
+        <w:t>PHP 2:30</w:t>
+      </w:r>
+      <w:r>
+        <w:rPr>
+          <w:lang w:val="fr_FR" w:bidi="fr_FR"/>
+        </w:rPr>
+        <w:t xml:space="preserve"> · </w:t>
+      </w:r>
+      <w:r>
+        <w:rPr>
+          <w:lang w:val="fr_FR" w:bidi="fr_FR"/>
+        </w:rPr>
+        <w:t>1TH 5:23</w:t>
+      </w:r>
+      <w:r>
+        <w:rPr>
+          <w:lang w:val="fr_FR" w:bidi="fr_FR"/>
+        </w:rPr>
+        <w:t xml:space="preserve"> · </w:t>
+      </w:r>
+      <w:r>
+        <w:rPr>
+          <w:lang w:val="fr_FR" w:bidi="fr_FR"/>
+        </w:rPr>
+        <w:t>HEB 4:12</w:t>
+      </w:r>
+      <w:r>
+        <w:rPr>
+          <w:lang w:val="fr_FR" w:bidi="fr_FR"/>
+        </w:rPr>
+        <w:t xml:space="preserve"> · </w:t>
+      </w:r>
+      <w:r>
+        <w:rPr>
+          <w:lang w:val="fr_FR" w:bidi="fr_FR"/>
+        </w:rPr>
+        <w:t>HEB 6:19</w:t>
+      </w:r>
+      <w:r>
+        <w:rPr>
+          <w:lang w:val="fr_FR" w:bidi="fr_FR"/>
+        </w:rPr>
+        <w:t xml:space="preserve"> · </w:t>
+      </w:r>
+      <w:r>
+        <w:rPr>
+          <w:lang w:val="fr_FR" w:bidi="fr_FR"/>
+        </w:rPr>
+        <w:t>HEB 13:17</w:t>
+      </w:r>
+      <w:r>
+        <w:rPr>
+          <w:lang w:val="fr_FR" w:bidi="fr_FR"/>
+        </w:rPr>
+        <w:t xml:space="preserve"> · </w:t>
+      </w:r>
+      <w:r>
+        <w:rPr>
+          <w:lang w:val="fr_FR" w:bidi="fr_FR"/>
+        </w:rPr>
+        <w:t>JAS 1:21</w:t>
+      </w:r>
+      <w:r>
+        <w:rPr>
+          <w:lang w:val="fr_FR" w:bidi="fr_FR"/>
+        </w:rPr>
+        <w:t xml:space="preserve"> · </w:t>
+      </w:r>
+      <w:r>
+        <w:rPr>
+          <w:lang w:val="fr_FR" w:bidi="fr_FR"/>
+        </w:rPr>
+        <w:t>REV 8:9</w:t>
+      </w:r>
+      <w:r>
+        <w:rPr>
+          <w:lang w:val="fr_FR" w:bidi="fr_FR"/>
+        </w:rPr>
+        <w:t xml:space="preserve"> · </w:t>
+      </w:r>
+      <w:r>
+        <w:rPr>
+          <w:lang w:val="fr_FR" w:bidi="fr_FR"/>
+        </w:rPr>
+        <w:t>REV 12:11</w:t>
+      </w:r>
     </w:p>
     <w:p>
       <w:pPr/>
@@ -9511,7 +8383,7 @@
         </w:rPr>
         <w:t xml:space="preserve">[a] "for intérieur, esprit", </w:t>
       </w:r>
-      <w:hyperlink r:id="rId170">
+      <w:hyperlink r:id="rId28">
         <w:r>
           <w:rPr>
             <w:lang w:val="fr_FR" w:bidi="fr_FR"/>
@@ -9544,342 +8416,228 @@
           <w:lang w:val="fr_FR" w:bidi="fr_FR"/>
         </w:rPr>
       </w:r>
-      <w:hyperlink r:id="rId171">
-        <w:r>
-          <w:rPr>
-            <w:lang w:val="fr_FR" w:bidi="fr_FR"/>
-          </w:rPr>
-          <w:rPr>
-            <w:color w:val="0000EE"/>
-            <w:u w:val="single"/>
-          </w:rPr>
-          <w:t>LUK 6:9</w:t>
-        </w:r>
-      </w:hyperlink>
-      <w:r>
-        <w:rPr>
-          <w:lang w:val="fr_FR" w:bidi="fr_FR"/>
-        </w:rPr>
-        <w:t xml:space="preserve"> · </w:t>
-      </w:r>
-      <w:hyperlink r:id="rId172">
-        <w:r>
-          <w:rPr>
-            <w:lang w:val="fr_FR" w:bidi="fr_FR"/>
-          </w:rPr>
-          <w:rPr>
-            <w:color w:val="0000EE"/>
-            <w:u w:val="single"/>
-          </w:rPr>
-          <w:t>JHN 10:24</w:t>
-        </w:r>
-      </w:hyperlink>
-      <w:r>
-        <w:rPr>
-          <w:lang w:val="fr_FR" w:bidi="fr_FR"/>
-        </w:rPr>
-        <w:t xml:space="preserve"> · </w:t>
-      </w:r>
-      <w:hyperlink r:id="rId173">
-        <w:r>
-          <w:rPr>
-            <w:lang w:val="fr_FR" w:bidi="fr_FR"/>
-          </w:rPr>
-          <w:rPr>
-            <w:color w:val="0000EE"/>
-            <w:u w:val="single"/>
-          </w:rPr>
-          <w:t>ACT 2:41</w:t>
-        </w:r>
-      </w:hyperlink>
-      <w:r>
-        <w:rPr>
-          <w:lang w:val="fr_FR" w:bidi="fr_FR"/>
-        </w:rPr>
-        <w:t xml:space="preserve"> · </w:t>
-      </w:r>
-      <w:hyperlink r:id="rId174">
-        <w:r>
-          <w:rPr>
-            <w:lang w:val="fr_FR" w:bidi="fr_FR"/>
-          </w:rPr>
-          <w:rPr>
-            <w:color w:val="0000EE"/>
-            <w:u w:val="single"/>
-          </w:rPr>
-          <w:t>ACT 2:43</w:t>
-        </w:r>
-      </w:hyperlink>
-      <w:r>
-        <w:rPr>
-          <w:lang w:val="fr_FR" w:bidi="fr_FR"/>
-        </w:rPr>
-        <w:t xml:space="preserve"> · </w:t>
-      </w:r>
-      <w:hyperlink r:id="rId175">
-        <w:r>
-          <w:rPr>
-            <w:lang w:val="fr_FR" w:bidi="fr_FR"/>
-          </w:rPr>
-          <w:rPr>
-            <w:color w:val="0000EE"/>
-            <w:u w:val="single"/>
-          </w:rPr>
-          <w:t>ACT 3:23</w:t>
-        </w:r>
-      </w:hyperlink>
-      <w:r>
-        <w:rPr>
-          <w:lang w:val="fr_FR" w:bidi="fr_FR"/>
-        </w:rPr>
-        <w:t xml:space="preserve"> · </w:t>
-      </w:r>
-      <w:hyperlink r:id="rId176">
-        <w:r>
-          <w:rPr>
-            <w:lang w:val="fr_FR" w:bidi="fr_FR"/>
-          </w:rPr>
-          <w:rPr>
-            <w:color w:val="0000EE"/>
-            <w:u w:val="single"/>
-          </w:rPr>
-          <w:t>ACT 7:14</w:t>
-        </w:r>
-      </w:hyperlink>
-      <w:r>
-        <w:rPr>
-          <w:lang w:val="fr_FR" w:bidi="fr_FR"/>
-        </w:rPr>
-        <w:t xml:space="preserve"> · </w:t>
-      </w:r>
-      <w:hyperlink r:id="rId177">
-        <w:r>
-          <w:rPr>
-            <w:lang w:val="fr_FR" w:bidi="fr_FR"/>
-          </w:rPr>
-          <w:rPr>
-            <w:color w:val="0000EE"/>
-            <w:u w:val="single"/>
-          </w:rPr>
-          <w:t>ACT 27:37</w:t>
-        </w:r>
-      </w:hyperlink>
-      <w:r>
-        <w:rPr>
-          <w:lang w:val="fr_FR" w:bidi="fr_FR"/>
-        </w:rPr>
-        <w:t xml:space="preserve"> · </w:t>
-      </w:r>
-      <w:hyperlink r:id="rId178">
-        <w:r>
-          <w:rPr>
-            <w:lang w:val="fr_FR" w:bidi="fr_FR"/>
-          </w:rPr>
-          <w:rPr>
-            <w:color w:val="0000EE"/>
-            <w:u w:val="single"/>
-          </w:rPr>
-          <w:t>ROM 2:9</w:t>
-        </w:r>
-      </w:hyperlink>
-      <w:r>
-        <w:rPr>
-          <w:lang w:val="fr_FR" w:bidi="fr_FR"/>
-        </w:rPr>
-        <w:t xml:space="preserve"> · </w:t>
-      </w:r>
-      <w:hyperlink r:id="rId179">
-        <w:r>
-          <w:rPr>
-            <w:lang w:val="fr_FR" w:bidi="fr_FR"/>
-          </w:rPr>
-          <w:rPr>
-            <w:color w:val="0000EE"/>
-            <w:u w:val="single"/>
-          </w:rPr>
-          <w:t>ROM 13:1</w:t>
-        </w:r>
-      </w:hyperlink>
-      <w:r>
-        <w:rPr>
-          <w:lang w:val="fr_FR" w:bidi="fr_FR"/>
-        </w:rPr>
-        <w:t xml:space="preserve"> · </w:t>
-      </w:r>
-      <w:hyperlink r:id="rId180">
-        <w:r>
-          <w:rPr>
-            <w:lang w:val="fr_FR" w:bidi="fr_FR"/>
-          </w:rPr>
-          <w:rPr>
-            <w:color w:val="0000EE"/>
-            <w:u w:val="single"/>
-          </w:rPr>
-          <w:t>1CO 15:45</w:t>
-        </w:r>
-      </w:hyperlink>
-      <w:r>
-        <w:rPr>
-          <w:lang w:val="fr_FR" w:bidi="fr_FR"/>
-        </w:rPr>
-        <w:t xml:space="preserve"> · </w:t>
-      </w:r>
-      <w:hyperlink r:id="rId181">
-        <w:r>
-          <w:rPr>
-            <w:lang w:val="fr_FR" w:bidi="fr_FR"/>
-          </w:rPr>
-          <w:rPr>
-            <w:color w:val="0000EE"/>
-            <w:u w:val="single"/>
-          </w:rPr>
-          <w:t>1TH 2:8</w:t>
-        </w:r>
-      </w:hyperlink>
-      <w:r>
-        <w:rPr>
-          <w:lang w:val="fr_FR" w:bidi="fr_FR"/>
-        </w:rPr>
-        <w:t xml:space="preserve"> · </w:t>
-      </w:r>
-      <w:hyperlink r:id="rId182">
-        <w:r>
-          <w:rPr>
-            <w:lang w:val="fr_FR" w:bidi="fr_FR"/>
-          </w:rPr>
-          <w:rPr>
-            <w:color w:val="0000EE"/>
-            <w:u w:val="single"/>
-          </w:rPr>
-          <w:t>HEB 10:38</w:t>
-        </w:r>
-      </w:hyperlink>
-      <w:r>
-        <w:rPr>
-          <w:lang w:val="fr_FR" w:bidi="fr_FR"/>
-        </w:rPr>
-        <w:t xml:space="preserve"> · </w:t>
-      </w:r>
-      <w:hyperlink r:id="rId183">
-        <w:r>
-          <w:rPr>
-            <w:lang w:val="fr_FR" w:bidi="fr_FR"/>
-          </w:rPr>
-          <w:rPr>
-            <w:color w:val="0000EE"/>
-            <w:u w:val="single"/>
-          </w:rPr>
-          <w:t>JAS 5:20</w:t>
-        </w:r>
-      </w:hyperlink>
-      <w:r>
-        <w:rPr>
-          <w:lang w:val="fr_FR" w:bidi="fr_FR"/>
-        </w:rPr>
-        <w:t xml:space="preserve"> · </w:t>
-      </w:r>
-      <w:hyperlink r:id="rId184">
-        <w:r>
-          <w:rPr>
-            <w:lang w:val="fr_FR" w:bidi="fr_FR"/>
-          </w:rPr>
-          <w:rPr>
-            <w:color w:val="0000EE"/>
-            <w:u w:val="single"/>
-          </w:rPr>
-          <w:t>1PE 1:9</w:t>
-        </w:r>
-      </w:hyperlink>
-      <w:r>
-        <w:rPr>
-          <w:lang w:val="fr_FR" w:bidi="fr_FR"/>
-        </w:rPr>
-        <w:t xml:space="preserve"> · </w:t>
-      </w:r>
-      <w:hyperlink r:id="rId185">
-        <w:r>
-          <w:rPr>
-            <w:lang w:val="fr_FR" w:bidi="fr_FR"/>
-          </w:rPr>
-          <w:rPr>
-            <w:color w:val="0000EE"/>
-            <w:u w:val="single"/>
-          </w:rPr>
-          <w:t>1PE 1:22</w:t>
-        </w:r>
-      </w:hyperlink>
-      <w:r>
-        <w:rPr>
-          <w:lang w:val="fr_FR" w:bidi="fr_FR"/>
-        </w:rPr>
-        <w:t xml:space="preserve"> · </w:t>
-      </w:r>
-      <w:hyperlink r:id="rId186">
-        <w:r>
-          <w:rPr>
-            <w:lang w:val="fr_FR" w:bidi="fr_FR"/>
-          </w:rPr>
-          <w:rPr>
-            <w:color w:val="0000EE"/>
-            <w:u w:val="single"/>
-          </w:rPr>
-          <w:t>1PE 3:20</w:t>
-        </w:r>
-      </w:hyperlink>
-      <w:r>
-        <w:rPr>
-          <w:lang w:val="fr_FR" w:bidi="fr_FR"/>
-        </w:rPr>
-        <w:t xml:space="preserve"> · </w:t>
-      </w:r>
-      <w:hyperlink r:id="rId187">
-        <w:r>
-          <w:rPr>
-            <w:lang w:val="fr_FR" w:bidi="fr_FR"/>
-          </w:rPr>
-          <w:rPr>
-            <w:color w:val="0000EE"/>
-            <w:u w:val="single"/>
-          </w:rPr>
-          <w:t>1PE 4:19</w:t>
-        </w:r>
-      </w:hyperlink>
-      <w:r>
-        <w:rPr>
-          <w:lang w:val="fr_FR" w:bidi="fr_FR"/>
-        </w:rPr>
-        <w:t xml:space="preserve"> · </w:t>
-      </w:r>
-      <w:hyperlink r:id="rId188">
-        <w:r>
-          <w:rPr>
-            <w:lang w:val="fr_FR" w:bidi="fr_FR"/>
-          </w:rPr>
-          <w:rPr>
-            <w:color w:val="0000EE"/>
-            <w:u w:val="single"/>
-          </w:rPr>
-          <w:t>2PE 2:14</w:t>
-        </w:r>
-      </w:hyperlink>
-      <w:r>
-        <w:rPr>
-          <w:lang w:val="fr_FR" w:bidi="fr_FR"/>
-        </w:rPr>
-        <w:t xml:space="preserve"> · </w:t>
-      </w:r>
-      <w:hyperlink r:id="rId189">
-        <w:r>
-          <w:rPr>
-            <w:lang w:val="fr_FR" w:bidi="fr_FR"/>
-          </w:rPr>
-          <w:rPr>
-            <w:color w:val="0000EE"/>
-            <w:u w:val="single"/>
-          </w:rPr>
-          <w:t>REV 18:13</w:t>
-        </w:r>
-      </w:hyperlink>
+      <w:r>
+        <w:rPr>
+          <w:lang w:val="fr_FR" w:bidi="fr_FR"/>
+        </w:rPr>
+        <w:t>LUK 6:9</w:t>
+      </w:r>
+      <w:r>
+        <w:rPr>
+          <w:lang w:val="fr_FR" w:bidi="fr_FR"/>
+        </w:rPr>
+        <w:t xml:space="preserve"> · </w:t>
+      </w:r>
+      <w:r>
+        <w:rPr>
+          <w:lang w:val="fr_FR" w:bidi="fr_FR"/>
+        </w:rPr>
+        <w:t>JHN 10:24</w:t>
+      </w:r>
+      <w:r>
+        <w:rPr>
+          <w:lang w:val="fr_FR" w:bidi="fr_FR"/>
+        </w:rPr>
+        <w:t xml:space="preserve"> · </w:t>
+      </w:r>
+      <w:r>
+        <w:rPr>
+          <w:lang w:val="fr_FR" w:bidi="fr_FR"/>
+        </w:rPr>
+        <w:t>ACT 2:41</w:t>
+      </w:r>
+      <w:r>
+        <w:rPr>
+          <w:lang w:val="fr_FR" w:bidi="fr_FR"/>
+        </w:rPr>
+        <w:t xml:space="preserve"> · </w:t>
+      </w:r>
+      <w:r>
+        <w:rPr>
+          <w:lang w:val="fr_FR" w:bidi="fr_FR"/>
+        </w:rPr>
+        <w:t>ACT 2:43</w:t>
+      </w:r>
+      <w:r>
+        <w:rPr>
+          <w:lang w:val="fr_FR" w:bidi="fr_FR"/>
+        </w:rPr>
+        <w:t xml:space="preserve"> · </w:t>
+      </w:r>
+      <w:r>
+        <w:rPr>
+          <w:lang w:val="fr_FR" w:bidi="fr_FR"/>
+        </w:rPr>
+        <w:t>ACT 3:23</w:t>
+      </w:r>
+      <w:r>
+        <w:rPr>
+          <w:lang w:val="fr_FR" w:bidi="fr_FR"/>
+        </w:rPr>
+        <w:t xml:space="preserve"> · </w:t>
+      </w:r>
+      <w:r>
+        <w:rPr>
+          <w:lang w:val="fr_FR" w:bidi="fr_FR"/>
+        </w:rPr>
+        <w:t>ACT 7:14</w:t>
+      </w:r>
+      <w:r>
+        <w:rPr>
+          <w:lang w:val="fr_FR" w:bidi="fr_FR"/>
+        </w:rPr>
+        <w:t xml:space="preserve"> · </w:t>
+      </w:r>
+      <w:r>
+        <w:rPr>
+          <w:lang w:val="fr_FR" w:bidi="fr_FR"/>
+        </w:rPr>
+        <w:t>ACT 27:37</w:t>
+      </w:r>
+      <w:r>
+        <w:rPr>
+          <w:lang w:val="fr_FR" w:bidi="fr_FR"/>
+        </w:rPr>
+        <w:t xml:space="preserve"> · </w:t>
+      </w:r>
+      <w:r>
+        <w:rPr>
+          <w:lang w:val="fr_FR" w:bidi="fr_FR"/>
+        </w:rPr>
+        <w:t>ROM 2:9</w:t>
+      </w:r>
+      <w:r>
+        <w:rPr>
+          <w:lang w:val="fr_FR" w:bidi="fr_FR"/>
+        </w:rPr>
+        <w:t xml:space="preserve"> · </w:t>
+      </w:r>
+      <w:r>
+        <w:rPr>
+          <w:lang w:val="fr_FR" w:bidi="fr_FR"/>
+        </w:rPr>
+        <w:t>ROM 13:1</w:t>
+      </w:r>
+      <w:r>
+        <w:rPr>
+          <w:lang w:val="fr_FR" w:bidi="fr_FR"/>
+        </w:rPr>
+        <w:t xml:space="preserve"> · </w:t>
+      </w:r>
+      <w:r>
+        <w:rPr>
+          <w:lang w:val="fr_FR" w:bidi="fr_FR"/>
+        </w:rPr>
+        <w:t>1CO 15:45</w:t>
+      </w:r>
+      <w:r>
+        <w:rPr>
+          <w:lang w:val="fr_FR" w:bidi="fr_FR"/>
+        </w:rPr>
+        <w:t xml:space="preserve"> · </w:t>
+      </w:r>
+      <w:r>
+        <w:rPr>
+          <w:lang w:val="fr_FR" w:bidi="fr_FR"/>
+        </w:rPr>
+        <w:t>1TH 2:8</w:t>
+      </w:r>
+      <w:r>
+        <w:rPr>
+          <w:lang w:val="fr_FR" w:bidi="fr_FR"/>
+        </w:rPr>
+        <w:t xml:space="preserve"> · </w:t>
+      </w:r>
+      <w:r>
+        <w:rPr>
+          <w:lang w:val="fr_FR" w:bidi="fr_FR"/>
+        </w:rPr>
+        <w:t>HEB 10:38</w:t>
+      </w:r>
+      <w:r>
+        <w:rPr>
+          <w:lang w:val="fr_FR" w:bidi="fr_FR"/>
+        </w:rPr>
+        <w:t xml:space="preserve"> · </w:t>
+      </w:r>
+      <w:r>
+        <w:rPr>
+          <w:lang w:val="fr_FR" w:bidi="fr_FR"/>
+        </w:rPr>
+        <w:t>JAS 5:20</w:t>
+      </w:r>
+      <w:r>
+        <w:rPr>
+          <w:lang w:val="fr_FR" w:bidi="fr_FR"/>
+        </w:rPr>
+        <w:t xml:space="preserve"> · </w:t>
+      </w:r>
+      <w:r>
+        <w:rPr>
+          <w:lang w:val="fr_FR" w:bidi="fr_FR"/>
+        </w:rPr>
+        <w:t>1PE 1:9</w:t>
+      </w:r>
+      <w:r>
+        <w:rPr>
+          <w:lang w:val="fr_FR" w:bidi="fr_FR"/>
+        </w:rPr>
+        <w:t xml:space="preserve"> · </w:t>
+      </w:r>
+      <w:r>
+        <w:rPr>
+          <w:lang w:val="fr_FR" w:bidi="fr_FR"/>
+        </w:rPr>
+        <w:t>1PE 1:22</w:t>
+      </w:r>
+      <w:r>
+        <w:rPr>
+          <w:lang w:val="fr_FR" w:bidi="fr_FR"/>
+        </w:rPr>
+        <w:t xml:space="preserve"> · </w:t>
+      </w:r>
+      <w:r>
+        <w:rPr>
+          <w:lang w:val="fr_FR" w:bidi="fr_FR"/>
+        </w:rPr>
+        <w:t>1PE 3:20</w:t>
+      </w:r>
+      <w:r>
+        <w:rPr>
+          <w:lang w:val="fr_FR" w:bidi="fr_FR"/>
+        </w:rPr>
+        <w:t xml:space="preserve"> · </w:t>
+      </w:r>
+      <w:r>
+        <w:rPr>
+          <w:lang w:val="fr_FR" w:bidi="fr_FR"/>
+        </w:rPr>
+        <w:t>1PE 4:19</w:t>
+      </w:r>
+      <w:r>
+        <w:rPr>
+          <w:lang w:val="fr_FR" w:bidi="fr_FR"/>
+        </w:rPr>
+        <w:t xml:space="preserve"> · </w:t>
+      </w:r>
+      <w:r>
+        <w:rPr>
+          <w:lang w:val="fr_FR" w:bidi="fr_FR"/>
+        </w:rPr>
+        <w:t>2PE 2:14</w:t>
+      </w:r>
+      <w:r>
+        <w:rPr>
+          <w:lang w:val="fr_FR" w:bidi="fr_FR"/>
+        </w:rPr>
+        <w:t xml:space="preserve"> · </w:t>
+      </w:r>
+      <w:r>
+        <w:rPr>
+          <w:lang w:val="fr_FR" w:bidi="fr_FR"/>
+        </w:rPr>
+        <w:t>REV 18:13</w:t>
+      </w:r>
     </w:p>
     <w:p>
       <w:pPr/>
@@ -9983,18 +8741,12 @@
         </w:rPr>
         <w:t xml:space="preserve">Bien que l'expression ψυχὴ ζωῆς ait un sens très générique, sa référence spécifique dans </w:t>
       </w:r>
-      <w:hyperlink r:id="rId190">
-        <w:r>
-          <w:rPr>
-            <w:lang w:val="fr_FR" w:bidi="fr_FR"/>
-          </w:rPr>
-          <w:rPr>
-            <w:color w:val="0000EE"/>
-            <w:u w:val="single"/>
-          </w:rPr>
-          <w:t>REV 16:3</w:t>
-        </w:r>
-      </w:hyperlink>
+      <w:r>
+        <w:rPr>
+          <w:lang w:val="fr_FR" w:bidi="fr_FR"/>
+        </w:rPr>
+        <w:t>REV 16:3</w:t>
+      </w:r>
       <w:r>
         <w:rPr>
           <w:lang w:val="fr_FR" w:bidi="fr_FR"/>
@@ -10009,18 +8761,12 @@
           <w:lang w:val="fr_FR" w:bidi="fr_FR"/>
         </w:rPr>
       </w:r>
-      <w:hyperlink r:id="rId190">
-        <w:r>
-          <w:rPr>
-            <w:lang w:val="fr_FR" w:bidi="fr_FR"/>
-          </w:rPr>
-          <w:rPr>
-            <w:color w:val="0000EE"/>
-            <w:u w:val="single"/>
-          </w:rPr>
-          <w:t>REV 16:3</w:t>
-        </w:r>
-      </w:hyperlink>
+      <w:r>
+        <w:rPr>
+          <w:lang w:val="fr_FR" w:bidi="fr_FR"/>
+        </w:rPr>
+        <w:t>REV 16:3</w:t>
+      </w:r>
     </w:p>
     <w:p>
       <w:pPr/>
@@ -10132,18 +8878,12 @@
           <w:lang w:val="fr_FR" w:bidi="fr_FR"/>
         </w:rPr>
       </w:r>
-      <w:hyperlink r:id="rId191">
-        <w:r>
-          <w:rPr>
-            <w:lang w:val="fr_FR" w:bidi="fr_FR"/>
-          </w:rPr>
-          <w:rPr>
-            <w:color w:val="0000EE"/>
-            <w:u w:val="single"/>
-          </w:rPr>
-          <w:t>2PE 2:8</w:t>
-        </w:r>
-      </w:hyperlink>
+      <w:r>
+        <w:rPr>
+          <w:lang w:val="fr_FR" w:bidi="fr_FR"/>
+        </w:rPr>
+        <w:t>2PE 2:8</w:t>
+      </w:r>
     </w:p>
     <w:p>
       <w:pPr/>
@@ -10255,18 +8995,12 @@
           <w:lang w:val="fr_FR" w:bidi="fr_FR"/>
         </w:rPr>
       </w:r>
-      <w:hyperlink r:id="rId192">
-        <w:r>
-          <w:rPr>
-            <w:lang w:val="fr_FR" w:bidi="fr_FR"/>
-          </w:rPr>
-          <w:rPr>
-            <w:color w:val="0000EE"/>
-            <w:u w:val="single"/>
-          </w:rPr>
-          <w:t>ACT 14:2</w:t>
-        </w:r>
-      </w:hyperlink>
+      <w:r>
+        <w:rPr>
+          <w:lang w:val="fr_FR" w:bidi="fr_FR"/>
+        </w:rPr>
+        <w:t>ACT 14:2</w:t>
+      </w:r>
     </w:p>
     <w:p>
       <w:pPr/>
@@ -10378,18 +9112,12 @@
           <w:lang w:val="fr_FR" w:bidi="fr_FR"/>
         </w:rPr>
       </w:r>
-      <w:hyperlink r:id="rId108">
-        <w:r>
-          <w:rPr>
-            <w:lang w:val="fr_FR" w:bidi="fr_FR"/>
-          </w:rPr>
-          <w:rPr>
-            <w:color w:val="0000EE"/>
-            <w:u w:val="single"/>
-          </w:rPr>
-          <w:t>HEB 12:3</w:t>
-        </w:r>
-      </w:hyperlink>
+      <w:r>
+        <w:rPr>
+          <w:lang w:val="fr_FR" w:bidi="fr_FR"/>
+        </w:rPr>
+        <w:t>HEB 12:3</w:t>
+      </w:r>
     </w:p>
     <w:p>
       <w:pPr/>
@@ -10501,18 +9229,12 @@
           <w:lang w:val="fr_FR" w:bidi="fr_FR"/>
         </w:rPr>
       </w:r>
-      <w:hyperlink r:id="rId193">
-        <w:r>
-          <w:rPr>
-            <w:lang w:val="fr_FR" w:bidi="fr_FR"/>
-          </w:rPr>
-          <w:rPr>
-            <w:color w:val="0000EE"/>
-            <w:u w:val="single"/>
-          </w:rPr>
-          <w:t>LUK 21:19</w:t>
-        </w:r>
-      </w:hyperlink>
+      <w:r>
+        <w:rPr>
+          <w:lang w:val="fr_FR" w:bidi="fr_FR"/>
+        </w:rPr>
+        <w:t>LUK 21:19</w:t>
+      </w:r>
     </w:p>
     <w:p>
       <w:pPr/>
@@ -10636,18 +9358,12 @@
           <w:lang w:val="fr_FR" w:bidi="fr_FR"/>
         </w:rPr>
       </w:r>
-      <w:hyperlink r:id="rId194">
-        <w:r>
-          <w:rPr>
-            <w:lang w:val="fr_FR" w:bidi="fr_FR"/>
-          </w:rPr>
-          <w:rPr>
-            <w:color w:val="0000EE"/>
-            <w:u w:val="single"/>
-          </w:rPr>
-          <w:t>ACT 15:26</w:t>
-        </w:r>
-      </w:hyperlink>
+      <w:r>
+        <w:rPr>
+          <w:lang w:val="fr_FR" w:bidi="fr_FR"/>
+        </w:rPr>
+        <w:t>ACT 15:26</w:t>
+      </w:r>
     </w:p>
     <w:p>
       <w:pPr/>
@@ -10759,18 +9475,12 @@
           <w:lang w:val="fr_FR" w:bidi="fr_FR"/>
         </w:rPr>
       </w:r>
-      <w:hyperlink r:id="rId195">
-        <w:r>
-          <w:rPr>
-            <w:lang w:val="fr_FR" w:bidi="fr_FR"/>
-          </w:rPr>
-          <w:rPr>
-            <w:color w:val="0000EE"/>
-            <w:u w:val="single"/>
-          </w:rPr>
-          <w:t>LUK 17:33</w:t>
-        </w:r>
-      </w:hyperlink>
+      <w:r>
+        <w:rPr>
+          <w:lang w:val="fr_FR" w:bidi="fr_FR"/>
+        </w:rPr>
+        <w:t>LUK 17:33</w:t>
+      </w:r>
     </w:p>
     <w:p>
       <w:pPr/>
@@ -10882,18 +9592,12 @@
           <w:lang w:val="fr_FR" w:bidi="fr_FR"/>
         </w:rPr>
       </w:r>
-      <w:hyperlink r:id="rId196">
-        <w:r>
-          <w:rPr>
-            <w:lang w:val="fr_FR" w:bidi="fr_FR"/>
-          </w:rPr>
-          <w:rPr>
-            <w:color w:val="0000EE"/>
-            <w:u w:val="single"/>
-          </w:rPr>
-          <w:t>LUK 2:35</w:t>
-        </w:r>
-      </w:hyperlink>
+      <w:r>
+        <w:rPr>
+          <w:lang w:val="fr_FR" w:bidi="fr_FR"/>
+        </w:rPr>
+        <w:t>LUK 2:35</w:t>
+      </w:r>
     </w:p>
     <w:p>
       <w:pPr/>
@@ -11017,144 +9721,96 @@
           <w:lang w:val="fr_FR" w:bidi="fr_FR"/>
         </w:rPr>
       </w:r>
-      <w:hyperlink r:id="rId197">
-        <w:r>
-          <w:rPr>
-            <w:lang w:val="fr_FR" w:bidi="fr_FR"/>
-          </w:rPr>
-          <w:rPr>
-            <w:color w:val="0000EE"/>
-            <w:u w:val="single"/>
-          </w:rPr>
-          <w:t>JHN 10:11</w:t>
-        </w:r>
-      </w:hyperlink>
-      <w:r>
-        <w:rPr>
-          <w:lang w:val="fr_FR" w:bidi="fr_FR"/>
-        </w:rPr>
-        <w:t xml:space="preserve"> · </w:t>
-      </w:r>
-      <w:hyperlink r:id="rId198">
-        <w:r>
-          <w:rPr>
-            <w:lang w:val="fr_FR" w:bidi="fr_FR"/>
-          </w:rPr>
-          <w:rPr>
-            <w:color w:val="0000EE"/>
-            <w:u w:val="single"/>
-          </w:rPr>
-          <w:t>JHN 10:15</w:t>
-        </w:r>
-      </w:hyperlink>
-      <w:r>
-        <w:rPr>
-          <w:lang w:val="fr_FR" w:bidi="fr_FR"/>
-        </w:rPr>
-        <w:t xml:space="preserve"> · </w:t>
-      </w:r>
-      <w:hyperlink r:id="rId199">
-        <w:r>
-          <w:rPr>
-            <w:lang w:val="fr_FR" w:bidi="fr_FR"/>
-          </w:rPr>
-          <w:rPr>
-            <w:color w:val="0000EE"/>
-            <w:u w:val="single"/>
-          </w:rPr>
-          <w:t>JHN 10:17</w:t>
-        </w:r>
-      </w:hyperlink>
-      <w:r>
-        <w:rPr>
-          <w:lang w:val="fr_FR" w:bidi="fr_FR"/>
-        </w:rPr>
-        <w:t xml:space="preserve"> · </w:t>
-      </w:r>
-      <w:hyperlink r:id="rId200">
-        <w:r>
-          <w:rPr>
-            <w:lang w:val="fr_FR" w:bidi="fr_FR"/>
-          </w:rPr>
-          <w:rPr>
-            <w:color w:val="0000EE"/>
-            <w:u w:val="single"/>
-          </w:rPr>
-          <w:t>JHN 13:37</w:t>
-        </w:r>
-      </w:hyperlink>
-      <w:r>
-        <w:rPr>
-          <w:lang w:val="fr_FR" w:bidi="fr_FR"/>
-        </w:rPr>
-        <w:t xml:space="preserve"> · </w:t>
-      </w:r>
-      <w:hyperlink r:id="rId201">
-        <w:r>
-          <w:rPr>
-            <w:lang w:val="fr_FR" w:bidi="fr_FR"/>
-          </w:rPr>
-          <w:rPr>
-            <w:color w:val="0000EE"/>
-            <w:u w:val="single"/>
-          </w:rPr>
-          <w:t>JHN 13:38</w:t>
-        </w:r>
-      </w:hyperlink>
-      <w:r>
-        <w:rPr>
-          <w:lang w:val="fr_FR" w:bidi="fr_FR"/>
-        </w:rPr>
-        <w:t xml:space="preserve"> · </w:t>
-      </w:r>
-      <w:hyperlink r:id="rId202">
-        <w:r>
-          <w:rPr>
-            <w:lang w:val="fr_FR" w:bidi="fr_FR"/>
-          </w:rPr>
-          <w:rPr>
-            <w:color w:val="0000EE"/>
-            <w:u w:val="single"/>
-          </w:rPr>
-          <w:t>JHN 15:13</w:t>
-        </w:r>
-      </w:hyperlink>
-      <w:r>
-        <w:rPr>
-          <w:lang w:val="fr_FR" w:bidi="fr_FR"/>
-        </w:rPr>
-        <w:t xml:space="preserve"> · </w:t>
-      </w:r>
-      <w:hyperlink r:id="rId203">
-        <w:r>
-          <w:rPr>
-            <w:lang w:val="fr_FR" w:bidi="fr_FR"/>
-          </w:rPr>
-          <w:rPr>
-            <w:color w:val="0000EE"/>
-            <w:u w:val="single"/>
-          </w:rPr>
-          <w:t>1JN 3:16</w:t>
-        </w:r>
-      </w:hyperlink>
-      <w:r>
-        <w:rPr>
-          <w:lang w:val="fr_FR" w:bidi="fr_FR"/>
-        </w:rPr>
-        <w:t xml:space="preserve"> · </w:t>
-      </w:r>
-      <w:hyperlink r:id="rId203">
-        <w:r>
-          <w:rPr>
-            <w:lang w:val="fr_FR" w:bidi="fr_FR"/>
-          </w:rPr>
-          <w:rPr>
-            <w:color w:val="0000EE"/>
-            <w:u w:val="single"/>
-          </w:rPr>
-          <w:t>1JN 3:16</w:t>
-        </w:r>
-      </w:hyperlink>
+      <w:r>
+        <w:rPr>
+          <w:lang w:val="fr_FR" w:bidi="fr_FR"/>
+        </w:rPr>
+        <w:t>JHN 10:11</w:t>
+      </w:r>
+      <w:r>
+        <w:rPr>
+          <w:lang w:val="fr_FR" w:bidi="fr_FR"/>
+        </w:rPr>
+        <w:t xml:space="preserve"> · </w:t>
+      </w:r>
+      <w:r>
+        <w:rPr>
+          <w:lang w:val="fr_FR" w:bidi="fr_FR"/>
+        </w:rPr>
+        <w:t>JHN 10:15</w:t>
+      </w:r>
+      <w:r>
+        <w:rPr>
+          <w:lang w:val="fr_FR" w:bidi="fr_FR"/>
+        </w:rPr>
+        <w:t xml:space="preserve"> · </w:t>
+      </w:r>
+      <w:r>
+        <w:rPr>
+          <w:lang w:val="fr_FR" w:bidi="fr_FR"/>
+        </w:rPr>
+        <w:t>JHN 10:17</w:t>
+      </w:r>
+      <w:r>
+        <w:rPr>
+          <w:lang w:val="fr_FR" w:bidi="fr_FR"/>
+        </w:rPr>
+        <w:t xml:space="preserve"> · </w:t>
+      </w:r>
+      <w:r>
+        <w:rPr>
+          <w:lang w:val="fr_FR" w:bidi="fr_FR"/>
+        </w:rPr>
+        <w:t>JHN 13:37</w:t>
+      </w:r>
+      <w:r>
+        <w:rPr>
+          <w:lang w:val="fr_FR" w:bidi="fr_FR"/>
+        </w:rPr>
+        <w:t xml:space="preserve"> · </w:t>
+      </w:r>
+      <w:r>
+        <w:rPr>
+          <w:lang w:val="fr_FR" w:bidi="fr_FR"/>
+        </w:rPr>
+        <w:t>JHN 13:38</w:t>
+      </w:r>
+      <w:r>
+        <w:rPr>
+          <w:lang w:val="fr_FR" w:bidi="fr_FR"/>
+        </w:rPr>
+        <w:t xml:space="preserve"> · </w:t>
+      </w:r>
+      <w:r>
+        <w:rPr>
+          <w:lang w:val="fr_FR" w:bidi="fr_FR"/>
+        </w:rPr>
+        <w:t>JHN 15:13</w:t>
+      </w:r>
+      <w:r>
+        <w:rPr>
+          <w:lang w:val="fr_FR" w:bidi="fr_FR"/>
+        </w:rPr>
+        <w:t xml:space="preserve"> · </w:t>
+      </w:r>
+      <w:r>
+        <w:rPr>
+          <w:lang w:val="fr_FR" w:bidi="fr_FR"/>
+        </w:rPr>
+        <w:t>1JN 3:16</w:t>
+      </w:r>
+      <w:r>
+        <w:rPr>
+          <w:lang w:val="fr_FR" w:bidi="fr_FR"/>
+        </w:rPr>
+        <w:t xml:space="preserve"> · </w:t>
+      </w:r>
+      <w:r>
+        <w:rPr>
+          <w:lang w:val="fr_FR" w:bidi="fr_FR"/>
+        </w:rPr>
+        <w:t>1JN 3:16</w:t>
+      </w:r>
       <w:r>
         <w:rPr>
           <w:lang w:val="fr_FR" w:bidi="fr_FR"/>
@@ -11364,18 +10020,12 @@
         </w:rPr>
         <w:t xml:space="preserve">Dans certaines langues, cependant, il est impossible de traduire σπείρεται dans </w:t>
       </w:r>
-      <w:hyperlink r:id="rId204">
-        <w:r>
-          <w:rPr>
-            <w:lang w:val="fr_FR" w:bidi="fr_FR"/>
-          </w:rPr>
-          <w:rPr>
-            <w:color w:val="0000EE"/>
-            <w:u w:val="single"/>
-          </w:rPr>
-          <w:t>1CO 15:44</w:t>
-        </w:r>
-      </w:hyperlink>
+      <w:r>
+        <w:rPr>
+          <w:lang w:val="fr_FR" w:bidi="fr_FR"/>
+        </w:rPr>
+        <w:t>1CO 15:44</w:t>
+      </w:r>
       <w:r>
         <w:rPr>
           <w:lang w:val="fr_FR" w:bidi="fr_FR"/>
@@ -11390,54 +10040,36 @@
           <w:lang w:val="fr_FR" w:bidi="fr_FR"/>
         </w:rPr>
       </w:r>
-      <w:hyperlink r:id="rId204">
-        <w:r>
-          <w:rPr>
-            <w:lang w:val="fr_FR" w:bidi="fr_FR"/>
-          </w:rPr>
-          <w:rPr>
-            <w:color w:val="0000EE"/>
-            <w:u w:val="single"/>
-          </w:rPr>
-          <w:t>1CO 15:44</w:t>
-        </w:r>
-      </w:hyperlink>
-      <w:r>
-        <w:rPr>
-          <w:lang w:val="fr_FR" w:bidi="fr_FR"/>
-        </w:rPr>
-        <w:t xml:space="preserve"> · </w:t>
-      </w:r>
-      <w:hyperlink r:id="rId204">
-        <w:r>
-          <w:rPr>
-            <w:lang w:val="fr_FR" w:bidi="fr_FR"/>
-          </w:rPr>
-          <w:rPr>
-            <w:color w:val="0000EE"/>
-            <w:u w:val="single"/>
-          </w:rPr>
-          <w:t>1CO 15:44</w:t>
-        </w:r>
-      </w:hyperlink>
-      <w:r>
-        <w:rPr>
-          <w:lang w:val="fr_FR" w:bidi="fr_FR"/>
-        </w:rPr>
-        <w:t xml:space="preserve"> · </w:t>
-      </w:r>
-      <w:hyperlink r:id="rId205">
-        <w:r>
-          <w:rPr>
-            <w:lang w:val="fr_FR" w:bidi="fr_FR"/>
-          </w:rPr>
-          <w:rPr>
-            <w:color w:val="0000EE"/>
-            <w:u w:val="single"/>
-          </w:rPr>
-          <w:t>1CO 15:46</w:t>
-        </w:r>
-      </w:hyperlink>
+      <w:r>
+        <w:rPr>
+          <w:lang w:val="fr_FR" w:bidi="fr_FR"/>
+        </w:rPr>
+        <w:t>1CO 15:44</w:t>
+      </w:r>
+      <w:r>
+        <w:rPr>
+          <w:lang w:val="fr_FR" w:bidi="fr_FR"/>
+        </w:rPr>
+        <w:t xml:space="preserve"> · </w:t>
+      </w:r>
+      <w:r>
+        <w:rPr>
+          <w:lang w:val="fr_FR" w:bidi="fr_FR"/>
+        </w:rPr>
+        <w:t>1CO 15:44</w:t>
+      </w:r>
+      <w:r>
+        <w:rPr>
+          <w:lang w:val="fr_FR" w:bidi="fr_FR"/>
+        </w:rPr>
+        <w:t xml:space="preserve"> · </w:t>
+      </w:r>
+      <w:r>
+        <w:rPr>
+          <w:lang w:val="fr_FR" w:bidi="fr_FR"/>
+        </w:rPr>
+        <w:t>1CO 15:46</w:t>
+      </w:r>
     </w:p>
     <w:p>
       <w:pPr/>
@@ -11538,7 +10170,7 @@
         </w:rPr>
         <w:t xml:space="preserve">[c] "naturel, humain", </w:t>
       </w:r>
-      <w:hyperlink r:id="rId206">
+      <w:hyperlink r:id="rId29">
         <w:r>
           <w:rPr>
             <w:lang w:val="fr_FR" w:bidi="fr_FR"/>
@@ -11568,25 +10200,19 @@
         </w:rPr>
         <w:t xml:space="preserve">Pour une autre interprétation de ψυχικός dans </w:t>
       </w:r>
-      <w:hyperlink r:id="rId207">
-        <w:r>
-          <w:rPr>
-            <w:lang w:val="fr_FR" w:bidi="fr_FR"/>
-          </w:rPr>
-          <w:rPr>
-            <w:color w:val="0000EE"/>
-            <w:u w:val="single"/>
-          </w:rPr>
-          <w:t>1CO 2:14</w:t>
-        </w:r>
-      </w:hyperlink>
+      <w:r>
+        <w:rPr>
+          <w:lang w:val="fr_FR" w:bidi="fr_FR"/>
+        </w:rPr>
+        <w:t>1CO 2:14</w:t>
+      </w:r>
       <w:r>
         <w:rPr>
           <w:lang w:val="fr_FR" w:bidi="fr_FR"/>
         </w:rPr>
         <w:t xml:space="preserve">, voir </w:t>
       </w:r>
-      <w:hyperlink r:id="rId208">
+      <w:hyperlink r:id="rId30">
         <w:r>
           <w:rPr>
             <w:lang w:val="fr_FR" w:bidi="fr_FR"/>
@@ -11612,18 +10238,12 @@
           <w:lang w:val="fr_FR" w:bidi="fr_FR"/>
         </w:rPr>
       </w:r>
-      <w:hyperlink r:id="rId207">
-        <w:r>
-          <w:rPr>
-            <w:lang w:val="fr_FR" w:bidi="fr_FR"/>
-          </w:rPr>
-          <w:rPr>
-            <w:color w:val="0000EE"/>
-            <w:u w:val="single"/>
-          </w:rPr>
-          <w:t>1CO 2:14</w:t>
-        </w:r>
-      </w:hyperlink>
+      <w:r>
+        <w:rPr>
+          <w:lang w:val="fr_FR" w:bidi="fr_FR"/>
+        </w:rPr>
+        <w:t>1CO 2:14</w:t>
+      </w:r>
     </w:p>
     <w:p>
       <w:pPr/>
@@ -11724,7 +10344,7 @@
         </w:rPr>
         <w:t xml:space="preserve">[a] "for intérieur", </w:t>
       </w:r>
-      <w:hyperlink r:id="rId170">
+      <w:hyperlink r:id="rId28">
         <w:r>
           <w:rPr>
             <w:lang w:val="fr_FR" w:bidi="fr_FR"/>
@@ -11754,25 +10374,19 @@
         </w:rPr>
         <w:t xml:space="preserve">Dans un certain nombre de langues, l'équivalent de " non spirituel " est simplement " celui qui n'est pas guidé par l'Esprit de Dieu " ou " celui qui ne vit pas en accord avec l'Esprit de Dieu ". Pour une autre interprétation de ψυχικός dans </w:t>
       </w:r>
-      <w:hyperlink r:id="rId207">
-        <w:r>
-          <w:rPr>
-            <w:lang w:val="fr_FR" w:bidi="fr_FR"/>
-          </w:rPr>
-          <w:rPr>
-            <w:color w:val="0000EE"/>
-            <w:u w:val="single"/>
-          </w:rPr>
-          <w:t>1CO 2:14</w:t>
-        </w:r>
-      </w:hyperlink>
+      <w:r>
+        <w:rPr>
+          <w:lang w:val="fr_FR" w:bidi="fr_FR"/>
+        </w:rPr>
+        <w:t>1CO 2:14</w:t>
+      </w:r>
       <w:r>
         <w:rPr>
           <w:lang w:val="fr_FR" w:bidi="fr_FR"/>
         </w:rPr>
         <w:t xml:space="preserve">, voir </w:t>
       </w:r>
-      <w:hyperlink r:id="rId209">
+      <w:hyperlink r:id="rId31">
         <w:r>
           <w:rPr>
             <w:lang w:val="fr_FR" w:bidi="fr_FR"/>
@@ -11798,54 +10412,36 @@
           <w:lang w:val="fr_FR" w:bidi="fr_FR"/>
         </w:rPr>
       </w:r>
-      <w:hyperlink r:id="rId207">
-        <w:r>
-          <w:rPr>
-            <w:lang w:val="fr_FR" w:bidi="fr_FR"/>
-          </w:rPr>
-          <w:rPr>
-            <w:color w:val="0000EE"/>
-            <w:u w:val="single"/>
-          </w:rPr>
-          <w:t>1CO 2:14</w:t>
-        </w:r>
-      </w:hyperlink>
-      <w:r>
-        <w:rPr>
-          <w:lang w:val="fr_FR" w:bidi="fr_FR"/>
-        </w:rPr>
-        <w:t xml:space="preserve"> · </w:t>
-      </w:r>
-      <w:hyperlink r:id="rId210">
-        <w:r>
-          <w:rPr>
-            <w:lang w:val="fr_FR" w:bidi="fr_FR"/>
-          </w:rPr>
-          <w:rPr>
-            <w:color w:val="0000EE"/>
-            <w:u w:val="single"/>
-          </w:rPr>
-          <w:t>JAS 3:15</w:t>
-        </w:r>
-      </w:hyperlink>
-      <w:r>
-        <w:rPr>
-          <w:lang w:val="fr_FR" w:bidi="fr_FR"/>
-        </w:rPr>
-        <w:t xml:space="preserve"> · </w:t>
-      </w:r>
-      <w:hyperlink r:id="rId211">
-        <w:r>
-          <w:rPr>
-            <w:lang w:val="fr_FR" w:bidi="fr_FR"/>
-          </w:rPr>
-          <w:rPr>
-            <w:color w:val="0000EE"/>
-            <w:u w:val="single"/>
-          </w:rPr>
-          <w:t>JUD 1:19</w:t>
-        </w:r>
-      </w:hyperlink>
+      <w:r>
+        <w:rPr>
+          <w:lang w:val="fr_FR" w:bidi="fr_FR"/>
+        </w:rPr>
+        <w:t>1CO 2:14</w:t>
+      </w:r>
+      <w:r>
+        <w:rPr>
+          <w:lang w:val="fr_FR" w:bidi="fr_FR"/>
+        </w:rPr>
+        <w:t xml:space="preserve"> · </w:t>
+      </w:r>
+      <w:r>
+        <w:rPr>
+          <w:lang w:val="fr_FR" w:bidi="fr_FR"/>
+        </w:rPr>
+        <w:t>JAS 3:15</w:t>
+      </w:r>
+      <w:r>
+        <w:rPr>
+          <w:lang w:val="fr_FR" w:bidi="fr_FR"/>
+        </w:rPr>
+        <w:t xml:space="preserve"> · </w:t>
+      </w:r>
+      <w:r>
+        <w:rPr>
+          <w:lang w:val="fr_FR" w:bidi="fr_FR"/>
+        </w:rPr>
+        <w:t>JUD 1:19</w:t>
+      </w:r>
       <w:r>
         <w:rPr>
           <w:lang w:val="fr_FR" w:bidi="fr_FR"/>
@@ -12039,54 +10635,36 @@
           <w:lang w:val="fr_FR" w:bidi="fr_FR"/>
         </w:rPr>
       </w:r>
-      <w:hyperlink r:id="rId212">
-        <w:r>
-          <w:rPr>
-            <w:lang w:val="fr_FR" w:bidi="fr_FR"/>
-          </w:rPr>
-          <w:rPr>
-            <w:color w:val="0000EE"/>
-            <w:u w:val="single"/>
-          </w:rPr>
-          <w:t>JHN 18:18</w:t>
-        </w:r>
-      </w:hyperlink>
-      <w:r>
-        <w:rPr>
-          <w:lang w:val="fr_FR" w:bidi="fr_FR"/>
-        </w:rPr>
-        <w:t xml:space="preserve"> · </w:t>
-      </w:r>
-      <w:hyperlink r:id="rId213">
-        <w:r>
-          <w:rPr>
-            <w:lang w:val="fr_FR" w:bidi="fr_FR"/>
-          </w:rPr>
-          <w:rPr>
-            <w:color w:val="0000EE"/>
-            <w:u w:val="single"/>
-          </w:rPr>
-          <w:t>ACT 28:2</w:t>
-        </w:r>
-      </w:hyperlink>
-      <w:r>
-        <w:rPr>
-          <w:lang w:val="fr_FR" w:bidi="fr_FR"/>
-        </w:rPr>
-        <w:t xml:space="preserve"> · </w:t>
-      </w:r>
-      <w:hyperlink r:id="rId214">
-        <w:r>
-          <w:rPr>
-            <w:lang w:val="fr_FR" w:bidi="fr_FR"/>
-          </w:rPr>
-          <w:rPr>
-            <w:color w:val="0000EE"/>
-            <w:u w:val="single"/>
-          </w:rPr>
-          <w:t>2CO 11:27</w:t>
-        </w:r>
-      </w:hyperlink>
+      <w:r>
+        <w:rPr>
+          <w:lang w:val="fr_FR" w:bidi="fr_FR"/>
+        </w:rPr>
+        <w:t>JHN 18:18</w:t>
+      </w:r>
+      <w:r>
+        <w:rPr>
+          <w:lang w:val="fr_FR" w:bidi="fr_FR"/>
+        </w:rPr>
+        <w:t xml:space="preserve"> · </w:t>
+      </w:r>
+      <w:r>
+        <w:rPr>
+          <w:lang w:val="fr_FR" w:bidi="fr_FR"/>
+        </w:rPr>
+        <w:t>ACT 28:2</w:t>
+      </w:r>
+      <w:r>
+        <w:rPr>
+          <w:lang w:val="fr_FR" w:bidi="fr_FR"/>
+        </w:rPr>
+        <w:t xml:space="preserve"> · </w:t>
+      </w:r>
+      <w:r>
+        <w:rPr>
+          <w:lang w:val="fr_FR" w:bidi="fr_FR"/>
+        </w:rPr>
+        <w:t>2CO 11:27</w:t>
+      </w:r>
       <w:r>
         <w:rPr>
           <w:lang w:val="fr_FR" w:bidi="fr_FR"/>
@@ -12280,72 +10858,48 @@
           <w:lang w:val="fr_FR" w:bidi="fr_FR"/>
         </w:rPr>
       </w:r>
-      <w:hyperlink r:id="rId215">
-        <w:r>
-          <w:rPr>
-            <w:lang w:val="fr_FR" w:bidi="fr_FR"/>
-          </w:rPr>
-          <w:rPr>
-            <w:color w:val="0000EE"/>
-            <w:u w:val="single"/>
-          </w:rPr>
-          <w:t>MAT 10:42</w:t>
-        </w:r>
-      </w:hyperlink>
-      <w:r>
-        <w:rPr>
-          <w:lang w:val="fr_FR" w:bidi="fr_FR"/>
-        </w:rPr>
-        <w:t xml:space="preserve"> · </w:t>
-      </w:r>
-      <w:hyperlink r:id="rId216">
-        <w:r>
-          <w:rPr>
-            <w:lang w:val="fr_FR" w:bidi="fr_FR"/>
-          </w:rPr>
-          <w:rPr>
-            <w:color w:val="0000EE"/>
-            <w:u w:val="single"/>
-          </w:rPr>
-          <w:t>REV 3:15</w:t>
-        </w:r>
-      </w:hyperlink>
-      <w:r>
-        <w:rPr>
-          <w:lang w:val="fr_FR" w:bidi="fr_FR"/>
-        </w:rPr>
-        <w:t xml:space="preserve"> · </w:t>
-      </w:r>
-      <w:hyperlink r:id="rId216">
-        <w:r>
-          <w:rPr>
-            <w:lang w:val="fr_FR" w:bidi="fr_FR"/>
-          </w:rPr>
-          <w:rPr>
-            <w:color w:val="0000EE"/>
-            <w:u w:val="single"/>
-          </w:rPr>
-          <w:t>REV 3:15</w:t>
-        </w:r>
-      </w:hyperlink>
-      <w:r>
-        <w:rPr>
-          <w:lang w:val="fr_FR" w:bidi="fr_FR"/>
-        </w:rPr>
-        <w:t xml:space="preserve"> · </w:t>
-      </w:r>
-      <w:hyperlink r:id="rId217">
-        <w:r>
-          <w:rPr>
-            <w:lang w:val="fr_FR" w:bidi="fr_FR"/>
-          </w:rPr>
-          <w:rPr>
-            <w:color w:val="0000EE"/>
-            <w:u w:val="single"/>
-          </w:rPr>
-          <w:t>REV 3:16</w:t>
-        </w:r>
-      </w:hyperlink>
+      <w:r>
+        <w:rPr>
+          <w:lang w:val="fr_FR" w:bidi="fr_FR"/>
+        </w:rPr>
+        <w:t>MAT 10:42</w:t>
+      </w:r>
+      <w:r>
+        <w:rPr>
+          <w:lang w:val="fr_FR" w:bidi="fr_FR"/>
+        </w:rPr>
+        <w:t xml:space="preserve"> · </w:t>
+      </w:r>
+      <w:r>
+        <w:rPr>
+          <w:lang w:val="fr_FR" w:bidi="fr_FR"/>
+        </w:rPr>
+        <w:t>REV 3:15</w:t>
+      </w:r>
+      <w:r>
+        <w:rPr>
+          <w:lang w:val="fr_FR" w:bidi="fr_FR"/>
+        </w:rPr>
+        <w:t xml:space="preserve"> · </w:t>
+      </w:r>
+      <w:r>
+        <w:rPr>
+          <w:lang w:val="fr_FR" w:bidi="fr_FR"/>
+        </w:rPr>
+        <w:t>REV 3:15</w:t>
+      </w:r>
+      <w:r>
+        <w:rPr>
+          <w:lang w:val="fr_FR" w:bidi="fr_FR"/>
+        </w:rPr>
+        <w:t xml:space="preserve"> · </w:t>
+      </w:r>
+      <w:r>
+        <w:rPr>
+          <w:lang w:val="fr_FR" w:bidi="fr_FR"/>
+        </w:rPr>
+        <w:t>REV 3:16</w:t>
+      </w:r>
       <w:r>
         <w:rPr>
           <w:lang w:val="fr_FR" w:bidi="fr_FR"/>
@@ -12701,18 +11255,12 @@
           <w:lang w:val="fr_FR" w:bidi="fr_FR"/>
         </w:rPr>
       </w:r>
-      <w:hyperlink r:id="rId218">
-        <w:r>
-          <w:rPr>
-            <w:lang w:val="fr_FR" w:bidi="fr_FR"/>
-          </w:rPr>
-          <w:rPr>
-            <w:color w:val="0000EE"/>
-            <w:u w:val="single"/>
-          </w:rPr>
-          <w:t>MAT 24:12</w:t>
-        </w:r>
-      </w:hyperlink>
+      <w:r>
+        <w:rPr>
+          <w:lang w:val="fr_FR" w:bidi="fr_FR"/>
+        </w:rPr>
+        <w:t>MAT 24:12</w:t>
+      </w:r>
       <w:r>
         <w:rPr>
           <w:lang w:val="fr_FR" w:bidi="fr_FR"/>
@@ -12894,18 +11442,12 @@
           <w:lang w:val="fr_FR" w:bidi="fr_FR"/>
         </w:rPr>
       </w:r>
-      <w:hyperlink r:id="rId219">
-        <w:r>
-          <w:rPr>
-            <w:lang w:val="fr_FR" w:bidi="fr_FR"/>
-          </w:rPr>
-          <w:rPr>
-            <w:color w:val="0000EE"/>
-            <w:u w:val="single"/>
-          </w:rPr>
-          <w:t>ROM 12:20</w:t>
-        </w:r>
-      </w:hyperlink>
+      <w:r>
+        <w:rPr>
+          <w:lang w:val="fr_FR" w:bidi="fr_FR"/>
+        </w:rPr>
+        <w:t>ROM 12:20</w:t>
+      </w:r>
     </w:p>
     <w:p>
       <w:pPr/>
@@ -12982,7 +11524,7 @@
         </w:rPr>
         <w:t xml:space="preserve">[a] "nourrir, donner à manger", </w:t>
       </w:r>
-      <w:hyperlink r:id="rId220">
+      <w:hyperlink r:id="rId32">
         <w:r>
           <w:rPr>
             <w:lang w:val="fr_FR" w:bidi="fr_FR"/>
@@ -13008,18 +11550,12 @@
           <w:lang w:val="fr_FR" w:bidi="fr_FR"/>
         </w:rPr>
       </w:r>
-      <w:hyperlink r:id="rId221">
-        <w:r>
-          <w:rPr>
-            <w:lang w:val="fr_FR" w:bidi="fr_FR"/>
-          </w:rPr>
-          <w:rPr>
-            <w:color w:val="0000EE"/>
-            <w:u w:val="single"/>
-          </w:rPr>
-          <w:t>1CO 13:3</w:t>
-        </w:r>
-      </w:hyperlink>
+      <w:r>
+        <w:rPr>
+          <w:lang w:val="fr_FR" w:bidi="fr_FR"/>
+        </w:rPr>
+        <w:t>1CO 13:3</w:t>
+      </w:r>
       <w:r>
         <w:rPr>
           <w:lang w:val="fr_FR" w:bidi="fr_FR"/>
@@ -13229,18 +11765,12 @@
         </w:rPr>
         <w:t xml:space="preserve">Dans </w:t>
       </w:r>
-      <w:hyperlink r:id="rId222">
-        <w:r>
-          <w:rPr>
-            <w:lang w:val="fr_FR" w:bidi="fr_FR"/>
-          </w:rPr>
-          <w:rPr>
-            <w:color w:val="0000EE"/>
-            <w:u w:val="single"/>
-          </w:rPr>
-          <w:t>JHN 13:26</w:t>
-        </w:r>
-      </w:hyperlink>
+      <w:r>
+        <w:rPr>
+          <w:lang w:val="fr_FR" w:bidi="fr_FR"/>
+        </w:rPr>
+        <w:t>JHN 13:26</w:t>
+      </w:r>
       <w:r>
         <w:rPr>
           <w:lang w:val="fr_FR" w:bidi="fr_FR"/>
@@ -13255,72 +11785,48 @@
           <w:lang w:val="fr_FR" w:bidi="fr_FR"/>
         </w:rPr>
       </w:r>
-      <w:hyperlink r:id="rId222">
-        <w:r>
-          <w:rPr>
-            <w:lang w:val="fr_FR" w:bidi="fr_FR"/>
-          </w:rPr>
-          <w:rPr>
-            <w:color w:val="0000EE"/>
-            <w:u w:val="single"/>
-          </w:rPr>
-          <w:t>JHN 13:26</w:t>
-        </w:r>
-      </w:hyperlink>
-      <w:r>
-        <w:rPr>
-          <w:lang w:val="fr_FR" w:bidi="fr_FR"/>
-        </w:rPr>
-        <w:t xml:space="preserve"> · </w:t>
-      </w:r>
-      <w:hyperlink r:id="rId222">
-        <w:r>
-          <w:rPr>
-            <w:lang w:val="fr_FR" w:bidi="fr_FR"/>
-          </w:rPr>
-          <w:rPr>
-            <w:color w:val="0000EE"/>
-            <w:u w:val="single"/>
-          </w:rPr>
-          <w:t>JHN 13:26</w:t>
-        </w:r>
-      </w:hyperlink>
-      <w:r>
-        <w:rPr>
-          <w:lang w:val="fr_FR" w:bidi="fr_FR"/>
-        </w:rPr>
-        <w:t xml:space="preserve"> · </w:t>
-      </w:r>
-      <w:hyperlink r:id="rId223">
-        <w:r>
-          <w:rPr>
-            <w:lang w:val="fr_FR" w:bidi="fr_FR"/>
-          </w:rPr>
-          <w:rPr>
-            <w:color w:val="0000EE"/>
-            <w:u w:val="single"/>
-          </w:rPr>
-          <w:t>JHN 13:27</w:t>
-        </w:r>
-      </w:hyperlink>
-      <w:r>
-        <w:rPr>
-          <w:lang w:val="fr_FR" w:bidi="fr_FR"/>
-        </w:rPr>
-        <w:t xml:space="preserve"> · </w:t>
-      </w:r>
-      <w:hyperlink r:id="rId224">
-        <w:r>
-          <w:rPr>
-            <w:lang w:val="fr_FR" w:bidi="fr_FR"/>
-          </w:rPr>
-          <w:rPr>
-            <w:color w:val="0000EE"/>
-            <w:u w:val="single"/>
-          </w:rPr>
-          <w:t>JHN 13:30</w:t>
-        </w:r>
-      </w:hyperlink>
+      <w:r>
+        <w:rPr>
+          <w:lang w:val="fr_FR" w:bidi="fr_FR"/>
+        </w:rPr>
+        <w:t>JHN 13:26</w:t>
+      </w:r>
+      <w:r>
+        <w:rPr>
+          <w:lang w:val="fr_FR" w:bidi="fr_FR"/>
+        </w:rPr>
+        <w:t xml:space="preserve"> · </w:t>
+      </w:r>
+      <w:r>
+        <w:rPr>
+          <w:lang w:val="fr_FR" w:bidi="fr_FR"/>
+        </w:rPr>
+        <w:t>JHN 13:26</w:t>
+      </w:r>
+      <w:r>
+        <w:rPr>
+          <w:lang w:val="fr_FR" w:bidi="fr_FR"/>
+        </w:rPr>
+        <w:t xml:space="preserve"> · </w:t>
+      </w:r>
+      <w:r>
+        <w:rPr>
+          <w:lang w:val="fr_FR" w:bidi="fr_FR"/>
+        </w:rPr>
+        <w:t>JHN 13:27</w:t>
+      </w:r>
+      <w:r>
+        <w:rPr>
+          <w:lang w:val="fr_FR" w:bidi="fr_FR"/>
+        </w:rPr>
+        <w:t xml:space="preserve"> · </w:t>
+      </w:r>
+      <w:r>
+        <w:rPr>
+          <w:lang w:val="fr_FR" w:bidi="fr_FR"/>
+        </w:rPr>
+        <w:t>JHN 13:30</w:t>
+      </w:r>
       <w:r>
         <w:rPr>
           <w:lang w:val="fr_FR" w:bidi="fr_FR"/>
@@ -13610,18 +12116,12 @@
           <w:lang w:val="fr_FR" w:bidi="fr_FR"/>
         </w:rPr>
       </w:r>
-      <w:hyperlink r:id="rId225">
-        <w:r>
-          <w:rPr>
-            <w:lang w:val="fr_FR" w:bidi="fr_FR"/>
-          </w:rPr>
-          <w:rPr>
-            <w:color w:val="0000EE"/>
-            <w:u w:val="single"/>
-          </w:rPr>
-          <w:t>LUK 6:1</w:t>
-        </w:r>
-      </w:hyperlink>
+      <w:r>
+        <w:rPr>
+          <w:lang w:val="fr_FR" w:bidi="fr_FR"/>
+        </w:rPr>
+        <w:t>LUK 6:1</w:t>
+      </w:r>
       <w:r>
         <w:rPr>
           <w:lang w:val="fr_FR" w:bidi="fr_FR"/>
